--- a/01-电源电路/02-开关电源/Buck降压/同步整流Buck电路/同步整流Buck电路.docx
+++ b/01-电源电路/02-开关电源/Buck降压/同步整流Buck电路/同步整流Buck电路.docx
@@ -3878,6 +3878,20 @@
     </w:p>
     <w:bookmarkEnd w:id="26"/>
     <w:bookmarkEnd w:id="27"/>
+    <w:p>
+      <w:pPr>
+        <w:spacing w:before="360"/>
+        <w:jc w:val="center"/>
+      </w:pPr>
+      <w:r>
+        <w:rPr>
+          <w:rFonts w:ascii="Times New Roman" w:hAnsi="Times New Roman"/>
+          <w:color w:val="555555"/>
+          <w:sz w:val="21"/>
+        </w:rPr>
+        <w:t>材料收集者：杜文杰</w:t>
+      </w:r>
+    </w:p>
     <w:sectPr>
       <w:headerReference r:id="rId9" w:type="default"/>
       <w:footerReference r:id="rId10" w:type="default"/>

--- a/01-电源电路/02-开关电源/Buck降压/同步整流Buck电路/同步整流Buck电路.docx
+++ b/01-电源电路/02-开关电源/Buck降压/同步整流Buck电路/同步整流Buck电路.docx
@@ -1,6 +1,6 @@
 
 <file path=word/document.xml><?xml version="1.0" encoding="utf-8"?>
-<w:document xmlns:w="http://schemas.openxmlformats.org/wordprocessingml/2006/main" xmlns:m="http://schemas.openxmlformats.org/officeDocument/2006/math" xmlns:r="http://schemas.openxmlformats.org/officeDocument/2006/relationships" xmlns:o="urn:schemas-microsoft-com:office:office" xmlns:v="urn:schemas-microsoft-com:vml" xmlns:w10="urn:schemas-microsoft-com:office:word" xmlns:a="http://schemas.openxmlformats.org/drawingml/2006/main" xmlns:pic="http://schemas.openxmlformats.org/drawingml/2006/picture" xmlns:wp="http://schemas.openxmlformats.org/drawingml/2006/wordprocessingDrawing">
+<w:document xmlns:m="http://schemas.openxmlformats.org/officeDocument/2006/math" xmlns:r="http://schemas.openxmlformats.org/officeDocument/2006/relationships" xmlns:w="http://schemas.openxmlformats.org/wordprocessingml/2006/main" xmlns:o="urn:schemas-microsoft-com:office:office" xmlns:v="urn:schemas-microsoft-com:vml" xmlns:w10="urn:schemas-microsoft-com:office:word" xmlns:a="http://schemas.openxmlformats.org/drawingml/2006/main" xmlns:pic="http://schemas.openxmlformats.org/drawingml/2006/picture" xmlns:wp="http://schemas.openxmlformats.org/drawingml/2006/wordprocessingDrawing">
   <w:body>
     <w:bookmarkStart w:id="27" w:name="同步整流-buck-电路"/>
     <w:p>
@@ -9,16 +9,19 @@
       </w:pPr>
       <w:r>
         <w:rPr>
-          <w:rFonts w:hint="eastAsia"/>
+          <w:rFonts w:hint="eastAsia" w:eastAsia="黑体"/>
         </w:rPr>
         <w:t xml:space="preserve">同步整流</w:t>
       </w:r>
       <w:r>
+        <w:rPr>
+          <w:rFonts w:eastAsia="黑体"/>
+        </w:rPr>
         <w:t xml:space="preserve"> Buck </w:t>
       </w:r>
       <w:r>
         <w:rPr>
-          <w:rFonts w:hint="eastAsia"/>
+          <w:rFonts w:hint="eastAsia" w:eastAsia="黑体"/>
         </w:rPr>
         <w:t xml:space="preserve">电路</w:t>
       </w:r>
@@ -30,7 +33,7 @@
       </w:pPr>
       <w:r>
         <w:rPr>
-          <w:rFonts w:hint="eastAsia"/>
+          <w:rFonts w:hint="eastAsia" w:eastAsia="黑体"/>
         </w:rPr>
         <w:t xml:space="preserve">拓扑描述</w:t>
       </w:r>
@@ -41,16 +44,19 @@
       </w:pPr>
       <w:r>
         <w:rPr>
-          <w:rFonts w:hint="eastAsia"/>
+          <w:rFonts w:hint="eastAsia" w:eastAsia="黑体"/>
         </w:rPr>
         <w:t xml:space="preserve">一种</w:t>
       </w:r>
       <w:r>
+        <w:rPr>
+          <w:rFonts w:eastAsia="黑体"/>
+        </w:rPr>
         <w:t xml:space="preserve"> </w:t>
       </w:r>
       <w:r>
         <w:rPr>
-          <w:rFonts w:hint="eastAsia"/>
+          <w:rFonts w:hint="eastAsia" w:eastAsia="黑体"/>
           <w:b/>
           <w:bCs/>
         </w:rPr>
@@ -58,16 +64,19 @@
       </w:r>
       <w:r>
         <w:rPr>
-          <w:rFonts w:hint="eastAsia"/>
+          <w:rFonts w:hint="eastAsia" w:eastAsia="黑体"/>
         </w:rPr>
         <w:t xml:space="preserve">，由</w:t>
       </w:r>
       <w:r>
+        <w:rPr>
+          <w:rFonts w:eastAsia="黑体"/>
+        </w:rPr>
         <w:t xml:space="preserve"> </w:t>
       </w:r>
       <w:r>
         <w:rPr>
-          <w:rFonts w:hint="eastAsia"/>
+          <w:rFonts w:hint="eastAsia" w:eastAsia="黑体"/>
           <w:b/>
           <w:bCs/>
         </w:rPr>
@@ -75,6 +84,7 @@
       </w:r>
       <w:r>
         <w:rPr>
+          <w:rFonts w:eastAsia="黑体"/>
           <w:b/>
           <w:bCs/>
         </w:rPr>
@@ -98,11 +108,14 @@
         </m:sSub>
       </m:oMath>
       <w:r>
+        <w:rPr>
+          <w:rFonts w:eastAsia="黑体"/>
+        </w:rPr>
         <w:t xml:space="preserve">、</w:t>
       </w:r>
       <w:r>
         <w:rPr>
-          <w:rFonts w:hint="eastAsia"/>
+          <w:rFonts w:hint="eastAsia" w:eastAsia="黑体"/>
           <w:b/>
           <w:bCs/>
         </w:rPr>
@@ -110,6 +123,7 @@
       </w:r>
       <w:r>
         <w:rPr>
+          <w:rFonts w:eastAsia="黑体"/>
           <w:b/>
           <w:bCs/>
         </w:rPr>
@@ -131,18 +145,21 @@
       </m:oMath>
       <w:r>
         <w:rPr>
-          <w:rFonts w:hint="eastAsia"/>
+          <w:rFonts w:hint="eastAsia" w:eastAsia="黑体"/>
           <w:b/>
           <w:bCs/>
         </w:rPr>
         <w:t xml:space="preserve">（MOSFET）</w:t>
       </w:r>
       <w:r>
+        <w:rPr>
+          <w:rFonts w:eastAsia="黑体"/>
+        </w:rPr>
         <w:t xml:space="preserve">、</w:t>
       </w:r>
       <w:r>
         <w:rPr>
-          <w:rFonts w:hint="eastAsia"/>
+          <w:rFonts w:hint="eastAsia" w:eastAsia="黑体"/>
           <w:b/>
           <w:bCs/>
         </w:rPr>
@@ -150,6 +167,7 @@
       </w:r>
       <w:r>
         <w:rPr>
+          <w:rFonts w:eastAsia="黑体"/>
           <w:b/>
           <w:bCs/>
         </w:rPr>
@@ -171,7 +189,7 @@
       </m:oMath>
       <w:r>
         <w:rPr>
-          <w:rFonts w:hint="eastAsia"/>
+          <w:rFonts w:hint="eastAsia" w:eastAsia="黑体"/>
           <w:b/>
           <w:bCs/>
         </w:rPr>
@@ -179,6 +197,7 @@
       </w:r>
       <w:r>
         <w:rPr>
+          <w:rFonts w:eastAsia="黑体"/>
           <w:b/>
           <w:bCs/>
         </w:rPr>
@@ -186,18 +205,21 @@
       </w:r>
       <w:r>
         <w:rPr>
-          <w:rFonts w:hint="eastAsia"/>
+          <w:rFonts w:hint="eastAsia" w:eastAsia="黑体"/>
           <w:b/>
           <w:bCs/>
         </w:rPr>
         <w:t xml:space="preserve">MOSFET，替代传统续流二极管）</w:t>
       </w:r>
       <w:r>
+        <w:rPr>
+          <w:rFonts w:eastAsia="黑体"/>
+        </w:rPr>
         <w:t xml:space="preserve">、</w:t>
       </w:r>
       <w:r>
         <w:rPr>
-          <w:rFonts w:hint="eastAsia"/>
+          <w:rFonts w:hint="eastAsia" w:eastAsia="黑体"/>
           <w:b/>
           <w:bCs/>
         </w:rPr>
@@ -205,6 +227,7 @@
       </w:r>
       <w:r>
         <w:rPr>
+          <w:rFonts w:eastAsia="黑体"/>
           <w:b/>
           <w:bCs/>
         </w:rPr>
@@ -216,20 +239,26 @@
         </m:r>
       </m:oMath>
       <w:r>
+        <w:rPr>
+          <w:rFonts w:eastAsia="黑体"/>
+        </w:rPr>
         <w:t xml:space="preserve"> </w:t>
       </w:r>
       <w:r>
         <w:rPr>
-          <w:rFonts w:hint="eastAsia"/>
+          <w:rFonts w:hint="eastAsia" w:eastAsia="黑体"/>
         </w:rPr>
         <w:t xml:space="preserve">与</w:t>
       </w:r>
       <w:r>
+        <w:rPr>
+          <w:rFonts w:eastAsia="黑体"/>
+        </w:rPr>
         <w:t xml:space="preserve"> </w:t>
       </w:r>
       <w:r>
         <w:rPr>
-          <w:rFonts w:hint="eastAsia"/>
+          <w:rFonts w:hint="eastAsia" w:eastAsia="黑体"/>
           <w:b/>
           <w:bCs/>
         </w:rPr>
@@ -237,6 +266,7 @@
       </w:r>
       <w:r>
         <w:rPr>
+          <w:rFonts w:eastAsia="黑体"/>
           <w:b/>
           <w:bCs/>
         </w:rPr>
@@ -263,26 +293,32 @@
         </m:sSub>
       </m:oMath>
       <w:r>
+        <w:rPr>
+          <w:rFonts w:eastAsia="黑体"/>
+        </w:rPr>
         <w:t xml:space="preserve"> </w:t>
       </w:r>
       <w:r>
         <w:rPr>
-          <w:rFonts w:hint="eastAsia"/>
+          <w:rFonts w:hint="eastAsia" w:eastAsia="黑体"/>
         </w:rPr>
         <w:t xml:space="preserve">组成。电路共有</w:t>
       </w:r>
       <w:r>
+        <w:rPr>
+          <w:rFonts w:eastAsia="黑体"/>
+        </w:rPr>
         <w:t xml:space="preserve"> 4 </w:t>
       </w:r>
       <w:r>
         <w:rPr>
-          <w:rFonts w:hint="eastAsia"/>
+          <w:rFonts w:hint="eastAsia" w:eastAsia="黑体"/>
         </w:rPr>
         <w:t xml:space="preserve">个关键节点：</w:t>
       </w:r>
       <w:r>
         <w:rPr>
-          <w:rFonts w:hint="eastAsia"/>
+          <w:rFonts w:hint="eastAsia" w:eastAsia="黑体"/>
           <w:b/>
           <w:bCs/>
         </w:rPr>
@@ -290,6 +326,7 @@
       </w:r>
       <w:r>
         <w:rPr>
+          <w:rFonts w:eastAsia="黑体"/>
           <w:b/>
           <w:bCs/>
         </w:rPr>
@@ -297,7 +334,7 @@
       </w:r>
       <w:r>
         <w:rPr>
-          <w:rFonts w:hint="eastAsia"/>
+          <w:rFonts w:hint="eastAsia" w:eastAsia="黑体"/>
           <w:b/>
           <w:bCs/>
         </w:rPr>
@@ -305,11 +342,14 @@
       </w:r>
       <w:r>
         <w:rPr>
-          <w:rFonts w:hint="eastAsia"/>
+          <w:rFonts w:hint="eastAsia" w:eastAsia="黑体"/>
         </w:rPr>
         <w:t xml:space="preserve">（输入电压</w:t>
       </w:r>
       <w:r>
+        <w:rPr>
+          <w:rFonts w:eastAsia="黑体"/>
+        </w:rPr>
         <w:t xml:space="preserve"> </w:t>
       </w:r>
       <m:oMath>
@@ -330,11 +370,14 @@
         </m:sSub>
       </m:oMath>
       <w:r>
+        <w:rPr>
+          <w:rFonts w:eastAsia="黑体"/>
+        </w:rPr>
         <w:t xml:space="preserve"> </w:t>
       </w:r>
       <w:r>
         <w:rPr>
-          <w:rFonts w:hint="eastAsia"/>
+          <w:rFonts w:hint="eastAsia" w:eastAsia="黑体"/>
         </w:rPr>
         <w:t xml:space="preserve">正端、</w:t>
       </w:r>
@@ -356,15 +399,21 @@
         </m:sSub>
       </m:oMath>
       <w:r>
+        <w:rPr>
+          <w:rFonts w:eastAsia="黑体"/>
+        </w:rPr>
         <w:t xml:space="preserve"> </w:t>
       </w:r>
       <w:r>
         <w:rPr>
-          <w:rFonts w:hint="eastAsia"/>
+          <w:rFonts w:hint="eastAsia" w:eastAsia="黑体"/>
         </w:rPr>
         <w:t xml:space="preserve">的一端与</w:t>
       </w:r>
       <w:r>
+        <w:rPr>
+          <w:rFonts w:eastAsia="黑体"/>
+        </w:rPr>
         <w:t xml:space="preserve"> </w:t>
       </w:r>
       <m:oMath>
@@ -382,26 +431,32 @@
         </m:sSub>
       </m:oMath>
       <w:r>
+        <w:rPr>
+          <w:rFonts w:eastAsia="黑体"/>
+        </w:rPr>
         <w:t xml:space="preserve"> </w:t>
       </w:r>
       <w:r>
         <w:rPr>
-          <w:rFonts w:hint="eastAsia"/>
+          <w:rFonts w:hint="eastAsia" w:eastAsia="黑体"/>
         </w:rPr>
         <w:t xml:space="preserve">的漏极</w:t>
       </w:r>
       <w:r>
+        <w:rPr>
+          <w:rFonts w:eastAsia="黑体"/>
+        </w:rPr>
         <w:t xml:space="preserve"> D </w:t>
       </w:r>
       <w:r>
         <w:rPr>
-          <w:rFonts w:hint="eastAsia"/>
+          <w:rFonts w:hint="eastAsia" w:eastAsia="黑体"/>
         </w:rPr>
         <w:t xml:space="preserve">相连）；</w:t>
       </w:r>
       <w:r>
         <w:rPr>
-          <w:rFonts w:hint="eastAsia"/>
+          <w:rFonts w:hint="eastAsia" w:eastAsia="黑体"/>
           <w:b/>
           <w:bCs/>
         </w:rPr>
@@ -409,6 +464,7 @@
       </w:r>
       <w:r>
         <w:rPr>
+          <w:rFonts w:eastAsia="黑体"/>
           <w:b/>
           <w:bCs/>
         </w:rPr>
@@ -416,7 +472,7 @@
       </w:r>
       <w:r>
         <w:rPr>
-          <w:rFonts w:hint="eastAsia"/>
+          <w:rFonts w:hint="eastAsia" w:eastAsia="黑体"/>
           <w:b/>
           <w:bCs/>
         </w:rPr>
@@ -424,7 +480,7 @@
       </w:r>
       <w:r>
         <w:rPr>
-          <w:rFonts w:hint="eastAsia"/>
+          <w:rFonts w:hint="eastAsia" w:eastAsia="黑体"/>
         </w:rPr>
         <w:t xml:space="preserve">（</w:t>
       </w:r>
@@ -443,15 +499,21 @@
         </m:sSub>
       </m:oMath>
       <w:r>
+        <w:rPr>
+          <w:rFonts w:eastAsia="黑体"/>
+        </w:rPr>
         <w:t xml:space="preserve"> </w:t>
       </w:r>
       <w:r>
         <w:rPr>
-          <w:rFonts w:hint="eastAsia"/>
+          <w:rFonts w:hint="eastAsia" w:eastAsia="黑体"/>
         </w:rPr>
         <w:t xml:space="preserve">的源极</w:t>
       </w:r>
       <w:r>
+        <w:rPr>
+          <w:rFonts w:eastAsia="黑体"/>
+        </w:rPr>
         <w:t xml:space="preserve"> S、</w:t>
       </w:r>
       <m:oMath>
@@ -469,24 +531,33 @@
         </m:sSub>
       </m:oMath>
       <w:r>
+        <w:rPr>
+          <w:rFonts w:eastAsia="黑体"/>
+        </w:rPr>
         <w:t xml:space="preserve"> </w:t>
       </w:r>
       <w:r>
         <w:rPr>
-          <w:rFonts w:hint="eastAsia"/>
+          <w:rFonts w:hint="eastAsia" w:eastAsia="黑体"/>
         </w:rPr>
         <w:t xml:space="preserve">的漏极</w:t>
       </w:r>
       <w:r>
+        <w:rPr>
+          <w:rFonts w:eastAsia="黑体"/>
+        </w:rPr>
         <w:t xml:space="preserve"> D </w:t>
       </w:r>
       <w:r>
         <w:rPr>
-          <w:rFonts w:hint="eastAsia"/>
+          <w:rFonts w:hint="eastAsia" w:eastAsia="黑体"/>
         </w:rPr>
         <w:t xml:space="preserve">与</w:t>
       </w:r>
       <w:r>
+        <w:rPr>
+          <w:rFonts w:eastAsia="黑体"/>
+        </w:rPr>
         <w:t xml:space="preserve"> </w:t>
       </w:r>
       <m:oMath>
@@ -495,17 +566,20 @@
         </m:r>
       </m:oMath>
       <w:r>
+        <w:rPr>
+          <w:rFonts w:eastAsia="黑体"/>
+        </w:rPr>
         <w:t xml:space="preserve"> </w:t>
       </w:r>
       <w:r>
         <w:rPr>
-          <w:rFonts w:hint="eastAsia"/>
+          <w:rFonts w:hint="eastAsia" w:eastAsia="黑体"/>
         </w:rPr>
         <w:t xml:space="preserve">的一端相连）；</w:t>
       </w:r>
       <w:r>
         <w:rPr>
-          <w:rFonts w:hint="eastAsia"/>
+          <w:rFonts w:hint="eastAsia" w:eastAsia="黑体"/>
           <w:b/>
           <w:bCs/>
         </w:rPr>
@@ -513,6 +587,7 @@
       </w:r>
       <w:r>
         <w:rPr>
+          <w:rFonts w:eastAsia="黑体"/>
           <w:b/>
           <w:bCs/>
         </w:rPr>
@@ -520,7 +595,7 @@
       </w:r>
       <w:r>
         <w:rPr>
-          <w:rFonts w:hint="eastAsia"/>
+          <w:rFonts w:hint="eastAsia" w:eastAsia="黑体"/>
           <w:b/>
           <w:bCs/>
         </w:rPr>
@@ -528,7 +603,7 @@
       </w:r>
       <w:r>
         <w:rPr>
-          <w:rFonts w:hint="eastAsia"/>
+          <w:rFonts w:hint="eastAsia" w:eastAsia="黑体"/>
         </w:rPr>
         <w:t xml:space="preserve">（</w:t>
       </w:r>
@@ -538,11 +613,14 @@
         </m:r>
       </m:oMath>
       <w:r>
+        <w:rPr>
+          <w:rFonts w:eastAsia="黑体"/>
+        </w:rPr>
         <w:t xml:space="preserve"> </w:t>
       </w:r>
       <w:r>
         <w:rPr>
-          <w:rFonts w:hint="eastAsia"/>
+          <w:rFonts w:hint="eastAsia" w:eastAsia="黑体"/>
         </w:rPr>
         <w:t xml:space="preserve">的另一端、</w:t>
       </w:r>
@@ -567,15 +645,21 @@
         </m:sSub>
       </m:oMath>
       <w:r>
+        <w:rPr>
+          <w:rFonts w:eastAsia="黑体"/>
+        </w:rPr>
         <w:t xml:space="preserve"> </w:t>
       </w:r>
       <w:r>
         <w:rPr>
-          <w:rFonts w:hint="eastAsia"/>
+          <w:rFonts w:hint="eastAsia" w:eastAsia="黑体"/>
         </w:rPr>
         <w:t xml:space="preserve">的一端与输出</w:t>
       </w:r>
       <w:r>
+        <w:rPr>
+          <w:rFonts w:eastAsia="黑体"/>
+        </w:rPr>
         <w:t xml:space="preserve"> </w:t>
       </w:r>
       <m:oMath>
@@ -599,17 +683,20 @@
         </m:sSub>
       </m:oMath>
       <w:r>
+        <w:rPr>
+          <w:rFonts w:eastAsia="黑体"/>
+        </w:rPr>
         <w:t xml:space="preserve"> </w:t>
       </w:r>
       <w:r>
         <w:rPr>
-          <w:rFonts w:hint="eastAsia"/>
+          <w:rFonts w:hint="eastAsia" w:eastAsia="黑体"/>
         </w:rPr>
         <w:t xml:space="preserve">正端相连）；</w:t>
       </w:r>
       <w:r>
         <w:rPr>
-          <w:rFonts w:hint="eastAsia"/>
+          <w:rFonts w:hint="eastAsia" w:eastAsia="黑体"/>
           <w:b/>
           <w:bCs/>
         </w:rPr>
@@ -617,6 +704,7 @@
       </w:r>
       <w:r>
         <w:rPr>
+          <w:rFonts w:eastAsia="黑体"/>
           <w:b/>
           <w:bCs/>
         </w:rPr>
@@ -624,7 +712,7 @@
       </w:r>
       <w:r>
         <w:rPr>
-          <w:rFonts w:hint="eastAsia"/>
+          <w:rFonts w:hint="eastAsia" w:eastAsia="黑体"/>
           <w:b/>
           <w:bCs/>
         </w:rPr>
@@ -632,6 +720,7 @@
       </w:r>
       <w:r>
         <w:rPr>
+          <w:rFonts w:eastAsia="黑体"/>
           <w:b/>
           <w:bCs/>
         </w:rPr>
@@ -639,7 +728,7 @@
       </w:r>
       <w:r>
         <w:rPr>
-          <w:rFonts w:hint="eastAsia"/>
+          <w:rFonts w:hint="eastAsia" w:eastAsia="黑体"/>
         </w:rPr>
         <w:t xml:space="preserve">（</w:t>
       </w:r>
@@ -661,11 +750,14 @@
         </m:sSub>
       </m:oMath>
       <w:r>
+        <w:rPr>
+          <w:rFonts w:eastAsia="黑体"/>
+        </w:rPr>
         <w:t xml:space="preserve"> </w:t>
       </w:r>
       <w:r>
         <w:rPr>
-          <w:rFonts w:hint="eastAsia"/>
+          <w:rFonts w:hint="eastAsia" w:eastAsia="黑体"/>
         </w:rPr>
         <w:t xml:space="preserve">负端、</w:t>
       </w:r>
@@ -687,11 +779,14 @@
         </m:sSub>
       </m:oMath>
       <w:r>
+        <w:rPr>
+          <w:rFonts w:eastAsia="黑体"/>
+        </w:rPr>
         <w:t xml:space="preserve"> </w:t>
       </w:r>
       <w:r>
         <w:rPr>
-          <w:rFonts w:hint="eastAsia"/>
+          <w:rFonts w:hint="eastAsia" w:eastAsia="黑体"/>
         </w:rPr>
         <w:t xml:space="preserve">的另一端、</w:t>
       </w:r>
@@ -710,24 +805,33 @@
         </m:sSub>
       </m:oMath>
       <w:r>
+        <w:rPr>
+          <w:rFonts w:eastAsia="黑体"/>
+        </w:rPr>
         <w:t xml:space="preserve"> </w:t>
       </w:r>
       <w:r>
         <w:rPr>
-          <w:rFonts w:hint="eastAsia"/>
+          <w:rFonts w:hint="eastAsia" w:eastAsia="黑体"/>
         </w:rPr>
         <w:t xml:space="preserve">的源极</w:t>
       </w:r>
       <w:r>
+        <w:rPr>
+          <w:rFonts w:eastAsia="黑体"/>
+        </w:rPr>
         <w:t xml:space="preserve"> S </w:t>
       </w:r>
       <w:r>
         <w:rPr>
-          <w:rFonts w:hint="eastAsia"/>
+          <w:rFonts w:hint="eastAsia" w:eastAsia="黑体"/>
         </w:rPr>
         <w:t xml:space="preserve">与</w:t>
       </w:r>
       <w:r>
+        <w:rPr>
+          <w:rFonts w:eastAsia="黑体"/>
+        </w:rPr>
         <w:t xml:space="preserve"> </w:t>
       </w:r>
       <m:oMath>
@@ -751,11 +855,14 @@
         </m:sSub>
       </m:oMath>
       <w:r>
+        <w:rPr>
+          <w:rFonts w:eastAsia="黑体"/>
+        </w:rPr>
         <w:t xml:space="preserve"> </w:t>
       </w:r>
       <w:r>
         <w:rPr>
-          <w:rFonts w:hint="eastAsia"/>
+          <w:rFonts w:hint="eastAsia" w:eastAsia="黑体"/>
         </w:rPr>
         <w:t xml:space="preserve">的另一端相连）。</w:t>
       </w:r>
@@ -764,7 +871,7 @@
       <w:pPr/>
       <w:r>
         <w:rPr>
-          <w:rFonts w:hint="eastAsia"/>
+          <w:rFonts w:hint="eastAsia" w:eastAsia="黑体"/>
         </w:rPr>
         <w:t xml:space="preserve">各元件管脚连接：</w:t>
       </w:r>
@@ -783,38 +890,50 @@
         </m:sSub>
       </m:oMath>
       <w:r>
+        <w:rPr>
+          <w:rFonts w:eastAsia="黑体"/>
+        </w:rPr>
         <w:t xml:space="preserve"> </w:t>
       </w:r>
       <w:r>
         <w:rPr>
-          <w:rFonts w:hint="eastAsia"/>
+          <w:rFonts w:hint="eastAsia" w:eastAsia="黑体"/>
         </w:rPr>
         <w:t xml:space="preserve">的栅极</w:t>
       </w:r>
       <w:r>
+        <w:rPr>
+          <w:rFonts w:eastAsia="黑体"/>
+        </w:rPr>
         <w:t xml:space="preserve"> G </w:t>
       </w:r>
       <w:r>
         <w:rPr>
-          <w:rFonts w:hint="eastAsia"/>
+          <w:rFonts w:hint="eastAsia" w:eastAsia="黑体"/>
         </w:rPr>
         <w:t xml:space="preserve">接驱动信号、漏极</w:t>
       </w:r>
       <w:r>
+        <w:rPr>
+          <w:rFonts w:eastAsia="黑体"/>
+        </w:rPr>
         <w:t xml:space="preserve"> D </w:t>
       </w:r>
       <w:r>
         <w:rPr>
-          <w:rFonts w:hint="eastAsia"/>
+          <w:rFonts w:hint="eastAsia" w:eastAsia="黑体"/>
         </w:rPr>
         <w:t xml:space="preserve">接节点①、源极</w:t>
       </w:r>
       <w:r>
+        <w:rPr>
+          <w:rFonts w:eastAsia="黑体"/>
+        </w:rPr>
         <w:t xml:space="preserve"> S </w:t>
       </w:r>
       <w:r>
         <w:rPr>
-          <w:rFonts w:hint="eastAsia"/>
+          <w:rFonts w:hint="eastAsia" w:eastAsia="黑体"/>
         </w:rPr>
         <w:t xml:space="preserve">接节点②；</w:t>
       </w:r>
@@ -833,38 +952,50 @@
         </m:sSub>
       </m:oMath>
       <w:r>
+        <w:rPr>
+          <w:rFonts w:eastAsia="黑体"/>
+        </w:rPr>
         <w:t xml:space="preserve"> </w:t>
       </w:r>
       <w:r>
         <w:rPr>
-          <w:rFonts w:hint="eastAsia"/>
+          <w:rFonts w:hint="eastAsia" w:eastAsia="黑体"/>
         </w:rPr>
         <w:t xml:space="preserve">的栅极</w:t>
       </w:r>
       <w:r>
+        <w:rPr>
+          <w:rFonts w:eastAsia="黑体"/>
+        </w:rPr>
         <w:t xml:space="preserve"> G </w:t>
       </w:r>
       <w:r>
         <w:rPr>
-          <w:rFonts w:hint="eastAsia"/>
+          <w:rFonts w:hint="eastAsia" w:eastAsia="黑体"/>
         </w:rPr>
         <w:t xml:space="preserve">接互补驱动信号、漏极</w:t>
       </w:r>
       <w:r>
+        <w:rPr>
+          <w:rFonts w:eastAsia="黑体"/>
+        </w:rPr>
         <w:t xml:space="preserve"> D </w:t>
       </w:r>
       <w:r>
         <w:rPr>
-          <w:rFonts w:hint="eastAsia"/>
+          <w:rFonts w:hint="eastAsia" w:eastAsia="黑体"/>
         </w:rPr>
         <w:t xml:space="preserve">接节点②、源极</w:t>
       </w:r>
       <w:r>
+        <w:rPr>
+          <w:rFonts w:eastAsia="黑体"/>
+        </w:rPr>
         <w:t xml:space="preserve"> S </w:t>
       </w:r>
       <w:r>
         <w:rPr>
-          <w:rFonts w:hint="eastAsia"/>
+          <w:rFonts w:hint="eastAsia" w:eastAsia="黑体"/>
         </w:rPr>
         <w:t xml:space="preserve">接节点④；</w:t>
       </w:r>
@@ -874,11 +1005,14 @@
         </m:r>
       </m:oMath>
       <w:r>
+        <w:rPr>
+          <w:rFonts w:eastAsia="黑体"/>
+        </w:rPr>
         <w:t xml:space="preserve"> </w:t>
       </w:r>
       <w:r>
         <w:rPr>
-          <w:rFonts w:hint="eastAsia"/>
+          <w:rFonts w:hint="eastAsia" w:eastAsia="黑体"/>
         </w:rPr>
         <w:t xml:space="preserve">一端接节点②、另一端接节点③；</w:t>
       </w:r>
@@ -900,11 +1034,14 @@
         </m:sSub>
       </m:oMath>
       <w:r>
+        <w:rPr>
+          <w:rFonts w:eastAsia="黑体"/>
+        </w:rPr>
         <w:t xml:space="preserve"> </w:t>
       </w:r>
       <w:r>
         <w:rPr>
-          <w:rFonts w:hint="eastAsia"/>
+          <w:rFonts w:hint="eastAsia" w:eastAsia="黑体"/>
         </w:rPr>
         <w:t xml:space="preserve">一端接节点①、另一端接节点④；</w:t>
       </w:r>
@@ -929,11 +1066,14 @@
         </m:sSub>
       </m:oMath>
       <w:r>
+        <w:rPr>
+          <w:rFonts w:eastAsia="黑体"/>
+        </w:rPr>
         <w:t xml:space="preserve"> </w:t>
       </w:r>
       <w:r>
         <w:rPr>
-          <w:rFonts w:hint="eastAsia"/>
+          <w:rFonts w:hint="eastAsia" w:eastAsia="黑体"/>
         </w:rPr>
         <w:t xml:space="preserve">一端接节点③、另一端接节点④。</w:t>
       </w:r>
@@ -942,11 +1082,14 @@
       <w:pPr/>
       <w:r>
         <w:rPr>
-          <w:rFonts w:hint="eastAsia"/>
+          <w:rFonts w:hint="eastAsia" w:eastAsia="黑体"/>
         </w:rPr>
         <w:t xml:space="preserve">由此构成”上管</w:t>
       </w:r>
       <w:r>
+        <w:rPr>
+          <w:rFonts w:eastAsia="黑体"/>
+        </w:rPr>
         <w:t xml:space="preserve"> </w:t>
       </w:r>
       <m:oMath>
@@ -964,15 +1107,21 @@
         </m:sSub>
       </m:oMath>
       <w:r>
+        <w:rPr>
+          <w:rFonts w:eastAsia="黑体"/>
+        </w:rPr>
         <w:t xml:space="preserve"> </w:t>
       </w:r>
       <w:r>
         <w:rPr>
-          <w:rFonts w:hint="eastAsia"/>
+          <w:rFonts w:hint="eastAsia" w:eastAsia="黑体"/>
         </w:rPr>
         <w:t xml:space="preserve">与下管</w:t>
       </w:r>
       <w:r>
+        <w:rPr>
+          <w:rFonts w:eastAsia="黑体"/>
+        </w:rPr>
         <w:t xml:space="preserve"> </w:t>
       </w:r>
       <m:oMath>
@@ -990,15 +1139,21 @@
         </m:sSub>
       </m:oMath>
       <w:r>
+        <w:rPr>
+          <w:rFonts w:eastAsia="黑体"/>
+        </w:rPr>
         <w:t xml:space="preserve"> </w:t>
       </w:r>
       <w:r>
         <w:rPr>
-          <w:rFonts w:hint="eastAsia"/>
+          <w:rFonts w:hint="eastAsia" w:eastAsia="黑体"/>
         </w:rPr>
         <w:t xml:space="preserve">互补导通、电感</w:t>
       </w:r>
       <w:r>
+        <w:rPr>
+          <w:rFonts w:eastAsia="黑体"/>
+        </w:rPr>
         <w:t xml:space="preserve"> </w:t>
       </w:r>
       <m:oMath>
@@ -1007,15 +1162,21 @@
         </m:r>
       </m:oMath>
       <w:r>
+        <w:rPr>
+          <w:rFonts w:eastAsia="黑体"/>
+        </w:rPr>
         <w:t xml:space="preserve"> </w:t>
       </w:r>
       <w:r>
         <w:rPr>
-          <w:rFonts w:hint="eastAsia"/>
+          <w:rFonts w:hint="eastAsia" w:eastAsia="黑体"/>
         </w:rPr>
         <w:t xml:space="preserve">串接在开关节点与输出之间、输出电容</w:t>
       </w:r>
       <w:r>
+        <w:rPr>
+          <w:rFonts w:eastAsia="黑体"/>
+        </w:rPr>
         <w:t xml:space="preserve"> </w:t>
       </w:r>
       <m:oMath>
@@ -1039,24 +1200,33 @@
         </m:sSub>
       </m:oMath>
       <w:r>
+        <w:rPr>
+          <w:rFonts w:eastAsia="黑体"/>
+        </w:rPr>
         <w:t xml:space="preserve"> </w:t>
       </w:r>
       <w:r>
         <w:rPr>
-          <w:rFonts w:hint="eastAsia"/>
+          <w:rFonts w:hint="eastAsia" w:eastAsia="黑体"/>
         </w:rPr>
         <w:t xml:space="preserve">跨接输出与地”的同步整流</w:t>
       </w:r>
       <w:r>
+        <w:rPr>
+          <w:rFonts w:eastAsia="黑体"/>
+        </w:rPr>
         <w:t xml:space="preserve"> Buck </w:t>
       </w:r>
       <w:r>
         <w:rPr>
-          <w:rFonts w:hint="eastAsia"/>
+          <w:rFonts w:hint="eastAsia" w:eastAsia="黑体"/>
         </w:rPr>
         <w:t xml:space="preserve">降压组态，把较高输入</w:t>
       </w:r>
       <w:r>
+        <w:rPr>
+          <w:rFonts w:eastAsia="黑体"/>
+        </w:rPr>
         <w:t xml:space="preserve"> </w:t>
       </w:r>
       <m:oMath>
@@ -1077,15 +1247,21 @@
         </m:sSub>
       </m:oMath>
       <w:r>
+        <w:rPr>
+          <w:rFonts w:eastAsia="黑体"/>
+        </w:rPr>
         <w:t xml:space="preserve"> </w:t>
       </w:r>
       <w:r>
         <w:rPr>
-          <w:rFonts w:hint="eastAsia"/>
+          <w:rFonts w:hint="eastAsia" w:eastAsia="黑体"/>
         </w:rPr>
         <w:t xml:space="preserve">降为较低输出</w:t>
       </w:r>
       <w:r>
+        <w:rPr>
+          <w:rFonts w:eastAsia="黑体"/>
+        </w:rPr>
         <w:t xml:space="preserve"> </w:t>
       </w:r>
       <m:oMath>
@@ -1137,7 +1313,7 @@
       </m:oMath>
       <w:r>
         <w:rPr>
-          <w:rFonts w:hint="eastAsia"/>
+          <w:rFonts w:hint="eastAsia" w:eastAsia="黑体"/>
         </w:rPr>
         <w:t xml:space="preserve">，</w:t>
       </w:r>
@@ -1156,20 +1332,26 @@
         </m:sSub>
       </m:oMath>
       <w:r>
+        <w:rPr>
+          <w:rFonts w:eastAsia="黑体"/>
+        </w:rPr>
         <w:t xml:space="preserve"> </w:t>
       </w:r>
       <w:r>
         <w:rPr>
-          <w:rFonts w:hint="eastAsia"/>
+          <w:rFonts w:hint="eastAsia" w:eastAsia="黑体"/>
         </w:rPr>
         <w:t xml:space="preserve">用低导通电阻</w:t>
       </w:r>
       <w:r>
+        <w:rPr>
+          <w:rFonts w:eastAsia="黑体"/>
+        </w:rPr>
         <w:t xml:space="preserve"> MOSFET </w:t>
       </w:r>
       <w:r>
         <w:rPr>
-          <w:rFonts w:hint="eastAsia"/>
+          <w:rFonts w:hint="eastAsia" w:eastAsia="黑体"/>
         </w:rPr>
         <w:t xml:space="preserve">而非常通二极管续流，以降低导通压降、提高效率。</w:t>
       </w:r>
@@ -1182,7 +1364,7 @@
       </w:pPr>
       <w:r>
         <w:rPr>
-          <w:rFonts w:hint="eastAsia"/>
+          <w:rFonts w:hint="eastAsia" w:eastAsia="黑体"/>
         </w:rPr>
         <w:t xml:space="preserve">工作原理</w:t>
       </w:r>
@@ -1193,7 +1375,7 @@
       </w:pPr>
       <w:r>
         <w:rPr>
-          <w:rFonts w:hint="eastAsia"/>
+          <w:rFonts w:hint="eastAsia" w:eastAsia="黑体"/>
         </w:rPr>
         <w:t xml:space="preserve">一个开关周期内：</w:t>
       </w:r>
@@ -1212,11 +1394,14 @@
         </m:sSub>
       </m:oMath>
       <w:r>
+        <w:rPr>
+          <w:rFonts w:eastAsia="黑体"/>
+        </w:rPr>
         <w:t xml:space="preserve"> </w:t>
       </w:r>
       <w:r>
         <w:rPr>
-          <w:rFonts w:hint="eastAsia"/>
+          <w:rFonts w:hint="eastAsia" w:eastAsia="黑体"/>
         </w:rPr>
         <w:t xml:space="preserve">导通、</w:t>
       </w:r>
@@ -1235,11 +1420,14 @@
         </m:sSub>
       </m:oMath>
       <w:r>
+        <w:rPr>
+          <w:rFonts w:eastAsia="黑体"/>
+        </w:rPr>
         <w:t xml:space="preserve"> </w:t>
       </w:r>
       <w:r>
         <w:rPr>
-          <w:rFonts w:hint="eastAsia"/>
+          <w:rFonts w:hint="eastAsia" w:eastAsia="黑体"/>
         </w:rPr>
         <w:t xml:space="preserve">关断时，</w:t>
       </w:r>
@@ -1261,15 +1449,21 @@
         </m:sSub>
       </m:oMath>
       <w:r>
+        <w:rPr>
+          <w:rFonts w:eastAsia="黑体"/>
+        </w:rPr>
         <w:t xml:space="preserve"> </w:t>
       </w:r>
       <w:r>
         <w:rPr>
-          <w:rFonts w:hint="eastAsia"/>
+          <w:rFonts w:hint="eastAsia" w:eastAsia="黑体"/>
         </w:rPr>
         <w:t xml:space="preserve">通过</w:t>
       </w:r>
       <w:r>
+        <w:rPr>
+          <w:rFonts w:eastAsia="黑体"/>
+        </w:rPr>
         <w:t xml:space="preserve"> </w:t>
       </w:r>
       <m:oMath>
@@ -1278,15 +1472,21 @@
         </m:r>
       </m:oMath>
       <w:r>
+        <w:rPr>
+          <w:rFonts w:eastAsia="黑体"/>
+        </w:rPr>
         <w:t xml:space="preserve"> </w:t>
       </w:r>
       <w:r>
         <w:rPr>
-          <w:rFonts w:hint="eastAsia"/>
+          <w:rFonts w:hint="eastAsia" w:eastAsia="黑体"/>
         </w:rPr>
         <w:t xml:space="preserve">给负载供电并为</w:t>
       </w:r>
       <w:r>
+        <w:rPr>
+          <w:rFonts w:eastAsia="黑体"/>
+        </w:rPr>
         <w:t xml:space="preserve"> </w:t>
       </w:r>
       <m:oMath>
@@ -1295,11 +1495,14 @@
         </m:r>
       </m:oMath>
       <w:r>
+        <w:rPr>
+          <w:rFonts w:eastAsia="黑体"/>
+        </w:rPr>
         <w:t xml:space="preserve"> </w:t>
       </w:r>
       <w:r>
         <w:rPr>
-          <w:rFonts w:hint="eastAsia"/>
+          <w:rFonts w:hint="eastAsia" w:eastAsia="黑体"/>
         </w:rPr>
         <w:t xml:space="preserve">储能；</w:t>
       </w:r>
@@ -1318,11 +1521,14 @@
         </m:sSub>
       </m:oMath>
       <w:r>
+        <w:rPr>
+          <w:rFonts w:eastAsia="黑体"/>
+        </w:rPr>
         <w:t xml:space="preserve"> </w:t>
       </w:r>
       <w:r>
         <w:rPr>
-          <w:rFonts w:hint="eastAsia"/>
+          <w:rFonts w:hint="eastAsia" w:eastAsia="黑体"/>
         </w:rPr>
         <w:t xml:space="preserve">关断、</w:t>
       </w:r>
@@ -1341,11 +1547,14 @@
         </m:sSub>
       </m:oMath>
       <w:r>
+        <w:rPr>
+          <w:rFonts w:eastAsia="黑体"/>
+        </w:rPr>
         <w:t xml:space="preserve"> </w:t>
       </w:r>
       <w:r>
         <w:rPr>
-          <w:rFonts w:hint="eastAsia"/>
+          <w:rFonts w:hint="eastAsia" w:eastAsia="黑体"/>
         </w:rPr>
         <w:t xml:space="preserve">导通时，</w:t>
       </w:r>
@@ -1355,15 +1564,21 @@
         </m:r>
       </m:oMath>
       <w:r>
+        <w:rPr>
+          <w:rFonts w:eastAsia="黑体"/>
+        </w:rPr>
         <w:t xml:space="preserve"> </w:t>
       </w:r>
       <w:r>
         <w:rPr>
-          <w:rFonts w:hint="eastAsia"/>
+          <w:rFonts w:hint="eastAsia" w:eastAsia="黑体"/>
         </w:rPr>
         <w:t xml:space="preserve">通过</w:t>
       </w:r>
       <w:r>
+        <w:rPr>
+          <w:rFonts w:eastAsia="黑体"/>
+        </w:rPr>
         <w:t xml:space="preserve"> </w:t>
       </w:r>
       <m:oMath>
@@ -1381,15 +1596,21 @@
         </m:sSub>
       </m:oMath>
       <w:r>
+        <w:rPr>
+          <w:rFonts w:eastAsia="黑体"/>
+        </w:rPr>
         <w:t xml:space="preserve"> </w:t>
       </w:r>
       <w:r>
         <w:rPr>
-          <w:rFonts w:hint="eastAsia"/>
+          <w:rFonts w:hint="eastAsia" w:eastAsia="黑体"/>
         </w:rPr>
         <w:t xml:space="preserve">续流、向负载释放能量。通过调节</w:t>
       </w:r>
       <w:r>
+        <w:rPr>
+          <w:rFonts w:eastAsia="黑体"/>
+        </w:rPr>
         <w:t xml:space="preserve"> </w:t>
       </w:r>
       <m:oMath>
@@ -1407,15 +1628,21 @@
         </m:sSub>
       </m:oMath>
       <w:r>
+        <w:rPr>
+          <w:rFonts w:eastAsia="黑体"/>
+        </w:rPr>
         <w:t xml:space="preserve"> </w:t>
       </w:r>
       <w:r>
         <w:rPr>
-          <w:rFonts w:hint="eastAsia"/>
+          <w:rFonts w:hint="eastAsia" w:eastAsia="黑体"/>
         </w:rPr>
         <w:t xml:space="preserve">的占空比</w:t>
       </w:r>
       <w:r>
+        <w:rPr>
+          <w:rFonts w:eastAsia="黑体"/>
+        </w:rPr>
         <w:t xml:space="preserve"> </w:t>
       </w:r>
       <m:oMath>
@@ -1424,20 +1651,26 @@
         </m:r>
       </m:oMath>
       <w:r>
+        <w:rPr>
+          <w:rFonts w:eastAsia="黑体"/>
+        </w:rPr>
         <w:t xml:space="preserve"> </w:t>
       </w:r>
       <w:r>
         <w:rPr>
-          <w:rFonts w:hint="eastAsia"/>
+          <w:rFonts w:hint="eastAsia" w:eastAsia="黑体"/>
         </w:rPr>
         <w:t xml:space="preserve">即可稳定输出电压。同步整流用</w:t>
       </w:r>
       <w:r>
+        <w:rPr>
+          <w:rFonts w:eastAsia="黑体"/>
+        </w:rPr>
         <w:t xml:space="preserve"> MOSFET </w:t>
       </w:r>
       <w:r>
         <w:rPr>
-          <w:rFonts w:hint="eastAsia"/>
+          <w:rFonts w:hint="eastAsia" w:eastAsia="黑体"/>
         </w:rPr>
         <w:t xml:space="preserve">取代二极管，导通压降低，效率更高。</w:t>
       </w:r>
@@ -1450,7 +1683,7 @@
       </w:pPr>
       <w:r>
         <w:rPr>
-          <w:rFonts w:hint="eastAsia"/>
+          <w:rFonts w:hint="eastAsia" w:eastAsia="黑体"/>
         </w:rPr>
         <w:t xml:space="preserve">关键计算公式</w:t>
       </w:r>
@@ -1464,7 +1697,7 @@
       </w:pPr>
       <w:r>
         <w:rPr>
-          <w:rFonts w:hint="eastAsia"/>
+          <w:rFonts w:hint="eastAsia" w:eastAsia="黑体"/>
         </w:rPr>
         <w:t xml:space="preserve">输出电压与占空比：</w:t>
       </w:r>
@@ -1602,7 +1835,7 @@
       </w:pPr>
       <w:r>
         <w:rPr>
-          <w:rFonts w:hint="eastAsia"/>
+          <w:rFonts w:hint="eastAsia" w:eastAsia="黑体"/>
         </w:rPr>
         <w:t xml:space="preserve">电感电流纹波（峰-峰值）：</w:t>
       </w:r>
@@ -1818,16 +2051,19 @@
       </w:pPr>
       <w:r>
         <w:rPr>
-          <w:rFonts w:hint="eastAsia"/>
+          <w:rFonts w:hint="eastAsia" w:eastAsia="黑体"/>
         </w:rPr>
         <w:t xml:space="preserve">电感选型下限（连续导通模式</w:t>
       </w:r>
       <w:r>
+        <w:rPr>
+          <w:rFonts w:eastAsia="黑体"/>
+        </w:rPr>
         <w:t xml:space="preserve"> </w:t>
       </w:r>
       <w:r>
         <w:rPr>
-          <w:rFonts w:hint="eastAsia"/>
+          <w:rFonts w:hint="eastAsia" w:eastAsia="黑体"/>
         </w:rPr>
         <w:t xml:space="preserve">CCM）：</w:t>
       </w:r>
@@ -1965,16 +2201,19 @@
       </w:pPr>
       <w:r>
         <w:rPr>
-          <w:rFonts w:hint="eastAsia"/>
+          <w:rFonts w:hint="eastAsia" w:eastAsia="黑体"/>
         </w:rPr>
         <w:t xml:space="preserve">输出电容纹波电压（近似，忽略</w:t>
       </w:r>
       <w:r>
+        <w:rPr>
+          <w:rFonts w:eastAsia="黑体"/>
+        </w:rPr>
         <w:t xml:space="preserve"> </w:t>
       </w:r>
       <w:r>
         <w:rPr>
-          <w:rFonts w:hint="eastAsia"/>
+          <w:rFonts w:hint="eastAsia" w:eastAsia="黑体"/>
         </w:rPr>
         <w:t xml:space="preserve">ESR）：</w:t>
       </w:r>
@@ -2100,20 +2339,26 @@
       </w:pPr>
       <w:r>
         <w:rPr>
-          <w:rFonts w:hint="eastAsia"/>
+          <w:rFonts w:hint="eastAsia" w:eastAsia="黑体"/>
         </w:rPr>
         <w:t xml:space="preserve">连续</w:t>
       </w:r>
       <w:r>
+        <w:rPr>
+          <w:rFonts w:eastAsia="黑体"/>
+        </w:rPr>
         <w:t xml:space="preserve"> / </w:t>
       </w:r>
       <w:r>
         <w:rPr>
-          <w:rFonts w:hint="eastAsia"/>
+          <w:rFonts w:hint="eastAsia" w:eastAsia="黑体"/>
         </w:rPr>
         <w:t xml:space="preserve">断续导通边界（负载电阻</w:t>
       </w:r>
       <w:r>
+        <w:rPr>
+          <w:rFonts w:eastAsia="黑体"/>
+        </w:rPr>
         <w:t xml:space="preserve"> </w:t>
       </w:r>
       <m:oMath>
@@ -2132,7 +2377,7 @@
       </m:oMath>
       <w:r>
         <w:rPr>
-          <w:rFonts w:hint="eastAsia"/>
+          <w:rFonts w:hint="eastAsia" w:eastAsia="黑体"/>
         </w:rPr>
         <w:t xml:space="preserve">）：</w:t>
       </w:r>
@@ -2271,7 +2516,7 @@
             </w:pPr>
             <w:r>
               <w:rPr>
-                <w:rFonts w:hint="eastAsia"/>
+                <w:rFonts w:hint="eastAsia" w:eastAsia="黑体"/>
               </w:rPr>
               <w:t xml:space="preserve">符号</w:t>
             </w:r>
@@ -2285,7 +2530,7 @@
             </w:pPr>
             <w:r>
               <w:rPr>
-                <w:rFonts w:hint="eastAsia"/>
+                <w:rFonts w:hint="eastAsia" w:eastAsia="黑体"/>
               </w:rPr>
               <w:t xml:space="preserve">含义</w:t>
             </w:r>
@@ -2299,7 +2544,7 @@
             </w:pPr>
             <w:r>
               <w:rPr>
-                <w:rFonts w:hint="eastAsia"/>
+                <w:rFonts w:hint="eastAsia" w:eastAsia="黑体"/>
               </w:rPr>
               <w:t xml:space="preserve">单位</w:t>
             </w:r>
@@ -2331,6 +2576,9 @@
               </m:sSub>
             </m:oMath>
             <w:r>
+              <w:rPr>
+                <w:rFonts w:eastAsia="黑体"/>
+              </w:rPr>
               <w:t xml:space="preserve">、</w:t>
             </w:r>
             <m:oMath>
@@ -2363,16 +2611,19 @@
             </w:pPr>
             <w:r>
               <w:rPr>
-                <w:rFonts w:hint="eastAsia"/>
+                <w:rFonts w:hint="eastAsia" w:eastAsia="黑体"/>
               </w:rPr>
               <w:t xml:space="preserve">输入</w:t>
             </w:r>
             <w:r>
+              <w:rPr>
+                <w:rFonts w:eastAsia="黑体"/>
+              </w:rPr>
               <w:t xml:space="preserve"> / </w:t>
             </w:r>
             <w:r>
               <w:rPr>
-                <w:rFonts w:hint="eastAsia"/>
+                <w:rFonts w:hint="eastAsia" w:eastAsia="黑体"/>
               </w:rPr>
               <w:t xml:space="preserve">输出电压</w:t>
             </w:r>
@@ -2385,6 +2636,9 @@
               <w:pStyle w:val="Compact"/>
             </w:pPr>
             <w:r>
+              <w:rPr>
+                <w:rFonts w:eastAsia="黑体"/>
+              </w:rPr>
               <w:t xml:space="preserve">V</w:t>
             </w:r>
           </w:p>
@@ -2403,6 +2657,9 @@
               </m:r>
             </m:oMath>
             <w:r>
+              <w:rPr>
+                <w:rFonts w:eastAsia="黑体"/>
+              </w:rPr>
               <w:t xml:space="preserve">​</w:t>
             </w:r>
           </w:p>
@@ -2415,7 +2672,7 @@
             </w:pPr>
             <w:r>
               <w:rPr>
-                <w:rFonts w:hint="eastAsia"/>
+                <w:rFonts w:hint="eastAsia" w:eastAsia="黑体"/>
               </w:rPr>
               <w:t xml:space="preserve">占空比（0~1）</w:t>
             </w:r>
@@ -2428,6 +2685,9 @@
               <w:pStyle w:val="Compact"/>
             </w:pPr>
             <w:r>
+              <w:rPr>
+                <w:rFonts w:eastAsia="黑体"/>
+              </w:rPr>
               <w:t xml:space="preserve">—</w:t>
             </w:r>
           </w:p>
@@ -2446,6 +2706,9 @@
               </m:r>
             </m:oMath>
             <w:r>
+              <w:rPr>
+                <w:rFonts w:eastAsia="黑体"/>
+              </w:rPr>
               <w:t xml:space="preserve">​</w:t>
             </w:r>
           </w:p>
@@ -2458,7 +2721,7 @@
             </w:pPr>
             <w:r>
               <w:rPr>
-                <w:rFonts w:hint="eastAsia"/>
+                <w:rFonts w:hint="eastAsia" w:eastAsia="黑体"/>
               </w:rPr>
               <w:t xml:space="preserve">电感</w:t>
             </w:r>
@@ -2471,6 +2734,9 @@
               <w:pStyle w:val="Compact"/>
             </w:pPr>
             <w:r>
+              <w:rPr>
+                <w:rFonts w:eastAsia="黑体"/>
+              </w:rPr>
               <w:t xml:space="preserve">H</w:t>
             </w:r>
           </w:p>
@@ -2504,6 +2770,9 @@
               </m:sSub>
             </m:oMath>
             <w:r>
+              <w:rPr>
+                <w:rFonts w:eastAsia="黑体"/>
+              </w:rPr>
               <w:t xml:space="preserve">​</w:t>
             </w:r>
           </w:p>
@@ -2516,7 +2785,7 @@
             </w:pPr>
             <w:r>
               <w:rPr>
-                <w:rFonts w:hint="eastAsia"/>
+                <w:rFonts w:hint="eastAsia" w:eastAsia="黑体"/>
               </w:rPr>
               <w:t xml:space="preserve">输出电容</w:t>
             </w:r>
@@ -2529,6 +2798,9 @@
               <w:pStyle w:val="Compact"/>
             </w:pPr>
             <w:r>
+              <w:rPr>
+                <w:rFonts w:eastAsia="黑体"/>
+              </w:rPr>
               <w:t xml:space="preserve">F</w:t>
             </w:r>
           </w:p>
@@ -2559,6 +2831,9 @@
               </m:sSub>
             </m:oMath>
             <w:r>
+              <w:rPr>
+                <w:rFonts w:eastAsia="黑体"/>
+              </w:rPr>
               <w:t xml:space="preserve">​</w:t>
             </w:r>
           </w:p>
@@ -2571,7 +2846,7 @@
             </w:pPr>
             <w:r>
               <w:rPr>
-                <w:rFonts w:hint="eastAsia"/>
+                <w:rFonts w:hint="eastAsia" w:eastAsia="黑体"/>
               </w:rPr>
               <w:t xml:space="preserve">开关频率</w:t>
             </w:r>
@@ -2584,6 +2859,9 @@
               <w:pStyle w:val="Compact"/>
             </w:pPr>
             <w:r>
+              <w:rPr>
+                <w:rFonts w:eastAsia="黑体"/>
+              </w:rPr>
               <w:t xml:space="preserve">Hz</w:t>
             </w:r>
           </w:p>
@@ -2617,6 +2895,9 @@
               </m:sSub>
             </m:oMath>
             <w:r>
+              <w:rPr>
+                <w:rFonts w:eastAsia="黑体"/>
+              </w:rPr>
               <w:t xml:space="preserve">​</w:t>
             </w:r>
           </w:p>
@@ -2629,7 +2910,7 @@
             </w:pPr>
             <w:r>
               <w:rPr>
-                <w:rFonts w:hint="eastAsia"/>
+                <w:rFonts w:hint="eastAsia" w:eastAsia="黑体"/>
               </w:rPr>
               <w:t xml:space="preserve">电感纹波电流</w:t>
             </w:r>
@@ -2642,6 +2923,9 @@
               <w:pStyle w:val="Compact"/>
             </w:pPr>
             <w:r>
+              <w:rPr>
+                <w:rFonts w:eastAsia="黑体"/>
+              </w:rPr>
               <w:t xml:space="preserve">A</w:t>
             </w:r>
           </w:p>
@@ -2656,7 +2940,7 @@
       </w:pPr>
       <w:r>
         <w:rPr>
-          <w:rFonts w:hint="eastAsia"/>
+          <w:rFonts w:hint="eastAsia" w:eastAsia="黑体"/>
         </w:rPr>
         <w:t xml:space="preserve">元件调整影响</w:t>
       </w:r>
@@ -2676,6 +2960,7 @@
       </m:oMath>
       <w:r>
         <w:rPr>
+          <w:rFonts w:eastAsia="黑体"/>
           <w:b/>
           <w:bCs/>
         </w:rPr>
@@ -2683,25 +2968,34 @@
       </w:r>
       <w:r>
         <w:rPr>
-          <w:rFonts w:hint="eastAsia"/>
+          <w:rFonts w:hint="eastAsia" w:eastAsia="黑体"/>
           <w:b/>
           <w:bCs/>
         </w:rPr>
         <w:t xml:space="preserve">增大</w:t>
       </w:r>
       <w:r>
+        <w:rPr>
+          <w:rFonts w:eastAsia="黑体"/>
+        </w:rPr>
         <w:t xml:space="preserve"> </w:t>
       </w:r>
       <w:r>
+        <w:rPr>
+          <w:rFonts w:eastAsia="黑体"/>
+        </w:rPr>
         <w:t xml:space="preserve">→ </w:t>
       </w:r>
       <w:r>
         <w:rPr>
-          <w:rFonts w:hint="eastAsia"/>
+          <w:rFonts w:hint="eastAsia" w:eastAsia="黑体"/>
         </w:rPr>
         <w:t xml:space="preserve">纹波电流</w:t>
       </w:r>
       <w:r>
+        <w:rPr>
+          <w:rFonts w:eastAsia="黑体"/>
+        </w:rPr>
         <w:t xml:space="preserve"> </w:t>
       </w:r>
       <m:oMath>
@@ -2725,11 +3019,14 @@
         </m:sSub>
       </m:oMath>
       <w:r>
+        <w:rPr>
+          <w:rFonts w:eastAsia="黑体"/>
+        </w:rPr>
         <w:t xml:space="preserve"> </w:t>
       </w:r>
       <w:r>
         <w:rPr>
-          <w:rFonts w:hint="eastAsia"/>
+          <w:rFonts w:hint="eastAsia" w:eastAsia="黑体"/>
         </w:rPr>
         <w:t xml:space="preserve">减小、输出更平稳，但瞬态响应变慢、体积增大。</w:t>
       </w:r>
@@ -2764,6 +3061,7 @@
       </m:oMath>
       <w:r>
         <w:rPr>
+          <w:rFonts w:eastAsia="黑体"/>
           <w:b/>
           <w:bCs/>
         </w:rPr>
@@ -2771,25 +3069,34 @@
       </w:r>
       <w:r>
         <w:rPr>
-          <w:rFonts w:hint="eastAsia"/>
+          <w:rFonts w:hint="eastAsia" w:eastAsia="黑体"/>
           <w:b/>
           <w:bCs/>
         </w:rPr>
         <w:t xml:space="preserve">增大</w:t>
       </w:r>
       <w:r>
+        <w:rPr>
+          <w:rFonts w:eastAsia="黑体"/>
+        </w:rPr>
         <w:t xml:space="preserve"> </w:t>
       </w:r>
       <w:r>
+        <w:rPr>
+          <w:rFonts w:eastAsia="黑体"/>
+        </w:rPr>
         <w:t xml:space="preserve">→ </w:t>
       </w:r>
       <w:r>
         <w:rPr>
-          <w:rFonts w:hint="eastAsia"/>
+          <w:rFonts w:hint="eastAsia" w:eastAsia="黑体"/>
         </w:rPr>
         <w:t xml:space="preserve">输出纹波电压</w:t>
       </w:r>
       <w:r>
+        <w:rPr>
+          <w:rFonts w:eastAsia="黑体"/>
+        </w:rPr>
         <w:t xml:space="preserve"> </w:t>
       </w:r>
       <m:oMath>
@@ -2819,11 +3126,14 @@
         </m:sSub>
       </m:oMath>
       <w:r>
+        <w:rPr>
+          <w:rFonts w:eastAsia="黑体"/>
+        </w:rPr>
         <w:t xml:space="preserve"> </w:t>
       </w:r>
       <w:r>
         <w:rPr>
-          <w:rFonts w:hint="eastAsia"/>
+          <w:rFonts w:hint="eastAsia" w:eastAsia="黑体"/>
         </w:rPr>
         <w:t xml:space="preserve">减小，动态负载时跌落更小。</w:t>
       </w:r>
@@ -2855,6 +3165,7 @@
       </m:oMath>
       <w:r>
         <w:rPr>
+          <w:rFonts w:eastAsia="黑体"/>
           <w:b/>
           <w:bCs/>
         </w:rPr>
@@ -2862,25 +3173,34 @@
       </w:r>
       <w:r>
         <w:rPr>
-          <w:rFonts w:hint="eastAsia"/>
+          <w:rFonts w:hint="eastAsia" w:eastAsia="黑体"/>
           <w:b/>
           <w:bCs/>
         </w:rPr>
         <w:t xml:space="preserve">提高</w:t>
       </w:r>
       <w:r>
+        <w:rPr>
+          <w:rFonts w:eastAsia="黑体"/>
+        </w:rPr>
         <w:t xml:space="preserve"> </w:t>
       </w:r>
       <w:r>
+        <w:rPr>
+          <w:rFonts w:eastAsia="黑体"/>
+        </w:rPr>
         <w:t xml:space="preserve">→ </w:t>
       </w:r>
       <w:r>
         <w:rPr>
-          <w:rFonts w:hint="eastAsia"/>
+          <w:rFonts w:hint="eastAsia" w:eastAsia="黑体"/>
         </w:rPr>
         <w:t xml:space="preserve">允许使用更小的</w:t>
       </w:r>
       <w:r>
+        <w:rPr>
+          <w:rFonts w:eastAsia="黑体"/>
+        </w:rPr>
         <w:t xml:space="preserve"> </w:t>
       </w:r>
       <m:oMath>
@@ -2889,15 +3209,21 @@
         </m:r>
       </m:oMath>
       <w:r>
+        <w:rPr>
+          <w:rFonts w:eastAsia="黑体"/>
+        </w:rPr>
         <w:t xml:space="preserve"> </w:t>
       </w:r>
       <w:r>
         <w:rPr>
-          <w:rFonts w:hint="eastAsia"/>
+          <w:rFonts w:hint="eastAsia" w:eastAsia="黑体"/>
         </w:rPr>
         <w:t xml:space="preserve">和</w:t>
       </w:r>
       <w:r>
+        <w:rPr>
+          <w:rFonts w:eastAsia="黑体"/>
+        </w:rPr>
         <w:t xml:space="preserve"> </w:t>
       </w:r>
       <m:oMath>
@@ -2922,7 +3248,7 @@
       </m:oMath>
       <w:r>
         <w:rPr>
-          <w:rFonts w:hint="eastAsia"/>
+          <w:rFonts w:hint="eastAsia" w:eastAsia="黑体"/>
         </w:rPr>
         <w:t xml:space="preserve">，但开关损耗增大。</w:t>
       </w:r>
@@ -2942,6 +3268,7 @@
       </m:oMath>
       <w:r>
         <w:rPr>
+          <w:rFonts w:eastAsia="黑体"/>
           <w:b/>
           <w:bCs/>
         </w:rPr>
@@ -2949,25 +3276,34 @@
       </w:r>
       <w:r>
         <w:rPr>
-          <w:rFonts w:hint="eastAsia"/>
+          <w:rFonts w:hint="eastAsia" w:eastAsia="黑体"/>
           <w:b/>
           <w:bCs/>
         </w:rPr>
         <w:t xml:space="preserve">升高</w:t>
       </w:r>
       <w:r>
+        <w:rPr>
+          <w:rFonts w:eastAsia="黑体"/>
+        </w:rPr>
         <w:t xml:space="preserve"> </w:t>
       </w:r>
       <w:r>
+        <w:rPr>
+          <w:rFonts w:eastAsia="黑体"/>
+        </w:rPr>
         <w:t xml:space="preserve">→ </w:t>
       </w:r>
       <w:r>
         <w:rPr>
-          <w:rFonts w:hint="eastAsia"/>
+          <w:rFonts w:hint="eastAsia" w:eastAsia="黑体"/>
         </w:rPr>
         <w:t xml:space="preserve">输出电压升高；稳态关系为</w:t>
       </w:r>
       <w:r>
+        <w:rPr>
+          <w:rFonts w:eastAsia="黑体"/>
+        </w:rPr>
         <w:t xml:space="preserve"> </w:t>
       </w:r>
       <m:oMath>
@@ -3021,6 +3357,9 @@
         </m:sSub>
       </m:oMath>
       <w:r>
+        <w:rPr>
+          <w:rFonts w:eastAsia="黑体"/>
+        </w:rPr>
         <w:t xml:space="preserve">。</w:t>
       </w:r>
     </w:p>
@@ -3034,11 +3373,14 @@
       </w:pPr>
       <w:r>
         <w:rPr>
-          <w:rFonts w:hint="eastAsia"/>
+          <w:rFonts w:hint="eastAsia" w:eastAsia="黑体"/>
         </w:rPr>
         <w:t xml:space="preserve">电感电流过大或</w:t>
       </w:r>
       <w:r>
+        <w:rPr>
+          <w:rFonts w:eastAsia="黑体"/>
+        </w:rPr>
         <w:t xml:space="preserve"> </w:t>
       </w:r>
       <m:oMath>
@@ -3047,11 +3389,14 @@
         </m:r>
       </m:oMath>
       <w:r>
+        <w:rPr>
+          <w:rFonts w:eastAsia="黑体"/>
+        </w:rPr>
         <w:t xml:space="preserve"> </w:t>
       </w:r>
       <w:r>
         <w:rPr>
-          <w:rFonts w:hint="eastAsia"/>
+          <w:rFonts w:hint="eastAsia" w:eastAsia="黑体"/>
         </w:rPr>
         <w:t xml:space="preserve">过小会进入断续模式（DCM），控制特性会改变。</w:t>
       </w:r>
@@ -3064,7 +3409,7 @@
       </w:pPr>
       <w:r>
         <w:rPr>
-          <w:rFonts w:hint="eastAsia"/>
+          <w:rFonts w:hint="eastAsia" w:eastAsia="黑体"/>
         </w:rPr>
         <w:t xml:space="preserve">典型参数示例</w:t>
       </w:r>
@@ -3158,7 +3503,7 @@
       </m:oMath>
       <w:r>
         <w:rPr>
-          <w:rFonts w:hint="eastAsia"/>
+          <w:rFonts w:hint="eastAsia" w:eastAsia="黑体"/>
         </w:rPr>
         <w:t xml:space="preserve">：</w:t>
       </w:r>
@@ -3195,6 +3540,9 @@
         </m:r>
       </m:oMath>
       <w:r>
+        <w:rPr>
+          <w:rFonts w:eastAsia="黑体"/>
+        </w:rPr>
         <w:t xml:space="preserve">。</w:t>
       </w:r>
     </w:p>
@@ -3208,11 +3556,14 @@
       </w:pPr>
       <w:r>
         <w:rPr>
-          <w:rFonts w:hint="eastAsia"/>
+          <w:rFonts w:hint="eastAsia" w:eastAsia="黑体"/>
         </w:rPr>
         <w:t xml:space="preserve">取</w:t>
       </w:r>
       <w:r>
+        <w:rPr>
+          <w:rFonts w:eastAsia="黑体"/>
+        </w:rPr>
         <w:t xml:space="preserve"> </w:t>
       </w:r>
       <m:oMath>
@@ -3252,6 +3603,9 @@
         </m:r>
       </m:oMath>
       <w:r>
+        <w:rPr>
+          <w:rFonts w:eastAsia="黑体"/>
+        </w:rPr>
         <w:t xml:space="preserve">、</w:t>
       </w:r>
       <m:oMath>
@@ -3283,7 +3637,7 @@
       </m:oMath>
       <w:r>
         <w:rPr>
-          <w:rFonts w:hint="eastAsia"/>
+          <w:rFonts w:hint="eastAsia" w:eastAsia="黑体"/>
         </w:rPr>
         <w:t xml:space="preserve">：</w:t>
       </w:r>
@@ -3429,6 +3783,9 @@
         </m:r>
       </m:oMath>
       <w:r>
+        <w:rPr>
+          <w:rFonts w:eastAsia="黑体"/>
+        </w:rPr>
         <w:t xml:space="preserve">。</w:t>
       </w:r>
     </w:p>
@@ -3442,11 +3799,14 @@
       </w:pPr>
       <w:r>
         <w:rPr>
-          <w:rFonts w:hint="eastAsia"/>
+          <w:rFonts w:hint="eastAsia" w:eastAsia="黑体"/>
         </w:rPr>
         <w:t xml:space="preserve">取</w:t>
       </w:r>
       <w:r>
+        <w:rPr>
+          <w:rFonts w:eastAsia="黑体"/>
+        </w:rPr>
         <w:t xml:space="preserve"> </w:t>
       </w:r>
       <m:oMath>
@@ -3493,7 +3853,7 @@
       </m:oMath>
       <w:r>
         <w:rPr>
-          <w:rFonts w:hint="eastAsia"/>
+          <w:rFonts w:hint="eastAsia" w:eastAsia="黑体"/>
         </w:rPr>
         <w:t xml:space="preserve">：</w:t>
       </w:r>
@@ -3625,16 +3985,19 @@
       </m:oMath>
       <w:r>
         <w:rPr>
-          <w:rFonts w:hint="eastAsia"/>
+          <w:rFonts w:hint="eastAsia" w:eastAsia="黑体"/>
         </w:rPr>
         <w:t xml:space="preserve">（忽略</w:t>
       </w:r>
       <w:r>
+        <w:rPr>
+          <w:rFonts w:eastAsia="黑体"/>
+        </w:rPr>
         <w:t xml:space="preserve"> </w:t>
       </w:r>
       <w:r>
         <w:rPr>
-          <w:rFonts w:hint="eastAsia"/>
+          <w:rFonts w:hint="eastAsia" w:eastAsia="黑体"/>
         </w:rPr>
         <w:t xml:space="preserve">ESR）。</w:t>
       </w:r>
@@ -3647,7 +4010,7 @@
       </w:pPr>
       <w:r>
         <w:rPr>
-          <w:rFonts w:hint="eastAsia"/>
+          <w:rFonts w:hint="eastAsia" w:eastAsia="黑体"/>
         </w:rPr>
         <w:t xml:space="preserve">常见器件型号</w:t>
       </w:r>
@@ -3662,16 +4025,19 @@
       </w:pPr>
       <w:r>
         <w:rPr>
-          <w:rFonts w:hint="eastAsia"/>
+          <w:rFonts w:hint="eastAsia" w:eastAsia="黑体"/>
         </w:rPr>
         <w:t xml:space="preserve">同步降压控制器</w:t>
       </w:r>
       <w:r>
+        <w:rPr>
+          <w:rFonts w:eastAsia="黑体"/>
+        </w:rPr>
         <w:t xml:space="preserve"> / </w:t>
       </w:r>
       <w:r>
         <w:rPr>
-          <w:rFonts w:hint="eastAsia"/>
+          <w:rFonts w:hint="eastAsia" w:eastAsia="黑体"/>
         </w:rPr>
         <w:t xml:space="preserve">转换器：TPS5430、TPS54331、MP2315、SY8088、LM2596（非同步）。</w:t>
       </w:r>
@@ -3686,16 +4052,19 @@
       </w:pPr>
       <w:r>
         <w:rPr>
-          <w:rFonts w:hint="eastAsia"/>
+          <w:rFonts w:hint="eastAsia" w:eastAsia="黑体"/>
         </w:rPr>
         <w:t xml:space="preserve">功率</w:t>
       </w:r>
       <w:r>
+        <w:rPr>
+          <w:rFonts w:eastAsia="黑体"/>
+        </w:rPr>
         <w:t xml:space="preserve"> </w:t>
       </w:r>
       <w:r>
         <w:rPr>
-          <w:rFonts w:hint="eastAsia"/>
+          <w:rFonts w:hint="eastAsia" w:eastAsia="黑体"/>
         </w:rPr>
         <w:t xml:space="preserve">MOSFET：AON7418、Si7461、IRLR7843。</w:t>
       </w:r>
@@ -3710,7 +4079,7 @@
       </w:pPr>
       <w:r>
         <w:rPr>
-          <w:rFonts w:hint="eastAsia"/>
+          <w:rFonts w:hint="eastAsia" w:eastAsia="黑体"/>
         </w:rPr>
         <w:t xml:space="preserve">电感：贴片一体成型功率电感。</w:t>
       </w:r>
@@ -3723,7 +4092,7 @@
       </w:pPr>
       <w:r>
         <w:rPr>
-          <w:rFonts w:hint="eastAsia"/>
+          <w:rFonts w:hint="eastAsia" w:eastAsia="黑体"/>
         </w:rPr>
         <w:t xml:space="preserve">注意事项</w:t>
       </w:r>
@@ -3738,7 +4107,7 @@
       </w:pPr>
       <w:r>
         <w:rPr>
-          <w:rFonts w:hint="eastAsia"/>
+          <w:rFonts w:hint="eastAsia" w:eastAsia="黑体"/>
         </w:rPr>
         <w:t xml:space="preserve">上下管需设置死区时间，防止直通短路。</w:t>
       </w:r>
@@ -3753,16 +4122,19 @@
       </w:pPr>
       <w:r>
         <w:rPr>
-          <w:rFonts w:hint="eastAsia"/>
+          <w:rFonts w:hint="eastAsia" w:eastAsia="黑体"/>
         </w:rPr>
         <w:t xml:space="preserve">同步整流管选用低导通电阻</w:t>
       </w:r>
       <w:r>
+        <w:rPr>
+          <w:rFonts w:eastAsia="黑体"/>
+        </w:rPr>
         <w:t xml:space="preserve"> MOSFET </w:t>
       </w:r>
       <w:r>
         <w:rPr>
-          <w:rFonts w:hint="eastAsia"/>
+          <w:rFonts w:hint="eastAsia" w:eastAsia="黑体"/>
         </w:rPr>
         <w:t xml:space="preserve">以降损耗，但需权衡栅极电荷带来的驱动损耗。</w:t>
       </w:r>
@@ -3777,16 +4149,19 @@
       </w:pPr>
       <w:r>
         <w:rPr>
-          <w:rFonts w:hint="eastAsia"/>
+          <w:rFonts w:hint="eastAsia" w:eastAsia="黑体"/>
         </w:rPr>
         <w:t xml:space="preserve">环路需补偿：电压模式用</w:t>
       </w:r>
       <w:r>
+        <w:rPr>
+          <w:rFonts w:eastAsia="黑体"/>
+        </w:rPr>
         <w:t xml:space="preserve"> </w:t>
       </w:r>
       <w:r>
         <w:rPr>
-          <w:rFonts w:hint="eastAsia"/>
+          <w:rFonts w:hint="eastAsia" w:eastAsia="黑体"/>
         </w:rPr>
         <w:t xml:space="preserve">Type-II/III，电流模式相对简单。</w:t>
       </w:r>
@@ -3801,16 +4176,19 @@
       </w:pPr>
       <w:r>
         <w:rPr>
-          <w:rFonts w:hint="eastAsia"/>
+          <w:rFonts w:hint="eastAsia" w:eastAsia="黑体"/>
         </w:rPr>
         <w:t xml:space="preserve">输入输出电容需低</w:t>
       </w:r>
       <w:r>
+        <w:rPr>
+          <w:rFonts w:eastAsia="黑体"/>
+        </w:rPr>
         <w:t xml:space="preserve"> </w:t>
       </w:r>
       <w:r>
         <w:rPr>
-          <w:rFonts w:hint="eastAsia"/>
+          <w:rFonts w:hint="eastAsia" w:eastAsia="黑体"/>
         </w:rPr>
         <w:t xml:space="preserve">ESR，并关注纹波电流额定值。</w:t>
       </w:r>
@@ -3823,7 +4201,7 @@
       </w:pPr>
       <w:r>
         <w:rPr>
-          <w:rFonts w:hint="eastAsia"/>
+          <w:rFonts w:hint="eastAsia" w:eastAsia="黑体"/>
         </w:rPr>
         <w:t xml:space="preserve">参考资料</w:t>
       </w:r>
@@ -3837,6 +4215,9 @@
         </w:numPr>
       </w:pPr>
       <w:r>
+        <w:rPr>
+          <w:rFonts w:eastAsia="黑体"/>
+        </w:rPr>
         <w:t xml:space="preserve">TI《Basic Calculation of a Buck Converter’s Power Stage》(SLVA477)。</w:t>
       </w:r>
     </w:p>
@@ -3849,6 +4230,9 @@
         </w:numPr>
       </w:pPr>
       <w:r>
+        <w:rPr>
+          <w:rFonts w:eastAsia="黑体"/>
+        </w:rPr>
         <w:t xml:space="preserve">Wikipedia: Buck converter。</w:t>
       </w:r>
     </w:p>
@@ -3862,16 +4246,19 @@
       </w:pPr>
       <w:r>
         <w:rPr>
-          <w:rFonts w:hint="eastAsia"/>
+          <w:rFonts w:hint="eastAsia" w:eastAsia="黑体"/>
         </w:rPr>
         <w:t xml:space="preserve">《开关电源设计》（Abraham</w:t>
       </w:r>
       <w:r>
+        <w:rPr>
+          <w:rFonts w:eastAsia="黑体"/>
+        </w:rPr>
         <w:t xml:space="preserve"> I. </w:t>
       </w:r>
       <w:r>
         <w:rPr>
-          <w:rFonts w:hint="eastAsia"/>
+          <w:rFonts w:hint="eastAsia" w:eastAsia="黑体"/>
         </w:rPr>
         <w:t xml:space="preserve">Pressman）。</w:t>
       </w:r>
@@ -3885,11 +4272,11 @@
       </w:pPr>
       <w:r>
         <w:rPr>
-          <w:rFonts w:ascii="Times New Roman" w:hAnsi="Times New Roman"/>
+          <w:rFonts w:ascii="Times New Roman" w:hAnsi="Times New Roman" w:eastAsia="黑体"/>
           <w:color w:val="555555"/>
           <w:sz w:val="21"/>
         </w:rPr>
-        <w:t>材料收集者：杜文杰</w:t>
+        <w:t>材料收集者：杜文杰，WX手机：19519196569，QQ:3478827729</w:t>
       </w:r>
     </w:p>
     <w:sectPr>
@@ -3909,7 +4296,7 @@
 </file>
 
 <file path=word/footer1.xml><?xml version="1.0" encoding="utf-8"?>
-<w:ftr xmlns:m="http://schemas.openxmlformats.org/officeDocument/2006/math" xmlns:mc="http://schemas.openxmlformats.org/markup-compatibility/2006" xmlns:mo="http://schemas.microsoft.com/office/mac/office/2008/main" xmlns:mv="urn:schemas-microsoft-com:mac:vml" xmlns:o="urn:schemas-microsoft-com:office:office" xmlns:r="http://schemas.openxmlformats.org/officeDocument/2006/relationships" xmlns:v="urn:schemas-microsoft-com:vml" xmlns:w10="urn:schemas-microsoft-com:office:word" xmlns:w14="http://schemas.microsoft.com/office/word/2010/wordml" xmlns:w="http://schemas.openxmlformats.org/wordprocessingml/2006/main" xmlns:wne="http://schemas.microsoft.com/office/word/2006/wordml" xmlns:wp14="http://schemas.microsoft.com/office/word/2010/wordprocessingDrawing" xmlns:wp="http://schemas.openxmlformats.org/drawingml/2006/wordprocessingDrawing" xmlns:wpc="http://schemas.microsoft.com/office/word/2010/wordprocessingCanvas" xmlns:wpg="http://schemas.microsoft.com/office/word/2010/wordprocessingGroup" xmlns:wpi="http://schemas.microsoft.com/office/word/2010/wordprocessingInk" xmlns:wps="http://schemas.microsoft.com/office/word/2010/wordprocessingShape" mc:Ignorable="w14 wp14">
+<w:ftr xmlns:mc="http://schemas.openxmlformats.org/markup-compatibility/2006" xmlns:w="http://schemas.openxmlformats.org/wordprocessingml/2006/main" xmlns:m="http://schemas.openxmlformats.org/officeDocument/2006/math" xmlns:mo="http://schemas.microsoft.com/office/mac/office/2008/main" xmlns:mv="urn:schemas-microsoft-com:mac:vml" xmlns:o="urn:schemas-microsoft-com:office:office" xmlns:r="http://schemas.openxmlformats.org/officeDocument/2006/relationships" xmlns:v="urn:schemas-microsoft-com:vml" xmlns:w10="urn:schemas-microsoft-com:office:word" xmlns:w14="http://schemas.microsoft.com/office/word/2010/wordml" xmlns:wne="http://schemas.microsoft.com/office/word/2006/wordml" xmlns:wp14="http://schemas.microsoft.com/office/word/2010/wordprocessingDrawing" xmlns:wp="http://schemas.openxmlformats.org/drawingml/2006/wordprocessingDrawing" xmlns:wpc="http://schemas.microsoft.com/office/word/2010/wordprocessingCanvas" xmlns:wpg="http://schemas.microsoft.com/office/word/2010/wordprocessingGroup" xmlns:wpi="http://schemas.microsoft.com/office/word/2010/wordprocessingInk" xmlns:wps="http://schemas.microsoft.com/office/word/2010/wordprocessingShape" mc:Ignorable="w14 wp14">
   <w:p>
     <w:pPr>
       <w:pStyle w:val="Footer"/>
@@ -3917,12 +4304,14 @@
     </w:pPr>
     <w:r>
       <w:rPr>
+        <w:rFonts w:eastAsia="黑体"/>
         <w:sz w:val="18"/>
       </w:rPr>
       <w:t xml:space="preserve">第 </w:t>
     </w:r>
     <w:r>
       <w:rPr>
+        <w:rFonts w:eastAsia="黑体"/>
         <w:sz w:val="18"/>
       </w:rPr>
       <w:fldChar w:fldCharType="begin"/>
@@ -3931,6 +4320,7 @@
     </w:r>
     <w:r>
       <w:rPr>
+        <w:rFonts w:eastAsia="黑体"/>
         <w:sz w:val="18"/>
       </w:rPr>
       <w:t xml:space="preserve"> 页</w:t>
@@ -3944,6 +4334,9 @@
   <w:footnote w:type="continuationSeparator" w:id="0">
     <w:p>
       <w:r>
+        <w:rPr>
+          <w:rFonts w:eastAsia="黑体"/>
+        </w:rPr>
         <w:continuationSeparator/>
       </w:r>
     </w:p>
@@ -3951,6 +4344,9 @@
   <w:footnote w:type="separator" w:id="-1">
     <w:p>
       <w:r>
+        <w:rPr>
+          <w:rFonts w:eastAsia="黑体"/>
+        </w:rPr>
         <w:separator/>
       </w:r>
     </w:p>
@@ -3959,7 +4355,7 @@
 </file>
 
 <file path=word/header1.xml><?xml version="1.0" encoding="utf-8"?>
-<w:hdr xmlns:m="http://schemas.openxmlformats.org/officeDocument/2006/math" xmlns:mc="http://schemas.openxmlformats.org/markup-compatibility/2006" xmlns:mo="http://schemas.microsoft.com/office/mac/office/2008/main" xmlns:mv="urn:schemas-microsoft-com:mac:vml" xmlns:o="urn:schemas-microsoft-com:office:office" xmlns:r="http://schemas.openxmlformats.org/officeDocument/2006/relationships" xmlns:v="urn:schemas-microsoft-com:vml" xmlns:w10="urn:schemas-microsoft-com:office:word" xmlns:w14="http://schemas.microsoft.com/office/word/2010/wordml" xmlns:w="http://schemas.openxmlformats.org/wordprocessingml/2006/main" xmlns:wne="http://schemas.microsoft.com/office/word/2006/wordml" xmlns:wp14="http://schemas.microsoft.com/office/word/2010/wordprocessingDrawing" xmlns:wp="http://schemas.openxmlformats.org/drawingml/2006/wordprocessingDrawing" xmlns:wpc="http://schemas.microsoft.com/office/word/2010/wordprocessingCanvas" xmlns:wpg="http://schemas.microsoft.com/office/word/2010/wordprocessingGroup" xmlns:wpi="http://schemas.microsoft.com/office/word/2010/wordprocessingInk" xmlns:wps="http://schemas.microsoft.com/office/word/2010/wordprocessingShape" mc:Ignorable="w14 wp14">
+<w:hdr xmlns:mc="http://schemas.openxmlformats.org/markup-compatibility/2006" xmlns:w="http://schemas.openxmlformats.org/wordprocessingml/2006/main" xmlns:m="http://schemas.openxmlformats.org/officeDocument/2006/math" xmlns:mo="http://schemas.microsoft.com/office/mac/office/2008/main" xmlns:mv="urn:schemas-microsoft-com:mac:vml" xmlns:o="urn:schemas-microsoft-com:office:office" xmlns:r="http://schemas.openxmlformats.org/officeDocument/2006/relationships" xmlns:v="urn:schemas-microsoft-com:vml" xmlns:w10="urn:schemas-microsoft-com:office:word" xmlns:w14="http://schemas.microsoft.com/office/word/2010/wordml" xmlns:wne="http://schemas.microsoft.com/office/word/2006/wordml" xmlns:wp14="http://schemas.microsoft.com/office/word/2010/wordprocessingDrawing" xmlns:wp="http://schemas.openxmlformats.org/drawingml/2006/wordprocessingDrawing" xmlns:wpc="http://schemas.microsoft.com/office/word/2010/wordprocessingCanvas" xmlns:wpg="http://schemas.microsoft.com/office/word/2010/wordprocessingGroup" xmlns:wpi="http://schemas.microsoft.com/office/word/2010/wordprocessingInk" xmlns:wps="http://schemas.microsoft.com/office/word/2010/wordprocessingShape" mc:Ignorable="w14 wp14">
   <w:p>
     <w:pPr>
       <w:pStyle w:val="Header"/>
@@ -3967,7 +4363,7 @@
     </w:pPr>
     <w:r>
       <w:rPr>
-        <w:rFonts w:ascii="Times New Roman" w:hAnsi="Times New Roman"/>
+        <w:rFonts w:ascii="Times New Roman" w:hAnsi="Times New Roman" w:eastAsia="黑体"/>
         <w:sz w:val="18"/>
         <w:rFonts w:eastAsia="黑体"/>
         <w:rFonts w:eastAsia="黑体"/>
@@ -3979,7 +4375,7 @@
 </file>
 
 <file path=word/numbering.xml><?xml version="1.0" encoding="utf-8"?>
-<w:numbering xmlns:m="http://schemas.openxmlformats.org/officeDocument/2006/math" xmlns:mc="http://schemas.openxmlformats.org/markup-compatibility/2006" xmlns:mo="http://schemas.microsoft.com/office/mac/office/2008/main" xmlns:mv="urn:schemas-microsoft-com:mac:vml" xmlns:o="urn:schemas-microsoft-com:office:office" xmlns:r="http://schemas.openxmlformats.org/officeDocument/2006/relationships" xmlns:v="urn:schemas-microsoft-com:vml" xmlns:w="http://schemas.openxmlformats.org/wordprocessingml/2006/main" xmlns:w10="urn:schemas-microsoft-com:office:word" xmlns:w14="http://schemas.microsoft.com/office/word/2010/wordml" xmlns:wne="http://schemas.microsoft.com/office/word/2006/wordml" xmlns:wp="http://schemas.openxmlformats.org/drawingml/2006/wordprocessingDrawing" xmlns:wp14="http://schemas.microsoft.com/office/word/2010/wordprocessingDrawing" xmlns:wpc="http://schemas.microsoft.com/office/word/2010/wordprocessingCanvas" xmlns:wpg="http://schemas.microsoft.com/office/word/2010/wordprocessingGroup" xmlns:wpi="http://schemas.microsoft.com/office/word/2010/wordprocessingInk" xmlns:wps="http://schemas.microsoft.com/office/word/2010/wordprocessingShape" mc:Ignorable="w14 wp14">
+<w:numbering xmlns:mc="http://schemas.openxmlformats.org/markup-compatibility/2006" xmlns:w="http://schemas.openxmlformats.org/wordprocessingml/2006/main" xmlns:m="http://schemas.openxmlformats.org/officeDocument/2006/math" xmlns:mo="http://schemas.microsoft.com/office/mac/office/2008/main" xmlns:mv="urn:schemas-microsoft-com:mac:vml" xmlns:o="urn:schemas-microsoft-com:office:office" xmlns:r="http://schemas.openxmlformats.org/officeDocument/2006/relationships" xmlns:v="urn:schemas-microsoft-com:vml" xmlns:w10="urn:schemas-microsoft-com:office:word" xmlns:w14="http://schemas.microsoft.com/office/word/2010/wordml" xmlns:wne="http://schemas.microsoft.com/office/word/2006/wordml" xmlns:wp="http://schemas.openxmlformats.org/drawingml/2006/wordprocessingDrawing" xmlns:wp14="http://schemas.microsoft.com/office/word/2010/wordprocessingDrawing" xmlns:wpc="http://schemas.microsoft.com/office/word/2010/wordprocessingCanvas" xmlns:wpg="http://schemas.microsoft.com/office/word/2010/wordprocessingGroup" xmlns:wpi="http://schemas.microsoft.com/office/word/2010/wordprocessingInk" xmlns:wps="http://schemas.microsoft.com/office/word/2010/wordprocessingShape" mc:Ignorable="w14 wp14">
   <w:abstractNum w:abstractNumId="0">
     <w:nsid w:val="FFFFFF7C"/>
     <w:multiLevelType w:val="singleLevel"/>
@@ -4066,7 +4462,7 @@
         <w:ind w:hanging="360" w:left="1440"/>
       </w:pPr>
       <w:rPr>
-        <w:rFonts w:ascii="Symbol" w:hAnsi="Symbol" w:hint="default"/>
+        <w:rFonts w:ascii="Symbol" w:hAnsi="Symbol" w:hint="default" w:eastAsia="黑体"/>
       </w:rPr>
     </w:lvl>
   </w:abstractNum>
@@ -4087,7 +4483,7 @@
         <w:ind w:hanging="360" w:left="1080"/>
       </w:pPr>
       <w:rPr>
-        <w:rFonts w:ascii="Symbol" w:hAnsi="Symbol" w:hint="default"/>
+        <w:rFonts w:ascii="Symbol" w:hAnsi="Symbol" w:hint="default" w:eastAsia="黑体"/>
       </w:rPr>
     </w:lvl>
   </w:abstractNum>
@@ -4108,7 +4504,7 @@
         <w:ind w:hanging="360" w:left="720"/>
       </w:pPr>
       <w:rPr>
-        <w:rFonts w:ascii="Symbol" w:hAnsi="Symbol" w:hint="default"/>
+        <w:rFonts w:ascii="Symbol" w:hAnsi="Symbol" w:hint="default" w:eastAsia="黑体"/>
       </w:rPr>
     </w:lvl>
   </w:abstractNum>
@@ -4147,7 +4543,7 @@
         <w:ind w:hanging="360" w:left="360"/>
       </w:pPr>
       <w:rPr>
-        <w:rFonts w:ascii="Symbol" w:hAnsi="Symbol" w:hint="default"/>
+        <w:rFonts w:ascii="Symbol" w:hAnsi="Symbol" w:hint="default" w:eastAsia="黑体"/>
       </w:rPr>
     </w:lvl>
   </w:abstractNum>
@@ -4238,7 +4634,7 @@
         <w:ind w:left="720" w:hanging="360"/>
       </w:pPr>
       <w:rPr>
-        <w:rFonts w:ascii="Symbol" w:hAnsi="Symbol" w:cs="Symbol" w:hint="default"/>
+        <w:rFonts w:ascii="Symbol" w:hAnsi="Symbol" w:cs="Symbol" w:hint="default" w:eastAsia="黑体"/>
       </w:rPr>
     </w:lvl>
     <w:lvl w:ilvl="1">
@@ -4249,7 +4645,7 @@
         <w:ind w:left="1440" w:hanging="360"/>
       </w:pPr>
       <w:rPr>
-        <w:rFonts w:ascii="Courier New" w:hAnsi="Courier New" w:cs="Courier New" w:hint="default"/>
+        <w:rFonts w:ascii="Courier New" w:hAnsi="Courier New" w:cs="Courier New" w:hint="default" w:eastAsia="黑体"/>
       </w:rPr>
     </w:lvl>
     <w:lvl w:ilvl="2">
@@ -4260,7 +4656,7 @@
         <w:ind w:left="2160" w:hanging="360"/>
       </w:pPr>
       <w:rPr>
-        <w:rFonts w:ascii="Wingdings" w:hAnsi="Wingdings" w:cs="Wingdings" w:hint="default"/>
+        <w:rFonts w:ascii="Wingdings" w:hAnsi="Wingdings" w:cs="Wingdings" w:hint="default" w:eastAsia="黑体"/>
       </w:rPr>
     </w:lvl>
     <w:lvl w:ilvl="3">
@@ -4271,7 +4667,7 @@
         <w:ind w:left="2880" w:hanging="360"/>
       </w:pPr>
       <w:rPr>
-        <w:rFonts w:ascii="Symbol" w:hAnsi="Symbol" w:cs="Symbol" w:hint="default"/>
+        <w:rFonts w:ascii="Symbol" w:hAnsi="Symbol" w:cs="Symbol" w:hint="default" w:eastAsia="黑体"/>
       </w:rPr>
     </w:lvl>
     <w:lvl w:ilvl="4">
@@ -4282,7 +4678,7 @@
         <w:ind w:left="3600" w:hanging="360"/>
       </w:pPr>
       <w:rPr>
-        <w:rFonts w:ascii="Courier New" w:hAnsi="Courier New" w:cs="Courier New" w:hint="default"/>
+        <w:rFonts w:ascii="Courier New" w:hAnsi="Courier New" w:cs="Courier New" w:hint="default" w:eastAsia="黑体"/>
       </w:rPr>
     </w:lvl>
     <w:lvl w:ilvl="5">
@@ -4293,7 +4689,7 @@
         <w:ind w:left="4320" w:hanging="360"/>
       </w:pPr>
       <w:rPr>
-        <w:rFonts w:ascii="Wingdings" w:hAnsi="Wingdings" w:cs="Wingdings" w:hint="default"/>
+        <w:rFonts w:ascii="Wingdings" w:hAnsi="Wingdings" w:cs="Wingdings" w:hint="default" w:eastAsia="黑体"/>
       </w:rPr>
     </w:lvl>
     <w:lvl w:ilvl="6">
@@ -4304,7 +4700,7 @@
         <w:ind w:left="5040" w:hanging="360"/>
       </w:pPr>
       <w:rPr>
-        <w:rFonts w:ascii="Symbol" w:hAnsi="Symbol" w:cs="Symbol" w:hint="default"/>
+        <w:rFonts w:ascii="Symbol" w:hAnsi="Symbol" w:cs="Symbol" w:hint="default" w:eastAsia="黑体"/>
       </w:rPr>
     </w:lvl>
     <w:lvl w:ilvl="7">
@@ -4315,7 +4711,7 @@
         <w:ind w:left="5760" w:hanging="360"/>
       </w:pPr>
       <w:rPr>
-        <w:rFonts w:ascii="Courier New" w:hAnsi="Courier New" w:cs="Courier New" w:hint="default"/>
+        <w:rFonts w:ascii="Courier New" w:hAnsi="Courier New" w:cs="Courier New" w:hint="default" w:eastAsia="黑体"/>
       </w:rPr>
     </w:lvl>
     <w:lvl w:ilvl="8">
@@ -4326,7 +4722,7 @@
         <w:ind w:left="6480" w:hanging="360"/>
       </w:pPr>
       <w:rPr>
-        <w:rFonts w:ascii="Wingdings" w:hAnsi="Wingdings" w:cs="Wingdings" w:hint="default"/>
+        <w:rFonts w:ascii="Wingdings" w:hAnsi="Wingdings" w:cs="Wingdings" w:hint="default" w:eastAsia="黑体"/>
       </w:rPr>
     </w:lvl>
   </w:abstractNum>
@@ -4382,11 +4778,11 @@
 </file>
 
 <file path=word/styles.xml><?xml version="1.0" encoding="utf-8"?>
-<w:styles xmlns:mc="http://schemas.openxmlformats.org/markup-compatibility/2006" xmlns:r="http://schemas.openxmlformats.org/officeDocument/2006/relationships" xmlns:w="http://schemas.openxmlformats.org/wordprocessingml/2006/main" xmlns:w14="http://schemas.microsoft.com/office/word/2010/wordml" mc:Ignorable="w14">
+<w:styles xmlns:mc="http://schemas.openxmlformats.org/markup-compatibility/2006" xmlns:w="http://schemas.openxmlformats.org/wordprocessingml/2006/main" xmlns:r="http://schemas.openxmlformats.org/officeDocument/2006/relationships" xmlns:w14="http://schemas.microsoft.com/office/word/2010/wordml" mc:Ignorable="w14">
   <w:docDefaults>
     <w:rPrDefault>
       <w:rPr>
-        <w:rFonts w:asciiTheme="minorHAnsi" w:cstheme="minorBidi" w:eastAsiaTheme="minorEastAsia" w:hAnsiTheme="minorHAnsi"/>
+        <w:rFonts w:asciiTheme="minorHAnsi" w:cstheme="minorBidi" w:hAnsiTheme="minorHAnsi" w:eastAsia="黑体"/>
         <w:sz w:val="22"/>
         <w:szCs w:val="22"/>
         <w:lang w:bidi="ar-SA" w:eastAsia="en-US" w:val="en-US"/>
@@ -4608,7 +5004,7 @@
       <w:outlineLvl w:val="0"/>
     </w:pPr>
     <w:rPr>
-      <w:rFonts w:ascii="Times New Roman" w:asciiTheme="majorHAnsi" w:cstheme="majorBidi" w:eastAsia="黑体" w:eastAsiaTheme="majorEastAsia" w:hAnsi="Times New Roman" w:hAnsiTheme="majorHAnsi"/>
+      <w:rFonts w:ascii="Times New Roman" w:asciiTheme="majorHAnsi" w:cstheme="majorBidi" w:eastAsia="黑体" w:hAnsi="Times New Roman" w:hAnsiTheme="majorHAnsi"/>
       <w:b/>
       <w:bCs/>
       <w:color w:val="1F3864"/>
@@ -4632,7 +5028,7 @@
       <w:outlineLvl w:val="1"/>
     </w:pPr>
     <w:rPr>
-      <w:rFonts w:ascii="Times New Roman" w:asciiTheme="majorHAnsi" w:cstheme="majorBidi" w:eastAsia="黑体" w:eastAsiaTheme="majorEastAsia" w:hAnsi="Times New Roman" w:hAnsiTheme="majorHAnsi"/>
+      <w:rFonts w:ascii="Times New Roman" w:asciiTheme="majorHAnsi" w:cstheme="majorBidi" w:eastAsia="黑体" w:hAnsi="Times New Roman" w:hAnsiTheme="majorHAnsi"/>
       <w:b/>
       <w:bCs/>
       <w:color w:val="2E4E7E"/>
@@ -4656,7 +5052,7 @@
       <w:outlineLvl w:val="2"/>
     </w:pPr>
     <w:rPr>
-      <w:rFonts w:ascii="Times New Roman" w:asciiTheme="majorHAnsi" w:cstheme="majorBidi" w:eastAsia="黑体" w:eastAsiaTheme="majorEastAsia" w:hAnsi="Times New Roman" w:hAnsiTheme="majorHAnsi"/>
+      <w:rFonts w:ascii="Times New Roman" w:asciiTheme="majorHAnsi" w:cstheme="majorBidi" w:eastAsia="黑体" w:hAnsi="Times New Roman" w:hAnsiTheme="majorHAnsi"/>
       <w:b/>
       <w:bCs/>
       <w:color w:val="2E4E7E"/>
@@ -4680,7 +5076,7 @@
       <w:outlineLvl w:val="3"/>
     </w:pPr>
     <w:rPr>
-      <w:rFonts w:ascii="Times New Roman" w:asciiTheme="majorHAnsi" w:cstheme="majorBidi" w:eastAsia="黑体" w:eastAsiaTheme="majorEastAsia" w:hAnsi="Times New Roman" w:hAnsiTheme="majorHAnsi"/>
+      <w:rFonts w:ascii="Times New Roman" w:asciiTheme="majorHAnsi" w:cstheme="majorBidi" w:eastAsia="黑体" w:hAnsi="Times New Roman" w:hAnsiTheme="majorHAnsi"/>
       <w:b/>
       <w:bCs/>
       <w:i/>
@@ -4706,7 +5102,7 @@
       <w:outlineLvl w:val="4"/>
     </w:pPr>
     <w:rPr>
-      <w:rFonts w:ascii="Times New Roman" w:asciiTheme="majorHAnsi" w:cstheme="majorBidi" w:eastAsia="黑体" w:eastAsiaTheme="majorEastAsia" w:hAnsi="Times New Roman" w:hAnsiTheme="majorHAnsi"/>
+      <w:rFonts w:ascii="Times New Roman" w:asciiTheme="majorHAnsi" w:cstheme="majorBidi" w:eastAsia="黑体" w:hAnsi="Times New Roman" w:hAnsiTheme="majorHAnsi"/>
       <w:b/>
       <w:color w:val="333333"/>
       <w:sz w:val="22"/>
@@ -4729,7 +5125,7 @@
       <w:outlineLvl w:val="5"/>
     </w:pPr>
     <w:rPr>
-      <w:rFonts w:asciiTheme="majorHAnsi" w:cstheme="majorBidi" w:eastAsiaTheme="majorEastAsia" w:hAnsiTheme="majorHAnsi"/>
+      <w:rFonts w:asciiTheme="majorHAnsi" w:cstheme="majorBidi" w:hAnsiTheme="majorHAnsi" w:eastAsia="黑体"/>
       <w:i/>
       <w:iCs/>
       <w:color w:themeColor="accent1" w:themeShade="7F" w:val="243F60"/>
@@ -4752,7 +5148,7 @@
       <w:outlineLvl w:val="6"/>
     </w:pPr>
     <w:rPr>
-      <w:rFonts w:asciiTheme="majorHAnsi" w:cstheme="majorBidi" w:eastAsiaTheme="majorEastAsia" w:hAnsiTheme="majorHAnsi"/>
+      <w:rFonts w:asciiTheme="majorHAnsi" w:cstheme="majorBidi" w:hAnsiTheme="majorHAnsi" w:eastAsia="黑体"/>
       <w:i/>
       <w:iCs/>
       <w:color w:themeColor="text1" w:themeTint="BF" w:val="404040"/>
@@ -4775,7 +5171,7 @@
       <w:outlineLvl w:val="7"/>
     </w:pPr>
     <w:rPr>
-      <w:rFonts w:asciiTheme="majorHAnsi" w:cstheme="majorBidi" w:eastAsiaTheme="majorEastAsia" w:hAnsiTheme="majorHAnsi"/>
+      <w:rFonts w:asciiTheme="majorHAnsi" w:cstheme="majorBidi" w:hAnsiTheme="majorHAnsi" w:eastAsia="黑体"/>
       <w:color w:themeColor="accent1" w:val="4F81BD"/>
       <w:sz w:val="20"/>
       <w:szCs w:val="20"/>
@@ -4798,7 +5194,7 @@
       <w:outlineLvl w:val="8"/>
     </w:pPr>
     <w:rPr>
-      <w:rFonts w:asciiTheme="majorHAnsi" w:cstheme="majorBidi" w:eastAsiaTheme="majorEastAsia" w:hAnsiTheme="majorHAnsi"/>
+      <w:rFonts w:asciiTheme="majorHAnsi" w:cstheme="majorBidi" w:hAnsiTheme="majorHAnsi" w:eastAsia="黑体"/>
       <w:i/>
       <w:iCs/>
       <w:color w:themeColor="text1" w:themeTint="BF" w:val="404040"/>
@@ -4849,7 +5245,7 @@
     <w:uiPriority w:val="9"/>
     <w:rsid w:val="00FC693F"/>
     <w:rPr>
-      <w:rFonts w:asciiTheme="majorHAnsi" w:cstheme="majorBidi" w:eastAsiaTheme="majorEastAsia" w:hAnsiTheme="majorHAnsi"/>
+      <w:rFonts w:asciiTheme="majorHAnsi" w:cstheme="majorBidi" w:hAnsiTheme="majorHAnsi" w:eastAsia="黑体"/>
       <w:b/>
       <w:bCs/>
       <w:color w:themeColor="accent1" w:themeShade="BF" w:val="365F91"/>
@@ -4864,7 +5260,7 @@
     <w:uiPriority w:val="9"/>
     <w:rsid w:val="00FC693F"/>
     <w:rPr>
-      <w:rFonts w:asciiTheme="majorHAnsi" w:cstheme="majorBidi" w:eastAsiaTheme="majorEastAsia" w:hAnsiTheme="majorHAnsi"/>
+      <w:rFonts w:asciiTheme="majorHAnsi" w:cstheme="majorBidi" w:hAnsiTheme="majorHAnsi" w:eastAsia="黑体"/>
       <w:b/>
       <w:bCs/>
       <w:color w:themeColor="accent1" w:val="4F81BD"/>
@@ -4879,7 +5275,7 @@
     <w:uiPriority w:val="9"/>
     <w:rsid w:val="00FC693F"/>
     <w:rPr>
-      <w:rFonts w:asciiTheme="majorHAnsi" w:cstheme="majorBidi" w:eastAsiaTheme="majorEastAsia" w:hAnsiTheme="majorHAnsi"/>
+      <w:rFonts w:asciiTheme="majorHAnsi" w:cstheme="majorBidi" w:hAnsiTheme="majorHAnsi" w:eastAsia="黑体"/>
       <w:b/>
       <w:bCs/>
       <w:color w:themeColor="accent1" w:val="4F81BD"/>
@@ -4902,7 +5298,7 @@
       <w:contextualSpacing/>
     </w:pPr>
     <w:rPr>
-      <w:rFonts w:ascii="Times New Roman" w:asciiTheme="majorHAnsi" w:cstheme="majorBidi" w:eastAsia="黑体" w:eastAsiaTheme="majorEastAsia" w:hAnsi="Times New Roman" w:hAnsiTheme="majorHAnsi"/>
+      <w:rFonts w:ascii="Times New Roman" w:asciiTheme="majorHAnsi" w:cstheme="majorBidi" w:eastAsia="黑体" w:hAnsi="Times New Roman" w:hAnsiTheme="majorHAnsi"/>
       <w:b/>
       <w:color w:val="1F3864"/>
       <w:spacing w:val="5"/>
@@ -4918,7 +5314,7 @@
     <w:uiPriority w:val="10"/>
     <w:rsid w:val="00FC693F"/>
     <w:rPr>
-      <w:rFonts w:asciiTheme="majorHAnsi" w:cstheme="majorBidi" w:eastAsiaTheme="majorEastAsia" w:hAnsiTheme="majorHAnsi"/>
+      <w:rFonts w:asciiTheme="majorHAnsi" w:cstheme="majorBidi" w:hAnsiTheme="majorHAnsi" w:eastAsia="黑体"/>
       <w:color w:themeColor="text2" w:themeShade="BF" w:val="17365D"/>
       <w:spacing w:val="5"/>
       <w:kern w:val="28"/>
@@ -4940,7 +5336,7 @@
       </w:numPr>
     </w:pPr>
     <w:rPr>
-      <w:rFonts w:asciiTheme="majorHAnsi" w:cstheme="majorBidi" w:eastAsiaTheme="majorEastAsia" w:hAnsiTheme="majorHAnsi"/>
+      <w:rFonts w:asciiTheme="majorHAnsi" w:cstheme="majorBidi" w:hAnsiTheme="majorHAnsi" w:eastAsia="黑体"/>
       <w:i/>
       <w:iCs/>
       <w:color w:themeColor="accent1" w:val="4F81BD"/>
@@ -4956,7 +5352,7 @@
     <w:uiPriority w:val="11"/>
     <w:rsid w:val="00FC693F"/>
     <w:rPr>
-      <w:rFonts w:asciiTheme="majorHAnsi" w:cstheme="majorBidi" w:eastAsiaTheme="majorEastAsia" w:hAnsiTheme="majorHAnsi"/>
+      <w:rFonts w:asciiTheme="majorHAnsi" w:cstheme="majorBidi" w:hAnsiTheme="majorHAnsi" w:eastAsia="黑体"/>
       <w:i/>
       <w:iCs/>
       <w:color w:themeColor="accent1" w:val="4F81BD"/>
@@ -5023,6 +5419,7 @@
       <w:spacing w:after="120"/>
     </w:pPr>
     <w:rPr>
+      <w:rFonts w:eastAsia="黑体"/>
       <w:sz w:val="16"/>
       <w:szCs w:val="16"/>
     </w:rPr>
@@ -5034,6 +5431,7 @@
     <w:uiPriority w:val="99"/>
     <w:rsid w:val="00AA1D8D"/>
     <w:rPr>
+      <w:rFonts w:eastAsia="黑体"/>
       <w:sz w:val="16"/>
       <w:szCs w:val="16"/>
     </w:rPr>
@@ -5203,7 +5601,7 @@
       </w:tabs>
     </w:pPr>
     <w:rPr>
-      <w:rFonts w:ascii="Courier" w:hAnsi="Courier"/>
+      <w:rFonts w:ascii="Courier" w:hAnsi="Courier" w:eastAsia="黑体"/>
       <w:sz w:val="20"/>
       <w:szCs w:val="20"/>
     </w:rPr>
@@ -5215,7 +5613,7 @@
     <w:uiPriority w:val="99"/>
     <w:rsid w:val="0029639D"/>
     <w:rPr>
-      <w:rFonts w:ascii="Courier" w:hAnsi="Courier"/>
+      <w:rFonts w:ascii="Courier" w:hAnsi="Courier" w:eastAsia="黑体"/>
       <w:sz w:val="20"/>
       <w:szCs w:val="20"/>
     </w:rPr>
@@ -5251,6 +5649,7 @@
     <w:uiPriority w:val="29"/>
     <w:rsid w:val="00FC693F"/>
     <w:rPr>
+      <w:rFonts w:eastAsia="黑体"/>
       <w:i/>
       <w:iCs/>
       <w:color w:themeColor="text1" w:val="000000"/>
@@ -5264,7 +5663,7 @@
     <w:semiHidden/>
     <w:rsid w:val="00FC693F"/>
     <w:rPr>
-      <w:rFonts w:asciiTheme="majorHAnsi" w:cstheme="majorBidi" w:eastAsiaTheme="majorEastAsia" w:hAnsiTheme="majorHAnsi"/>
+      <w:rFonts w:asciiTheme="majorHAnsi" w:cstheme="majorBidi" w:hAnsiTheme="majorHAnsi" w:eastAsia="黑体"/>
       <w:b/>
       <w:bCs/>
       <w:i/>
@@ -5280,7 +5679,7 @@
     <w:semiHidden/>
     <w:rsid w:val="00FC693F"/>
     <w:rPr>
-      <w:rFonts w:asciiTheme="majorHAnsi" w:cstheme="majorBidi" w:eastAsiaTheme="majorEastAsia" w:hAnsiTheme="majorHAnsi"/>
+      <w:rFonts w:asciiTheme="majorHAnsi" w:cstheme="majorBidi" w:hAnsiTheme="majorHAnsi" w:eastAsia="黑体"/>
       <w:color w:themeColor="accent1" w:themeShade="7F" w:val="243F60"/>
     </w:rPr>
   </w:style>
@@ -5292,7 +5691,7 @@
     <w:semiHidden/>
     <w:rsid w:val="00FC693F"/>
     <w:rPr>
-      <w:rFonts w:asciiTheme="majorHAnsi" w:cstheme="majorBidi" w:eastAsiaTheme="majorEastAsia" w:hAnsiTheme="majorHAnsi"/>
+      <w:rFonts w:asciiTheme="majorHAnsi" w:cstheme="majorBidi" w:hAnsiTheme="majorHAnsi" w:eastAsia="黑体"/>
       <w:i/>
       <w:iCs/>
       <w:color w:themeColor="accent1" w:themeShade="7F" w:val="243F60"/>
@@ -5306,7 +5705,7 @@
     <w:semiHidden/>
     <w:rsid w:val="00FC693F"/>
     <w:rPr>
-      <w:rFonts w:asciiTheme="majorHAnsi" w:cstheme="majorBidi" w:eastAsiaTheme="majorEastAsia" w:hAnsiTheme="majorHAnsi"/>
+      <w:rFonts w:asciiTheme="majorHAnsi" w:cstheme="majorBidi" w:hAnsiTheme="majorHAnsi" w:eastAsia="黑体"/>
       <w:i/>
       <w:iCs/>
       <w:color w:themeColor="text1" w:themeTint="BF" w:val="404040"/>
@@ -5320,7 +5719,7 @@
     <w:semiHidden/>
     <w:rsid w:val="00FC693F"/>
     <w:rPr>
-      <w:rFonts w:asciiTheme="majorHAnsi" w:cstheme="majorBidi" w:eastAsiaTheme="majorEastAsia" w:hAnsiTheme="majorHAnsi"/>
+      <w:rFonts w:asciiTheme="majorHAnsi" w:cstheme="majorBidi" w:hAnsiTheme="majorHAnsi" w:eastAsia="黑体"/>
       <w:color w:themeColor="accent1" w:val="4F81BD"/>
       <w:sz w:val="20"/>
       <w:szCs w:val="20"/>
@@ -5334,7 +5733,7 @@
     <w:semiHidden/>
     <w:rsid w:val="00FC693F"/>
     <w:rPr>
-      <w:rFonts w:asciiTheme="majorHAnsi" w:cstheme="majorBidi" w:eastAsiaTheme="majorEastAsia" w:hAnsiTheme="majorHAnsi"/>
+      <w:rFonts w:asciiTheme="majorHAnsi" w:cstheme="majorBidi" w:hAnsiTheme="majorHAnsi" w:eastAsia="黑体"/>
       <w:i/>
       <w:iCs/>
       <w:color w:themeColor="text1" w:themeTint="BF" w:val="404040"/>
@@ -5355,6 +5754,7 @@
       <w:spacing w:line="240" w:lineRule="auto"/>
     </w:pPr>
     <w:rPr>
+      <w:rFonts w:eastAsia="黑体"/>
       <w:b/>
       <w:bCs/>
       <w:color w:themeColor="accent1" w:val="4F81BD"/>
@@ -5369,6 +5769,7 @@
     <w:qFormat/>
     <w:rsid w:val="00FC693F"/>
     <w:rPr>
+      <w:rFonts w:eastAsia="黑体"/>
       <w:b/>
       <w:bCs/>
     </w:rPr>
@@ -5380,6 +5781,7 @@
     <w:qFormat/>
     <w:rsid w:val="00FC693F"/>
     <w:rPr>
+      <w:rFonts w:eastAsia="黑体"/>
       <w:i/>
       <w:iCs/>
     </w:rPr>
@@ -5400,6 +5802,7 @@
       <w:ind w:left="936" w:right="936"/>
     </w:pPr>
     <w:rPr>
+      <w:rFonts w:eastAsia="黑体"/>
       <w:b/>
       <w:bCs/>
       <w:i/>
@@ -5414,6 +5817,7 @@
     <w:uiPriority w:val="30"/>
     <w:rsid w:val="00FC693F"/>
     <w:rPr>
+      <w:rFonts w:eastAsia="黑体"/>
       <w:b/>
       <w:bCs/>
       <w:i/>
@@ -5428,6 +5832,7 @@
     <w:qFormat/>
     <w:rsid w:val="00FC693F"/>
     <w:rPr>
+      <w:rFonts w:eastAsia="黑体"/>
       <w:i/>
       <w:iCs/>
       <w:color w:themeColor="text1" w:themeTint="7F" w:val="808080"/>
@@ -5440,6 +5845,7 @@
     <w:qFormat/>
     <w:rsid w:val="00FC693F"/>
     <w:rPr>
+      <w:rFonts w:eastAsia="黑体"/>
       <w:b/>
       <w:bCs/>
       <w:i/>
@@ -5454,6 +5860,7 @@
     <w:qFormat/>
     <w:rsid w:val="00FC693F"/>
     <w:rPr>
+      <w:rFonts w:eastAsia="黑体"/>
       <w:smallCaps/>
       <w:color w:themeColor="accent2" w:val="C0504D"/>
       <w:u w:val="single"/>
@@ -5466,6 +5873,7 @@
     <w:qFormat/>
     <w:rsid w:val="00FC693F"/>
     <w:rPr>
+      <w:rFonts w:eastAsia="黑体"/>
       <w:b/>
       <w:bCs/>
       <w:smallCaps/>
@@ -5481,6 +5889,7 @@
     <w:qFormat/>
     <w:rsid w:val="00FC693F"/>
     <w:rPr>
+      <w:rFonts w:eastAsia="黑体"/>
       <w:b/>
       <w:bCs/>
       <w:smallCaps/>
@@ -5535,6 +5944,7 @@
       <w:spacing w:after="0" w:line="240" w:lineRule="auto"/>
     </w:pPr>
     <w:rPr>
+      <w:rFonts w:eastAsia="黑体"/>
       <w:color w:themeColor="text1" w:themeShade="BF" w:val="000000"/>
     </w:rPr>
     <w:tblPr>
@@ -5557,6 +5967,7 @@
         <w:spacing w:after="0" w:before="0" w:line="240" w:lineRule="auto"/>
       </w:pPr>
       <w:rPr>
+        <w:rFonts w:eastAsia="黑体"/>
         <w:b/>
         <w:bCs/>
       </w:rPr>
@@ -5577,6 +5988,7 @@
         <w:spacing w:after="0" w:before="0" w:line="240" w:lineRule="auto"/>
       </w:pPr>
       <w:rPr>
+        <w:rFonts w:eastAsia="黑体"/>
         <w:b/>
         <w:bCs/>
       </w:rPr>
@@ -5594,12 +6006,14 @@
     </w:tblStylePr>
     <w:tblStylePr w:type="firstCol">
       <w:rPr>
+        <w:rFonts w:eastAsia="黑体"/>
         <w:b/>
         <w:bCs/>
       </w:rPr>
     </w:tblStylePr>
     <w:tblStylePr w:type="lastCol">
       <w:rPr>
+        <w:rFonts w:eastAsia="黑体"/>
         <w:b/>
         <w:bCs/>
       </w:rPr>
@@ -5638,6 +6052,7 @@
       <w:spacing w:after="0" w:line="240" w:lineRule="auto"/>
     </w:pPr>
     <w:rPr>
+      <w:rFonts w:eastAsia="黑体"/>
       <w:color w:themeColor="accent1" w:themeShade="BF" w:val="365F91"/>
     </w:rPr>
     <w:tblPr>
@@ -5660,6 +6075,7 @@
         <w:spacing w:after="0" w:before="0" w:line="240" w:lineRule="auto"/>
       </w:pPr>
       <w:rPr>
+        <w:rFonts w:eastAsia="黑体"/>
         <w:b/>
         <w:bCs/>
       </w:rPr>
@@ -5680,6 +6096,7 @@
         <w:spacing w:after="0" w:before="0" w:line="240" w:lineRule="auto"/>
       </w:pPr>
       <w:rPr>
+        <w:rFonts w:eastAsia="黑体"/>
         <w:b/>
         <w:bCs/>
       </w:rPr>
@@ -5697,12 +6114,14 @@
     </w:tblStylePr>
     <w:tblStylePr w:type="firstCol">
       <w:rPr>
+        <w:rFonts w:eastAsia="黑体"/>
         <w:b/>
         <w:bCs/>
       </w:rPr>
     </w:tblStylePr>
     <w:tblStylePr w:type="lastCol">
       <w:rPr>
+        <w:rFonts w:eastAsia="黑体"/>
         <w:b/>
         <w:bCs/>
       </w:rPr>
@@ -5741,6 +6160,7 @@
       <w:spacing w:after="0" w:line="240" w:lineRule="auto"/>
     </w:pPr>
     <w:rPr>
+      <w:rFonts w:eastAsia="黑体"/>
       <w:color w:themeColor="accent2" w:themeShade="BF" w:val="943634"/>
     </w:rPr>
     <w:tblPr>
@@ -5763,6 +6183,7 @@
         <w:spacing w:after="0" w:before="0" w:line="240" w:lineRule="auto"/>
       </w:pPr>
       <w:rPr>
+        <w:rFonts w:eastAsia="黑体"/>
         <w:b/>
         <w:bCs/>
       </w:rPr>
@@ -5783,6 +6204,7 @@
         <w:spacing w:after="0" w:before="0" w:line="240" w:lineRule="auto"/>
       </w:pPr>
       <w:rPr>
+        <w:rFonts w:eastAsia="黑体"/>
         <w:b/>
         <w:bCs/>
       </w:rPr>
@@ -5800,12 +6222,14 @@
     </w:tblStylePr>
     <w:tblStylePr w:type="firstCol">
       <w:rPr>
+        <w:rFonts w:eastAsia="黑体"/>
         <w:b/>
         <w:bCs/>
       </w:rPr>
     </w:tblStylePr>
     <w:tblStylePr w:type="lastCol">
       <w:rPr>
+        <w:rFonts w:eastAsia="黑体"/>
         <w:b/>
         <w:bCs/>
       </w:rPr>
@@ -5844,6 +6268,7 @@
       <w:spacing w:after="0" w:line="240" w:lineRule="auto"/>
     </w:pPr>
     <w:rPr>
+      <w:rFonts w:eastAsia="黑体"/>
       <w:color w:themeColor="accent3" w:themeShade="BF" w:val="76923C"/>
     </w:rPr>
     <w:tblPr>
@@ -5866,6 +6291,7 @@
         <w:spacing w:after="0" w:before="0" w:line="240" w:lineRule="auto"/>
       </w:pPr>
       <w:rPr>
+        <w:rFonts w:eastAsia="黑体"/>
         <w:b/>
         <w:bCs/>
       </w:rPr>
@@ -5886,6 +6312,7 @@
         <w:spacing w:after="0" w:before="0" w:line="240" w:lineRule="auto"/>
       </w:pPr>
       <w:rPr>
+        <w:rFonts w:eastAsia="黑体"/>
         <w:b/>
         <w:bCs/>
       </w:rPr>
@@ -5903,12 +6330,14 @@
     </w:tblStylePr>
     <w:tblStylePr w:type="firstCol">
       <w:rPr>
+        <w:rFonts w:eastAsia="黑体"/>
         <w:b/>
         <w:bCs/>
       </w:rPr>
     </w:tblStylePr>
     <w:tblStylePr w:type="lastCol">
       <w:rPr>
+        <w:rFonts w:eastAsia="黑体"/>
         <w:b/>
         <w:bCs/>
       </w:rPr>
@@ -5947,6 +6376,7 @@
       <w:spacing w:after="0" w:line="240" w:lineRule="auto"/>
     </w:pPr>
     <w:rPr>
+      <w:rFonts w:eastAsia="黑体"/>
       <w:color w:themeColor="accent4" w:themeShade="BF" w:val="5F497A"/>
     </w:rPr>
     <w:tblPr>
@@ -5969,6 +6399,7 @@
         <w:spacing w:after="0" w:before="0" w:line="240" w:lineRule="auto"/>
       </w:pPr>
       <w:rPr>
+        <w:rFonts w:eastAsia="黑体"/>
         <w:b/>
         <w:bCs/>
       </w:rPr>
@@ -5989,6 +6420,7 @@
         <w:spacing w:after="0" w:before="0" w:line="240" w:lineRule="auto"/>
       </w:pPr>
       <w:rPr>
+        <w:rFonts w:eastAsia="黑体"/>
         <w:b/>
         <w:bCs/>
       </w:rPr>
@@ -6006,12 +6438,14 @@
     </w:tblStylePr>
     <w:tblStylePr w:type="firstCol">
       <w:rPr>
+        <w:rFonts w:eastAsia="黑体"/>
         <w:b/>
         <w:bCs/>
       </w:rPr>
     </w:tblStylePr>
     <w:tblStylePr w:type="lastCol">
       <w:rPr>
+        <w:rFonts w:eastAsia="黑体"/>
         <w:b/>
         <w:bCs/>
       </w:rPr>
@@ -6050,6 +6484,7 @@
       <w:spacing w:after="0" w:line="240" w:lineRule="auto"/>
     </w:pPr>
     <w:rPr>
+      <w:rFonts w:eastAsia="黑体"/>
       <w:color w:themeColor="accent5" w:themeShade="BF" w:val="31849B"/>
     </w:rPr>
     <w:tblPr>
@@ -6072,6 +6507,7 @@
         <w:spacing w:after="0" w:before="0" w:line="240" w:lineRule="auto"/>
       </w:pPr>
       <w:rPr>
+        <w:rFonts w:eastAsia="黑体"/>
         <w:b/>
         <w:bCs/>
       </w:rPr>
@@ -6092,6 +6528,7 @@
         <w:spacing w:after="0" w:before="0" w:line="240" w:lineRule="auto"/>
       </w:pPr>
       <w:rPr>
+        <w:rFonts w:eastAsia="黑体"/>
         <w:b/>
         <w:bCs/>
       </w:rPr>
@@ -6109,12 +6546,14 @@
     </w:tblStylePr>
     <w:tblStylePr w:type="firstCol">
       <w:rPr>
+        <w:rFonts w:eastAsia="黑体"/>
         <w:b/>
         <w:bCs/>
       </w:rPr>
     </w:tblStylePr>
     <w:tblStylePr w:type="lastCol">
       <w:rPr>
+        <w:rFonts w:eastAsia="黑体"/>
         <w:b/>
         <w:bCs/>
       </w:rPr>
@@ -6153,6 +6592,7 @@
       <w:spacing w:after="0" w:line="240" w:lineRule="auto"/>
     </w:pPr>
     <w:rPr>
+      <w:rFonts w:eastAsia="黑体"/>
       <w:color w:themeColor="accent6" w:themeShade="BF" w:val="E36C0A"/>
     </w:rPr>
     <w:tblPr>
@@ -6175,6 +6615,7 @@
         <w:spacing w:after="0" w:before="0" w:line="240" w:lineRule="auto"/>
       </w:pPr>
       <w:rPr>
+        <w:rFonts w:eastAsia="黑体"/>
         <w:b/>
         <w:bCs/>
       </w:rPr>
@@ -6195,6 +6636,7 @@
         <w:spacing w:after="0" w:before="0" w:line="240" w:lineRule="auto"/>
       </w:pPr>
       <w:rPr>
+        <w:rFonts w:eastAsia="黑体"/>
         <w:b/>
         <w:bCs/>
       </w:rPr>
@@ -6212,12 +6654,14 @@
     </w:tblStylePr>
     <w:tblStylePr w:type="firstCol">
       <w:rPr>
+        <w:rFonts w:eastAsia="黑体"/>
         <w:b/>
         <w:bCs/>
       </w:rPr>
     </w:tblStylePr>
     <w:tblStylePr w:type="lastCol">
       <w:rPr>
+        <w:rFonts w:eastAsia="黑体"/>
         <w:b/>
         <w:bCs/>
       </w:rPr>
@@ -6277,6 +6721,7 @@
         <w:spacing w:after="0" w:before="0" w:line="240" w:lineRule="auto"/>
       </w:pPr>
       <w:rPr>
+        <w:rFonts w:eastAsia="黑体"/>
         <w:b/>
         <w:bCs/>
         <w:color w:themeColor="background1" w:val="FFFFFF"/>
@@ -6291,6 +6736,7 @@
         <w:spacing w:after="0" w:before="0" w:line="240" w:lineRule="auto"/>
       </w:pPr>
       <w:rPr>
+        <w:rFonts w:eastAsia="黑体"/>
         <w:b/>
         <w:bCs/>
       </w:rPr>
@@ -6306,12 +6752,14 @@
     </w:tblStylePr>
     <w:tblStylePr w:type="firstCol">
       <w:rPr>
+        <w:rFonts w:eastAsia="黑体"/>
         <w:b/>
         <w:bCs/>
       </w:rPr>
     </w:tblStylePr>
     <w:tblStylePr w:type="lastCol">
       <w:rPr>
+        <w:rFonts w:eastAsia="黑体"/>
         <w:b/>
         <w:bCs/>
       </w:rPr>
@@ -6369,6 +6817,7 @@
         <w:spacing w:after="0" w:before="0" w:line="240" w:lineRule="auto"/>
       </w:pPr>
       <w:rPr>
+        <w:rFonts w:eastAsia="黑体"/>
         <w:b/>
         <w:bCs/>
         <w:color w:themeColor="background1" w:val="FFFFFF"/>
@@ -6383,6 +6832,7 @@
         <w:spacing w:after="0" w:before="0" w:line="240" w:lineRule="auto"/>
       </w:pPr>
       <w:rPr>
+        <w:rFonts w:eastAsia="黑体"/>
         <w:b/>
         <w:bCs/>
       </w:rPr>
@@ -6398,12 +6848,14 @@
     </w:tblStylePr>
     <w:tblStylePr w:type="firstCol">
       <w:rPr>
+        <w:rFonts w:eastAsia="黑体"/>
         <w:b/>
         <w:bCs/>
       </w:rPr>
     </w:tblStylePr>
     <w:tblStylePr w:type="lastCol">
       <w:rPr>
+        <w:rFonts w:eastAsia="黑体"/>
         <w:b/>
         <w:bCs/>
       </w:rPr>
@@ -6461,6 +6913,7 @@
         <w:spacing w:after="0" w:before="0" w:line="240" w:lineRule="auto"/>
       </w:pPr>
       <w:rPr>
+        <w:rFonts w:eastAsia="黑体"/>
         <w:b/>
         <w:bCs/>
         <w:color w:themeColor="background1" w:val="FFFFFF"/>
@@ -6475,6 +6928,7 @@
         <w:spacing w:after="0" w:before="0" w:line="240" w:lineRule="auto"/>
       </w:pPr>
       <w:rPr>
+        <w:rFonts w:eastAsia="黑体"/>
         <w:b/>
         <w:bCs/>
       </w:rPr>
@@ -6490,12 +6944,14 @@
     </w:tblStylePr>
     <w:tblStylePr w:type="firstCol">
       <w:rPr>
+        <w:rFonts w:eastAsia="黑体"/>
         <w:b/>
         <w:bCs/>
       </w:rPr>
     </w:tblStylePr>
     <w:tblStylePr w:type="lastCol">
       <w:rPr>
+        <w:rFonts w:eastAsia="黑体"/>
         <w:b/>
         <w:bCs/>
       </w:rPr>
@@ -6553,6 +7009,7 @@
         <w:spacing w:after="0" w:before="0" w:line="240" w:lineRule="auto"/>
       </w:pPr>
       <w:rPr>
+        <w:rFonts w:eastAsia="黑体"/>
         <w:b/>
         <w:bCs/>
         <w:color w:themeColor="background1" w:val="FFFFFF"/>
@@ -6567,6 +7024,7 @@
         <w:spacing w:after="0" w:before="0" w:line="240" w:lineRule="auto"/>
       </w:pPr>
       <w:rPr>
+        <w:rFonts w:eastAsia="黑体"/>
         <w:b/>
         <w:bCs/>
       </w:rPr>
@@ -6582,12 +7040,14 @@
     </w:tblStylePr>
     <w:tblStylePr w:type="firstCol">
       <w:rPr>
+        <w:rFonts w:eastAsia="黑体"/>
         <w:b/>
         <w:bCs/>
       </w:rPr>
     </w:tblStylePr>
     <w:tblStylePr w:type="lastCol">
       <w:rPr>
+        <w:rFonts w:eastAsia="黑体"/>
         <w:b/>
         <w:bCs/>
       </w:rPr>
@@ -6645,6 +7105,7 @@
         <w:spacing w:after="0" w:before="0" w:line="240" w:lineRule="auto"/>
       </w:pPr>
       <w:rPr>
+        <w:rFonts w:eastAsia="黑体"/>
         <w:b/>
         <w:bCs/>
         <w:color w:themeColor="background1" w:val="FFFFFF"/>
@@ -6659,6 +7120,7 @@
         <w:spacing w:after="0" w:before="0" w:line="240" w:lineRule="auto"/>
       </w:pPr>
       <w:rPr>
+        <w:rFonts w:eastAsia="黑体"/>
         <w:b/>
         <w:bCs/>
       </w:rPr>
@@ -6674,12 +7136,14 @@
     </w:tblStylePr>
     <w:tblStylePr w:type="firstCol">
       <w:rPr>
+        <w:rFonts w:eastAsia="黑体"/>
         <w:b/>
         <w:bCs/>
       </w:rPr>
     </w:tblStylePr>
     <w:tblStylePr w:type="lastCol">
       <w:rPr>
+        <w:rFonts w:eastAsia="黑体"/>
         <w:b/>
         <w:bCs/>
       </w:rPr>
@@ -6737,6 +7201,7 @@
         <w:spacing w:after="0" w:before="0" w:line="240" w:lineRule="auto"/>
       </w:pPr>
       <w:rPr>
+        <w:rFonts w:eastAsia="黑体"/>
         <w:b/>
         <w:bCs/>
         <w:color w:themeColor="background1" w:val="FFFFFF"/>
@@ -6751,6 +7216,7 @@
         <w:spacing w:after="0" w:before="0" w:line="240" w:lineRule="auto"/>
       </w:pPr>
       <w:rPr>
+        <w:rFonts w:eastAsia="黑体"/>
         <w:b/>
         <w:bCs/>
       </w:rPr>
@@ -6766,12 +7232,14 @@
     </w:tblStylePr>
     <w:tblStylePr w:type="firstCol">
       <w:rPr>
+        <w:rFonts w:eastAsia="黑体"/>
         <w:b/>
         <w:bCs/>
       </w:rPr>
     </w:tblStylePr>
     <w:tblStylePr w:type="lastCol">
       <w:rPr>
+        <w:rFonts w:eastAsia="黑体"/>
         <w:b/>
         <w:bCs/>
       </w:rPr>
@@ -6829,6 +7297,7 @@
         <w:spacing w:after="0" w:before="0" w:line="240" w:lineRule="auto"/>
       </w:pPr>
       <w:rPr>
+        <w:rFonts w:eastAsia="黑体"/>
         <w:b/>
         <w:bCs/>
         <w:color w:themeColor="background1" w:val="FFFFFF"/>
@@ -6843,6 +7312,7 @@
         <w:spacing w:after="0" w:before="0" w:line="240" w:lineRule="auto"/>
       </w:pPr>
       <w:rPr>
+        <w:rFonts w:eastAsia="黑体"/>
         <w:b/>
         <w:bCs/>
       </w:rPr>
@@ -6858,12 +7328,14 @@
     </w:tblStylePr>
     <w:tblStylePr w:type="firstCol">
       <w:rPr>
+        <w:rFonts w:eastAsia="黑体"/>
         <w:b/>
         <w:bCs/>
       </w:rPr>
     </w:tblStylePr>
     <w:tblStylePr w:type="lastCol">
       <w:rPr>
+        <w:rFonts w:eastAsia="黑体"/>
         <w:b/>
         <w:bCs/>
       </w:rPr>
@@ -6923,7 +7395,7 @@
         <w:spacing w:after="0" w:before="0" w:line="240" w:lineRule="auto"/>
       </w:pPr>
       <w:rPr>
-        <w:rFonts w:asciiTheme="majorHAnsi" w:cstheme="majorBidi" w:eastAsiaTheme="majorEastAsia" w:hAnsiTheme="majorHAnsi"/>
+        <w:rFonts w:asciiTheme="majorHAnsi" w:cstheme="majorBidi" w:hAnsiTheme="majorHAnsi" w:eastAsia="黑体"/>
         <w:b/>
         <w:bCs/>
       </w:rPr>
@@ -6944,7 +7416,7 @@
         <w:spacing w:after="0" w:before="0" w:line="240" w:lineRule="auto"/>
       </w:pPr>
       <w:rPr>
-        <w:rFonts w:asciiTheme="majorHAnsi" w:cstheme="majorBidi" w:eastAsiaTheme="majorEastAsia" w:hAnsiTheme="majorHAnsi"/>
+        <w:rFonts w:asciiTheme="majorHAnsi" w:cstheme="majorBidi" w:hAnsiTheme="majorHAnsi" w:eastAsia="黑体"/>
         <w:b/>
         <w:bCs/>
       </w:rPr>
@@ -6962,14 +7434,14 @@
     </w:tblStylePr>
     <w:tblStylePr w:type="firstCol">
       <w:rPr>
-        <w:rFonts w:asciiTheme="majorHAnsi" w:cstheme="majorBidi" w:eastAsiaTheme="majorEastAsia" w:hAnsiTheme="majorHAnsi"/>
+        <w:rFonts w:asciiTheme="majorHAnsi" w:cstheme="majorBidi" w:hAnsiTheme="majorHAnsi" w:eastAsia="黑体"/>
         <w:b/>
         <w:bCs/>
       </w:rPr>
     </w:tblStylePr>
     <w:tblStylePr w:type="lastCol">
       <w:rPr>
-        <w:rFonts w:asciiTheme="majorHAnsi" w:cstheme="majorBidi" w:eastAsiaTheme="majorEastAsia" w:hAnsiTheme="majorHAnsi"/>
+        <w:rFonts w:asciiTheme="majorHAnsi" w:cstheme="majorBidi" w:hAnsiTheme="majorHAnsi" w:eastAsia="黑体"/>
         <w:b/>
         <w:bCs/>
       </w:rPr>
@@ -7053,7 +7525,7 @@
         <w:spacing w:after="0" w:before="0" w:line="240" w:lineRule="auto"/>
       </w:pPr>
       <w:rPr>
-        <w:rFonts w:asciiTheme="majorHAnsi" w:cstheme="majorBidi" w:eastAsiaTheme="majorEastAsia" w:hAnsiTheme="majorHAnsi"/>
+        <w:rFonts w:asciiTheme="majorHAnsi" w:cstheme="majorBidi" w:hAnsiTheme="majorHAnsi" w:eastAsia="黑体"/>
         <w:b/>
         <w:bCs/>
       </w:rPr>
@@ -7074,7 +7546,7 @@
         <w:spacing w:after="0" w:before="0" w:line="240" w:lineRule="auto"/>
       </w:pPr>
       <w:rPr>
-        <w:rFonts w:asciiTheme="majorHAnsi" w:cstheme="majorBidi" w:eastAsiaTheme="majorEastAsia" w:hAnsiTheme="majorHAnsi"/>
+        <w:rFonts w:asciiTheme="majorHAnsi" w:cstheme="majorBidi" w:hAnsiTheme="majorHAnsi" w:eastAsia="黑体"/>
         <w:b/>
         <w:bCs/>
       </w:rPr>
@@ -7092,14 +7564,14 @@
     </w:tblStylePr>
     <w:tblStylePr w:type="firstCol">
       <w:rPr>
-        <w:rFonts w:asciiTheme="majorHAnsi" w:cstheme="majorBidi" w:eastAsiaTheme="majorEastAsia" w:hAnsiTheme="majorHAnsi"/>
+        <w:rFonts w:asciiTheme="majorHAnsi" w:cstheme="majorBidi" w:hAnsiTheme="majorHAnsi" w:eastAsia="黑体"/>
         <w:b/>
         <w:bCs/>
       </w:rPr>
     </w:tblStylePr>
     <w:tblStylePr w:type="lastCol">
       <w:rPr>
-        <w:rFonts w:asciiTheme="majorHAnsi" w:cstheme="majorBidi" w:eastAsiaTheme="majorEastAsia" w:hAnsiTheme="majorHAnsi"/>
+        <w:rFonts w:asciiTheme="majorHAnsi" w:cstheme="majorBidi" w:hAnsiTheme="majorHAnsi" w:eastAsia="黑体"/>
         <w:b/>
         <w:bCs/>
       </w:rPr>
@@ -7183,7 +7655,7 @@
         <w:spacing w:after="0" w:before="0" w:line="240" w:lineRule="auto"/>
       </w:pPr>
       <w:rPr>
-        <w:rFonts w:asciiTheme="majorHAnsi" w:cstheme="majorBidi" w:eastAsiaTheme="majorEastAsia" w:hAnsiTheme="majorHAnsi"/>
+        <w:rFonts w:asciiTheme="majorHAnsi" w:cstheme="majorBidi" w:hAnsiTheme="majorHAnsi" w:eastAsia="黑体"/>
         <w:b/>
         <w:bCs/>
       </w:rPr>
@@ -7204,7 +7676,7 @@
         <w:spacing w:after="0" w:before="0" w:line="240" w:lineRule="auto"/>
       </w:pPr>
       <w:rPr>
-        <w:rFonts w:asciiTheme="majorHAnsi" w:cstheme="majorBidi" w:eastAsiaTheme="majorEastAsia" w:hAnsiTheme="majorHAnsi"/>
+        <w:rFonts w:asciiTheme="majorHAnsi" w:cstheme="majorBidi" w:hAnsiTheme="majorHAnsi" w:eastAsia="黑体"/>
         <w:b/>
         <w:bCs/>
       </w:rPr>
@@ -7222,14 +7694,14 @@
     </w:tblStylePr>
     <w:tblStylePr w:type="firstCol">
       <w:rPr>
-        <w:rFonts w:asciiTheme="majorHAnsi" w:cstheme="majorBidi" w:eastAsiaTheme="majorEastAsia" w:hAnsiTheme="majorHAnsi"/>
+        <w:rFonts w:asciiTheme="majorHAnsi" w:cstheme="majorBidi" w:hAnsiTheme="majorHAnsi" w:eastAsia="黑体"/>
         <w:b/>
         <w:bCs/>
       </w:rPr>
     </w:tblStylePr>
     <w:tblStylePr w:type="lastCol">
       <w:rPr>
-        <w:rFonts w:asciiTheme="majorHAnsi" w:cstheme="majorBidi" w:eastAsiaTheme="majorEastAsia" w:hAnsiTheme="majorHAnsi"/>
+        <w:rFonts w:asciiTheme="majorHAnsi" w:cstheme="majorBidi" w:hAnsiTheme="majorHAnsi" w:eastAsia="黑体"/>
         <w:b/>
         <w:bCs/>
       </w:rPr>
@@ -7313,7 +7785,7 @@
         <w:spacing w:after="0" w:before="0" w:line="240" w:lineRule="auto"/>
       </w:pPr>
       <w:rPr>
-        <w:rFonts w:asciiTheme="majorHAnsi" w:cstheme="majorBidi" w:eastAsiaTheme="majorEastAsia" w:hAnsiTheme="majorHAnsi"/>
+        <w:rFonts w:asciiTheme="majorHAnsi" w:cstheme="majorBidi" w:hAnsiTheme="majorHAnsi" w:eastAsia="黑体"/>
         <w:b/>
         <w:bCs/>
       </w:rPr>
@@ -7334,7 +7806,7 @@
         <w:spacing w:after="0" w:before="0" w:line="240" w:lineRule="auto"/>
       </w:pPr>
       <w:rPr>
-        <w:rFonts w:asciiTheme="majorHAnsi" w:cstheme="majorBidi" w:eastAsiaTheme="majorEastAsia" w:hAnsiTheme="majorHAnsi"/>
+        <w:rFonts w:asciiTheme="majorHAnsi" w:cstheme="majorBidi" w:hAnsiTheme="majorHAnsi" w:eastAsia="黑体"/>
         <w:b/>
         <w:bCs/>
       </w:rPr>
@@ -7352,14 +7824,14 @@
     </w:tblStylePr>
     <w:tblStylePr w:type="firstCol">
       <w:rPr>
-        <w:rFonts w:asciiTheme="majorHAnsi" w:cstheme="majorBidi" w:eastAsiaTheme="majorEastAsia" w:hAnsiTheme="majorHAnsi"/>
+        <w:rFonts w:asciiTheme="majorHAnsi" w:cstheme="majorBidi" w:hAnsiTheme="majorHAnsi" w:eastAsia="黑体"/>
         <w:b/>
         <w:bCs/>
       </w:rPr>
     </w:tblStylePr>
     <w:tblStylePr w:type="lastCol">
       <w:rPr>
-        <w:rFonts w:asciiTheme="majorHAnsi" w:cstheme="majorBidi" w:eastAsiaTheme="majorEastAsia" w:hAnsiTheme="majorHAnsi"/>
+        <w:rFonts w:asciiTheme="majorHAnsi" w:cstheme="majorBidi" w:hAnsiTheme="majorHAnsi" w:eastAsia="黑体"/>
         <w:b/>
         <w:bCs/>
       </w:rPr>
@@ -7443,7 +7915,7 @@
         <w:spacing w:after="0" w:before="0" w:line="240" w:lineRule="auto"/>
       </w:pPr>
       <w:rPr>
-        <w:rFonts w:asciiTheme="majorHAnsi" w:cstheme="majorBidi" w:eastAsiaTheme="majorEastAsia" w:hAnsiTheme="majorHAnsi"/>
+        <w:rFonts w:asciiTheme="majorHAnsi" w:cstheme="majorBidi" w:hAnsiTheme="majorHAnsi" w:eastAsia="黑体"/>
         <w:b/>
         <w:bCs/>
       </w:rPr>
@@ -7464,7 +7936,7 @@
         <w:spacing w:after="0" w:before="0" w:line="240" w:lineRule="auto"/>
       </w:pPr>
       <w:rPr>
-        <w:rFonts w:asciiTheme="majorHAnsi" w:cstheme="majorBidi" w:eastAsiaTheme="majorEastAsia" w:hAnsiTheme="majorHAnsi"/>
+        <w:rFonts w:asciiTheme="majorHAnsi" w:cstheme="majorBidi" w:hAnsiTheme="majorHAnsi" w:eastAsia="黑体"/>
         <w:b/>
         <w:bCs/>
       </w:rPr>
@@ -7482,14 +7954,14 @@
     </w:tblStylePr>
     <w:tblStylePr w:type="firstCol">
       <w:rPr>
-        <w:rFonts w:asciiTheme="majorHAnsi" w:cstheme="majorBidi" w:eastAsiaTheme="majorEastAsia" w:hAnsiTheme="majorHAnsi"/>
+        <w:rFonts w:asciiTheme="majorHAnsi" w:cstheme="majorBidi" w:hAnsiTheme="majorHAnsi" w:eastAsia="黑体"/>
         <w:b/>
         <w:bCs/>
       </w:rPr>
     </w:tblStylePr>
     <w:tblStylePr w:type="lastCol">
       <w:rPr>
-        <w:rFonts w:asciiTheme="majorHAnsi" w:cstheme="majorBidi" w:eastAsiaTheme="majorEastAsia" w:hAnsiTheme="majorHAnsi"/>
+        <w:rFonts w:asciiTheme="majorHAnsi" w:cstheme="majorBidi" w:hAnsiTheme="majorHAnsi" w:eastAsia="黑体"/>
         <w:b/>
         <w:bCs/>
       </w:rPr>
@@ -7573,7 +8045,7 @@
         <w:spacing w:after="0" w:before="0" w:line="240" w:lineRule="auto"/>
       </w:pPr>
       <w:rPr>
-        <w:rFonts w:asciiTheme="majorHAnsi" w:cstheme="majorBidi" w:eastAsiaTheme="majorEastAsia" w:hAnsiTheme="majorHAnsi"/>
+        <w:rFonts w:asciiTheme="majorHAnsi" w:cstheme="majorBidi" w:hAnsiTheme="majorHAnsi" w:eastAsia="黑体"/>
         <w:b/>
         <w:bCs/>
       </w:rPr>
@@ -7594,7 +8066,7 @@
         <w:spacing w:after="0" w:before="0" w:line="240" w:lineRule="auto"/>
       </w:pPr>
       <w:rPr>
-        <w:rFonts w:asciiTheme="majorHAnsi" w:cstheme="majorBidi" w:eastAsiaTheme="majorEastAsia" w:hAnsiTheme="majorHAnsi"/>
+        <w:rFonts w:asciiTheme="majorHAnsi" w:cstheme="majorBidi" w:hAnsiTheme="majorHAnsi" w:eastAsia="黑体"/>
         <w:b/>
         <w:bCs/>
       </w:rPr>
@@ -7612,14 +8084,14 @@
     </w:tblStylePr>
     <w:tblStylePr w:type="firstCol">
       <w:rPr>
-        <w:rFonts w:asciiTheme="majorHAnsi" w:cstheme="majorBidi" w:eastAsiaTheme="majorEastAsia" w:hAnsiTheme="majorHAnsi"/>
+        <w:rFonts w:asciiTheme="majorHAnsi" w:cstheme="majorBidi" w:hAnsiTheme="majorHAnsi" w:eastAsia="黑体"/>
         <w:b/>
         <w:bCs/>
       </w:rPr>
     </w:tblStylePr>
     <w:tblStylePr w:type="lastCol">
       <w:rPr>
-        <w:rFonts w:asciiTheme="majorHAnsi" w:cstheme="majorBidi" w:eastAsiaTheme="majorEastAsia" w:hAnsiTheme="majorHAnsi"/>
+        <w:rFonts w:asciiTheme="majorHAnsi" w:cstheme="majorBidi" w:hAnsiTheme="majorHAnsi" w:eastAsia="黑体"/>
         <w:b/>
         <w:bCs/>
       </w:rPr>
@@ -7703,7 +8175,7 @@
         <w:spacing w:after="0" w:before="0" w:line="240" w:lineRule="auto"/>
       </w:pPr>
       <w:rPr>
-        <w:rFonts w:asciiTheme="majorHAnsi" w:cstheme="majorBidi" w:eastAsiaTheme="majorEastAsia" w:hAnsiTheme="majorHAnsi"/>
+        <w:rFonts w:asciiTheme="majorHAnsi" w:cstheme="majorBidi" w:hAnsiTheme="majorHAnsi" w:eastAsia="黑体"/>
         <w:b/>
         <w:bCs/>
       </w:rPr>
@@ -7724,7 +8196,7 @@
         <w:spacing w:after="0" w:before="0" w:line="240" w:lineRule="auto"/>
       </w:pPr>
       <w:rPr>
-        <w:rFonts w:asciiTheme="majorHAnsi" w:cstheme="majorBidi" w:eastAsiaTheme="majorEastAsia" w:hAnsiTheme="majorHAnsi"/>
+        <w:rFonts w:asciiTheme="majorHAnsi" w:cstheme="majorBidi" w:hAnsiTheme="majorHAnsi" w:eastAsia="黑体"/>
         <w:b/>
         <w:bCs/>
       </w:rPr>
@@ -7742,14 +8214,14 @@
     </w:tblStylePr>
     <w:tblStylePr w:type="firstCol">
       <w:rPr>
-        <w:rFonts w:asciiTheme="majorHAnsi" w:cstheme="majorBidi" w:eastAsiaTheme="majorEastAsia" w:hAnsiTheme="majorHAnsi"/>
+        <w:rFonts w:asciiTheme="majorHAnsi" w:cstheme="majorBidi" w:hAnsiTheme="majorHAnsi" w:eastAsia="黑体"/>
         <w:b/>
         <w:bCs/>
       </w:rPr>
     </w:tblStylePr>
     <w:tblStylePr w:type="lastCol">
       <w:rPr>
-        <w:rFonts w:asciiTheme="majorHAnsi" w:cstheme="majorBidi" w:eastAsiaTheme="majorEastAsia" w:hAnsiTheme="majorHAnsi"/>
+        <w:rFonts w:asciiTheme="majorHAnsi" w:cstheme="majorBidi" w:hAnsiTheme="majorHAnsi" w:eastAsia="黑体"/>
         <w:b/>
         <w:bCs/>
       </w:rPr>
@@ -7832,6 +8304,7 @@
         <w:spacing w:after="0" w:before="0" w:line="240" w:lineRule="auto"/>
       </w:pPr>
       <w:rPr>
+        <w:rFonts w:eastAsia="黑体"/>
         <w:b/>
         <w:bCs/>
         <w:color w:themeColor="background1" w:val="FFFFFF"/>
@@ -7854,6 +8327,7 @@
         <w:spacing w:after="0" w:before="0" w:line="240" w:lineRule="auto"/>
       </w:pPr>
       <w:rPr>
+        <w:rFonts w:eastAsia="黑体"/>
         <w:b/>
         <w:bCs/>
       </w:rPr>
@@ -7871,12 +8345,14 @@
     </w:tblStylePr>
     <w:tblStylePr w:type="firstCol">
       <w:rPr>
+        <w:rFonts w:eastAsia="黑体"/>
         <w:b/>
         <w:bCs/>
       </w:rPr>
     </w:tblStylePr>
     <w:tblStylePr w:type="lastCol">
       <w:rPr>
+        <w:rFonts w:eastAsia="黑体"/>
         <w:b/>
         <w:bCs/>
       </w:rPr>
@@ -7938,6 +8414,7 @@
         <w:spacing w:after="0" w:before="0" w:line="240" w:lineRule="auto"/>
       </w:pPr>
       <w:rPr>
+        <w:rFonts w:eastAsia="黑体"/>
         <w:b/>
         <w:bCs/>
         <w:color w:themeColor="background1" w:val="FFFFFF"/>
@@ -7960,6 +8437,7 @@
         <w:spacing w:after="0" w:before="0" w:line="240" w:lineRule="auto"/>
       </w:pPr>
       <w:rPr>
+        <w:rFonts w:eastAsia="黑体"/>
         <w:b/>
         <w:bCs/>
       </w:rPr>
@@ -7977,12 +8455,14 @@
     </w:tblStylePr>
     <w:tblStylePr w:type="firstCol">
       <w:rPr>
+        <w:rFonts w:eastAsia="黑体"/>
         <w:b/>
         <w:bCs/>
       </w:rPr>
     </w:tblStylePr>
     <w:tblStylePr w:type="lastCol">
       <w:rPr>
+        <w:rFonts w:eastAsia="黑体"/>
         <w:b/>
         <w:bCs/>
       </w:rPr>
@@ -8044,6 +8524,7 @@
         <w:spacing w:after="0" w:before="0" w:line="240" w:lineRule="auto"/>
       </w:pPr>
       <w:rPr>
+        <w:rFonts w:eastAsia="黑体"/>
         <w:b/>
         <w:bCs/>
         <w:color w:themeColor="background1" w:val="FFFFFF"/>
@@ -8066,6 +8547,7 @@
         <w:spacing w:after="0" w:before="0" w:line="240" w:lineRule="auto"/>
       </w:pPr>
       <w:rPr>
+        <w:rFonts w:eastAsia="黑体"/>
         <w:b/>
         <w:bCs/>
       </w:rPr>
@@ -8083,12 +8565,14 @@
     </w:tblStylePr>
     <w:tblStylePr w:type="firstCol">
       <w:rPr>
+        <w:rFonts w:eastAsia="黑体"/>
         <w:b/>
         <w:bCs/>
       </w:rPr>
     </w:tblStylePr>
     <w:tblStylePr w:type="lastCol">
       <w:rPr>
+        <w:rFonts w:eastAsia="黑体"/>
         <w:b/>
         <w:bCs/>
       </w:rPr>
@@ -8150,6 +8634,7 @@
         <w:spacing w:after="0" w:before="0" w:line="240" w:lineRule="auto"/>
       </w:pPr>
       <w:rPr>
+        <w:rFonts w:eastAsia="黑体"/>
         <w:b/>
         <w:bCs/>
         <w:color w:themeColor="background1" w:val="FFFFFF"/>
@@ -8172,6 +8657,7 @@
         <w:spacing w:after="0" w:before="0" w:line="240" w:lineRule="auto"/>
       </w:pPr>
       <w:rPr>
+        <w:rFonts w:eastAsia="黑体"/>
         <w:b/>
         <w:bCs/>
       </w:rPr>
@@ -8189,12 +8675,14 @@
     </w:tblStylePr>
     <w:tblStylePr w:type="firstCol">
       <w:rPr>
+        <w:rFonts w:eastAsia="黑体"/>
         <w:b/>
         <w:bCs/>
       </w:rPr>
     </w:tblStylePr>
     <w:tblStylePr w:type="lastCol">
       <w:rPr>
+        <w:rFonts w:eastAsia="黑体"/>
         <w:b/>
         <w:bCs/>
       </w:rPr>
@@ -8256,6 +8744,7 @@
         <w:spacing w:after="0" w:before="0" w:line="240" w:lineRule="auto"/>
       </w:pPr>
       <w:rPr>
+        <w:rFonts w:eastAsia="黑体"/>
         <w:b/>
         <w:bCs/>
         <w:color w:themeColor="background1" w:val="FFFFFF"/>
@@ -8278,6 +8767,7 @@
         <w:spacing w:after="0" w:before="0" w:line="240" w:lineRule="auto"/>
       </w:pPr>
       <w:rPr>
+        <w:rFonts w:eastAsia="黑体"/>
         <w:b/>
         <w:bCs/>
       </w:rPr>
@@ -8295,12 +8785,14 @@
     </w:tblStylePr>
     <w:tblStylePr w:type="firstCol">
       <w:rPr>
+        <w:rFonts w:eastAsia="黑体"/>
         <w:b/>
         <w:bCs/>
       </w:rPr>
     </w:tblStylePr>
     <w:tblStylePr w:type="lastCol">
       <w:rPr>
+        <w:rFonts w:eastAsia="黑体"/>
         <w:b/>
         <w:bCs/>
       </w:rPr>
@@ -8362,6 +8854,7 @@
         <w:spacing w:after="0" w:before="0" w:line="240" w:lineRule="auto"/>
       </w:pPr>
       <w:rPr>
+        <w:rFonts w:eastAsia="黑体"/>
         <w:b/>
         <w:bCs/>
         <w:color w:themeColor="background1" w:val="FFFFFF"/>
@@ -8384,6 +8877,7 @@
         <w:spacing w:after="0" w:before="0" w:line="240" w:lineRule="auto"/>
       </w:pPr>
       <w:rPr>
+        <w:rFonts w:eastAsia="黑体"/>
         <w:b/>
         <w:bCs/>
       </w:rPr>
@@ -8401,12 +8895,14 @@
     </w:tblStylePr>
     <w:tblStylePr w:type="firstCol">
       <w:rPr>
+        <w:rFonts w:eastAsia="黑体"/>
         <w:b/>
         <w:bCs/>
       </w:rPr>
     </w:tblStylePr>
     <w:tblStylePr w:type="lastCol">
       <w:rPr>
+        <w:rFonts w:eastAsia="黑体"/>
         <w:b/>
         <w:bCs/>
       </w:rPr>
@@ -8468,6 +8964,7 @@
         <w:spacing w:after="0" w:before="0" w:line="240" w:lineRule="auto"/>
       </w:pPr>
       <w:rPr>
+        <w:rFonts w:eastAsia="黑体"/>
         <w:b/>
         <w:bCs/>
         <w:color w:themeColor="background1" w:val="FFFFFF"/>
@@ -8490,6 +8987,7 @@
         <w:spacing w:after="0" w:before="0" w:line="240" w:lineRule="auto"/>
       </w:pPr>
       <w:rPr>
+        <w:rFonts w:eastAsia="黑体"/>
         <w:b/>
         <w:bCs/>
       </w:rPr>
@@ -8507,12 +9005,14 @@
     </w:tblStylePr>
     <w:tblStylePr w:type="firstCol">
       <w:rPr>
+        <w:rFonts w:eastAsia="黑体"/>
         <w:b/>
         <w:bCs/>
       </w:rPr>
     </w:tblStylePr>
     <w:tblStylePr w:type="lastCol">
       <w:rPr>
+        <w:rFonts w:eastAsia="黑体"/>
         <w:b/>
         <w:bCs/>
       </w:rPr>
@@ -8571,6 +9071,7 @@
         <w:spacing w:after="0" w:before="0" w:line="240" w:lineRule="auto"/>
       </w:pPr>
       <w:rPr>
+        <w:rFonts w:eastAsia="黑体"/>
         <w:b/>
         <w:bCs/>
         <w:color w:themeColor="background1" w:val="FFFFFF"/>
@@ -8593,6 +9094,7 @@
         <w:spacing w:after="0" w:before="0" w:line="240" w:lineRule="auto"/>
       </w:pPr>
       <w:rPr>
+        <w:rFonts w:eastAsia="黑体"/>
         <w:color w:val="auto"/>
       </w:rPr>
       <w:tblPr/>
@@ -8610,6 +9112,7 @@
     </w:tblStylePr>
     <w:tblStylePr w:type="firstCol">
       <w:rPr>
+        <w:rFonts w:eastAsia="黑体"/>
         <w:b/>
         <w:bCs/>
         <w:color w:themeColor="background1" w:val="FFFFFF"/>
@@ -8629,6 +9132,7 @@
     </w:tblStylePr>
     <w:tblStylePr w:type="lastCol">
       <w:rPr>
+        <w:rFonts w:eastAsia="黑体"/>
         <w:b/>
         <w:bCs/>
         <w:color w:themeColor="background1" w:val="FFFFFF"/>
@@ -8677,6 +9181,7 @@
     </w:tblStylePr>
     <w:tblStylePr w:type="nwCell">
       <w:rPr>
+        <w:rFonts w:eastAsia="黑体"/>
         <w:color w:themeColor="background1" w:val="FFFFFF"/>
       </w:rPr>
       <w:tblPr/>
@@ -8720,6 +9225,7 @@
         <w:spacing w:after="0" w:before="0" w:line="240" w:lineRule="auto"/>
       </w:pPr>
       <w:rPr>
+        <w:rFonts w:eastAsia="黑体"/>
         <w:b/>
         <w:bCs/>
         <w:color w:themeColor="background1" w:val="FFFFFF"/>
@@ -8742,6 +9248,7 @@
         <w:spacing w:after="0" w:before="0" w:line="240" w:lineRule="auto"/>
       </w:pPr>
       <w:rPr>
+        <w:rFonts w:eastAsia="黑体"/>
         <w:color w:val="auto"/>
       </w:rPr>
       <w:tblPr/>
@@ -8759,6 +9266,7 @@
     </w:tblStylePr>
     <w:tblStylePr w:type="firstCol">
       <w:rPr>
+        <w:rFonts w:eastAsia="黑体"/>
         <w:b/>
         <w:bCs/>
         <w:color w:themeColor="background1" w:val="FFFFFF"/>
@@ -8778,6 +9286,7 @@
     </w:tblStylePr>
     <w:tblStylePr w:type="lastCol">
       <w:rPr>
+        <w:rFonts w:eastAsia="黑体"/>
         <w:b/>
         <w:bCs/>
         <w:color w:themeColor="background1" w:val="FFFFFF"/>
@@ -8826,6 +9335,7 @@
     </w:tblStylePr>
     <w:tblStylePr w:type="nwCell">
       <w:rPr>
+        <w:rFonts w:eastAsia="黑体"/>
         <w:color w:themeColor="background1" w:val="FFFFFF"/>
       </w:rPr>
       <w:tblPr/>
@@ -8869,6 +9379,7 @@
         <w:spacing w:after="0" w:before="0" w:line="240" w:lineRule="auto"/>
       </w:pPr>
       <w:rPr>
+        <w:rFonts w:eastAsia="黑体"/>
         <w:b/>
         <w:bCs/>
         <w:color w:themeColor="background1" w:val="FFFFFF"/>
@@ -8891,6 +9402,7 @@
         <w:spacing w:after="0" w:before="0" w:line="240" w:lineRule="auto"/>
       </w:pPr>
       <w:rPr>
+        <w:rFonts w:eastAsia="黑体"/>
         <w:color w:val="auto"/>
       </w:rPr>
       <w:tblPr/>
@@ -8908,6 +9420,7 @@
     </w:tblStylePr>
     <w:tblStylePr w:type="firstCol">
       <w:rPr>
+        <w:rFonts w:eastAsia="黑体"/>
         <w:b/>
         <w:bCs/>
         <w:color w:themeColor="background1" w:val="FFFFFF"/>
@@ -8927,6 +9440,7 @@
     </w:tblStylePr>
     <w:tblStylePr w:type="lastCol">
       <w:rPr>
+        <w:rFonts w:eastAsia="黑体"/>
         <w:b/>
         <w:bCs/>
         <w:color w:themeColor="background1" w:val="FFFFFF"/>
@@ -8975,6 +9489,7 @@
     </w:tblStylePr>
     <w:tblStylePr w:type="nwCell">
       <w:rPr>
+        <w:rFonts w:eastAsia="黑体"/>
         <w:color w:themeColor="background1" w:val="FFFFFF"/>
       </w:rPr>
       <w:tblPr/>
@@ -9018,6 +9533,7 @@
         <w:spacing w:after="0" w:before="0" w:line="240" w:lineRule="auto"/>
       </w:pPr>
       <w:rPr>
+        <w:rFonts w:eastAsia="黑体"/>
         <w:b/>
         <w:bCs/>
         <w:color w:themeColor="background1" w:val="FFFFFF"/>
@@ -9040,6 +9556,7 @@
         <w:spacing w:after="0" w:before="0" w:line="240" w:lineRule="auto"/>
       </w:pPr>
       <w:rPr>
+        <w:rFonts w:eastAsia="黑体"/>
         <w:color w:val="auto"/>
       </w:rPr>
       <w:tblPr/>
@@ -9057,6 +9574,7 @@
     </w:tblStylePr>
     <w:tblStylePr w:type="firstCol">
       <w:rPr>
+        <w:rFonts w:eastAsia="黑体"/>
         <w:b/>
         <w:bCs/>
         <w:color w:themeColor="background1" w:val="FFFFFF"/>
@@ -9076,6 +9594,7 @@
     </w:tblStylePr>
     <w:tblStylePr w:type="lastCol">
       <w:rPr>
+        <w:rFonts w:eastAsia="黑体"/>
         <w:b/>
         <w:bCs/>
         <w:color w:themeColor="background1" w:val="FFFFFF"/>
@@ -9124,6 +9643,7 @@
     </w:tblStylePr>
     <w:tblStylePr w:type="nwCell">
       <w:rPr>
+        <w:rFonts w:eastAsia="黑体"/>
         <w:color w:themeColor="background1" w:val="FFFFFF"/>
       </w:rPr>
       <w:tblPr/>
@@ -9167,6 +9687,7 @@
         <w:spacing w:after="0" w:before="0" w:line="240" w:lineRule="auto"/>
       </w:pPr>
       <w:rPr>
+        <w:rFonts w:eastAsia="黑体"/>
         <w:b/>
         <w:bCs/>
         <w:color w:themeColor="background1" w:val="FFFFFF"/>
@@ -9189,6 +9710,7 @@
         <w:spacing w:after="0" w:before="0" w:line="240" w:lineRule="auto"/>
       </w:pPr>
       <w:rPr>
+        <w:rFonts w:eastAsia="黑体"/>
         <w:color w:val="auto"/>
       </w:rPr>
       <w:tblPr/>
@@ -9206,6 +9728,7 @@
     </w:tblStylePr>
     <w:tblStylePr w:type="firstCol">
       <w:rPr>
+        <w:rFonts w:eastAsia="黑体"/>
         <w:b/>
         <w:bCs/>
         <w:color w:themeColor="background1" w:val="FFFFFF"/>
@@ -9225,6 +9748,7 @@
     </w:tblStylePr>
     <w:tblStylePr w:type="lastCol">
       <w:rPr>
+        <w:rFonts w:eastAsia="黑体"/>
         <w:b/>
         <w:bCs/>
         <w:color w:themeColor="background1" w:val="FFFFFF"/>
@@ -9273,6 +9797,7 @@
     </w:tblStylePr>
     <w:tblStylePr w:type="nwCell">
       <w:rPr>
+        <w:rFonts w:eastAsia="黑体"/>
         <w:color w:themeColor="background1" w:val="FFFFFF"/>
       </w:rPr>
       <w:tblPr/>
@@ -9316,6 +9841,7 @@
         <w:spacing w:after="0" w:before="0" w:line="240" w:lineRule="auto"/>
       </w:pPr>
       <w:rPr>
+        <w:rFonts w:eastAsia="黑体"/>
         <w:b/>
         <w:bCs/>
         <w:color w:themeColor="background1" w:val="FFFFFF"/>
@@ -9338,6 +9864,7 @@
         <w:spacing w:after="0" w:before="0" w:line="240" w:lineRule="auto"/>
       </w:pPr>
       <w:rPr>
+        <w:rFonts w:eastAsia="黑体"/>
         <w:color w:val="auto"/>
       </w:rPr>
       <w:tblPr/>
@@ -9355,6 +9882,7 @@
     </w:tblStylePr>
     <w:tblStylePr w:type="firstCol">
       <w:rPr>
+        <w:rFonts w:eastAsia="黑体"/>
         <w:b/>
         <w:bCs/>
         <w:color w:themeColor="background1" w:val="FFFFFF"/>
@@ -9374,6 +9902,7 @@
     </w:tblStylePr>
     <w:tblStylePr w:type="lastCol">
       <w:rPr>
+        <w:rFonts w:eastAsia="黑体"/>
         <w:b/>
         <w:bCs/>
         <w:color w:themeColor="background1" w:val="FFFFFF"/>
@@ -9422,6 +9951,7 @@
     </w:tblStylePr>
     <w:tblStylePr w:type="nwCell">
       <w:rPr>
+        <w:rFonts w:eastAsia="黑体"/>
         <w:color w:themeColor="background1" w:val="FFFFFF"/>
       </w:rPr>
       <w:tblPr/>
@@ -9465,6 +9995,7 @@
         <w:spacing w:after="0" w:before="0" w:line="240" w:lineRule="auto"/>
       </w:pPr>
       <w:rPr>
+        <w:rFonts w:eastAsia="黑体"/>
         <w:b/>
         <w:bCs/>
         <w:color w:themeColor="background1" w:val="FFFFFF"/>
@@ -9487,6 +10018,7 @@
         <w:spacing w:after="0" w:before="0" w:line="240" w:lineRule="auto"/>
       </w:pPr>
       <w:rPr>
+        <w:rFonts w:eastAsia="黑体"/>
         <w:color w:val="auto"/>
       </w:rPr>
       <w:tblPr/>
@@ -9504,6 +10036,7 @@
     </w:tblStylePr>
     <w:tblStylePr w:type="firstCol">
       <w:rPr>
+        <w:rFonts w:eastAsia="黑体"/>
         <w:b/>
         <w:bCs/>
         <w:color w:themeColor="background1" w:val="FFFFFF"/>
@@ -9523,6 +10056,7 @@
     </w:tblStylePr>
     <w:tblStylePr w:type="lastCol">
       <w:rPr>
+        <w:rFonts w:eastAsia="黑体"/>
         <w:b/>
         <w:bCs/>
         <w:color w:themeColor="background1" w:val="FFFFFF"/>
@@ -9571,6 +10105,7 @@
     </w:tblStylePr>
     <w:tblStylePr w:type="nwCell">
       <w:rPr>
+        <w:rFonts w:eastAsia="黑体"/>
         <w:color w:themeColor="background1" w:val="FFFFFF"/>
       </w:rPr>
       <w:tblPr/>
@@ -9595,6 +10130,7 @@
       <w:spacing w:after="0" w:line="240" w:lineRule="auto"/>
     </w:pPr>
     <w:rPr>
+      <w:rFonts w:eastAsia="黑体"/>
       <w:color w:themeColor="text1" w:val="000000"/>
     </w:rPr>
     <w:tblPr>
@@ -9614,7 +10150,7 @@
     </w:tblPr>
     <w:tblStylePr w:type="firstRow">
       <w:rPr>
-        <w:rFonts w:asciiTheme="majorHAnsi" w:cstheme="majorBidi" w:eastAsiaTheme="majorEastAsia" w:hAnsiTheme="majorHAnsi"/>
+        <w:rFonts w:asciiTheme="majorHAnsi" w:cstheme="majorBidi" w:hAnsiTheme="majorHAnsi" w:eastAsia="黑体"/>
       </w:rPr>
       <w:tblPr/>
       <w:tcPr>
@@ -9626,6 +10162,7 @@
     </w:tblStylePr>
     <w:tblStylePr w:type="lastRow">
       <w:rPr>
+        <w:rFonts w:eastAsia="黑体"/>
         <w:b/>
         <w:bCs/>
         <w:color w:themeColor="text2" w:val="1F497D"/>
@@ -9640,12 +10177,14 @@
     </w:tblStylePr>
     <w:tblStylePr w:type="firstCol">
       <w:rPr>
+        <w:rFonts w:eastAsia="黑体"/>
         <w:b/>
         <w:bCs/>
       </w:rPr>
     </w:tblStylePr>
     <w:tblStylePr w:type="lastCol">
       <w:rPr>
+        <w:rFonts w:eastAsia="黑体"/>
         <w:b/>
         <w:bCs/>
       </w:rPr>
@@ -9679,6 +10218,7 @@
       <w:spacing w:after="0" w:line="240" w:lineRule="auto"/>
     </w:pPr>
     <w:rPr>
+      <w:rFonts w:eastAsia="黑体"/>
       <w:color w:themeColor="text1" w:val="000000"/>
     </w:rPr>
     <w:tblPr>
@@ -9698,7 +10238,7 @@
     </w:tblPr>
     <w:tblStylePr w:type="firstRow">
       <w:rPr>
-        <w:rFonts w:asciiTheme="majorHAnsi" w:cstheme="majorBidi" w:eastAsiaTheme="majorEastAsia" w:hAnsiTheme="majorHAnsi"/>
+        <w:rFonts w:asciiTheme="majorHAnsi" w:cstheme="majorBidi" w:hAnsiTheme="majorHAnsi" w:eastAsia="黑体"/>
       </w:rPr>
       <w:tblPr/>
       <w:tcPr>
@@ -9710,6 +10250,7 @@
     </w:tblStylePr>
     <w:tblStylePr w:type="lastRow">
       <w:rPr>
+        <w:rFonts w:eastAsia="黑体"/>
         <w:b/>
         <w:bCs/>
         <w:color w:themeColor="text2" w:val="1F497D"/>
@@ -9724,12 +10265,14 @@
     </w:tblStylePr>
     <w:tblStylePr w:type="firstCol">
       <w:rPr>
+        <w:rFonts w:eastAsia="黑体"/>
         <w:b/>
         <w:bCs/>
       </w:rPr>
     </w:tblStylePr>
     <w:tblStylePr w:type="lastCol">
       <w:rPr>
+        <w:rFonts w:eastAsia="黑体"/>
         <w:b/>
         <w:bCs/>
       </w:rPr>
@@ -9763,6 +10306,7 @@
       <w:spacing w:after="0" w:line="240" w:lineRule="auto"/>
     </w:pPr>
     <w:rPr>
+      <w:rFonts w:eastAsia="黑体"/>
       <w:color w:themeColor="text1" w:val="000000"/>
     </w:rPr>
     <w:tblPr>
@@ -9782,7 +10326,7 @@
     </w:tblPr>
     <w:tblStylePr w:type="firstRow">
       <w:rPr>
-        <w:rFonts w:asciiTheme="majorHAnsi" w:cstheme="majorBidi" w:eastAsiaTheme="majorEastAsia" w:hAnsiTheme="majorHAnsi"/>
+        <w:rFonts w:asciiTheme="majorHAnsi" w:cstheme="majorBidi" w:hAnsiTheme="majorHAnsi" w:eastAsia="黑体"/>
       </w:rPr>
       <w:tblPr/>
       <w:tcPr>
@@ -9794,6 +10338,7 @@
     </w:tblStylePr>
     <w:tblStylePr w:type="lastRow">
       <w:rPr>
+        <w:rFonts w:eastAsia="黑体"/>
         <w:b/>
         <w:bCs/>
         <w:color w:themeColor="text2" w:val="1F497D"/>
@@ -9808,12 +10353,14 @@
     </w:tblStylePr>
     <w:tblStylePr w:type="firstCol">
       <w:rPr>
+        <w:rFonts w:eastAsia="黑体"/>
         <w:b/>
         <w:bCs/>
       </w:rPr>
     </w:tblStylePr>
     <w:tblStylePr w:type="lastCol">
       <w:rPr>
+        <w:rFonts w:eastAsia="黑体"/>
         <w:b/>
         <w:bCs/>
       </w:rPr>
@@ -9847,6 +10394,7 @@
       <w:spacing w:after="0" w:line="240" w:lineRule="auto"/>
     </w:pPr>
     <w:rPr>
+      <w:rFonts w:eastAsia="黑体"/>
       <w:color w:themeColor="text1" w:val="000000"/>
     </w:rPr>
     <w:tblPr>
@@ -9866,7 +10414,7 @@
     </w:tblPr>
     <w:tblStylePr w:type="firstRow">
       <w:rPr>
-        <w:rFonts w:asciiTheme="majorHAnsi" w:cstheme="majorBidi" w:eastAsiaTheme="majorEastAsia" w:hAnsiTheme="majorHAnsi"/>
+        <w:rFonts w:asciiTheme="majorHAnsi" w:cstheme="majorBidi" w:hAnsiTheme="majorHAnsi" w:eastAsia="黑体"/>
       </w:rPr>
       <w:tblPr/>
       <w:tcPr>
@@ -9878,6 +10426,7 @@
     </w:tblStylePr>
     <w:tblStylePr w:type="lastRow">
       <w:rPr>
+        <w:rFonts w:eastAsia="黑体"/>
         <w:b/>
         <w:bCs/>
         <w:color w:themeColor="text2" w:val="1F497D"/>
@@ -9892,12 +10441,14 @@
     </w:tblStylePr>
     <w:tblStylePr w:type="firstCol">
       <w:rPr>
+        <w:rFonts w:eastAsia="黑体"/>
         <w:b/>
         <w:bCs/>
       </w:rPr>
     </w:tblStylePr>
     <w:tblStylePr w:type="lastCol">
       <w:rPr>
+        <w:rFonts w:eastAsia="黑体"/>
         <w:b/>
         <w:bCs/>
       </w:rPr>
@@ -9931,6 +10482,7 @@
       <w:spacing w:after="0" w:line="240" w:lineRule="auto"/>
     </w:pPr>
     <w:rPr>
+      <w:rFonts w:eastAsia="黑体"/>
       <w:color w:themeColor="text1" w:val="000000"/>
     </w:rPr>
     <w:tblPr>
@@ -9950,7 +10502,7 @@
     </w:tblPr>
     <w:tblStylePr w:type="firstRow">
       <w:rPr>
-        <w:rFonts w:asciiTheme="majorHAnsi" w:cstheme="majorBidi" w:eastAsiaTheme="majorEastAsia" w:hAnsiTheme="majorHAnsi"/>
+        <w:rFonts w:asciiTheme="majorHAnsi" w:cstheme="majorBidi" w:hAnsiTheme="majorHAnsi" w:eastAsia="黑体"/>
       </w:rPr>
       <w:tblPr/>
       <w:tcPr>
@@ -9962,6 +10514,7 @@
     </w:tblStylePr>
     <w:tblStylePr w:type="lastRow">
       <w:rPr>
+        <w:rFonts w:eastAsia="黑体"/>
         <w:b/>
         <w:bCs/>
         <w:color w:themeColor="text2" w:val="1F497D"/>
@@ -9976,12 +10529,14 @@
     </w:tblStylePr>
     <w:tblStylePr w:type="firstCol">
       <w:rPr>
+        <w:rFonts w:eastAsia="黑体"/>
         <w:b/>
         <w:bCs/>
       </w:rPr>
     </w:tblStylePr>
     <w:tblStylePr w:type="lastCol">
       <w:rPr>
+        <w:rFonts w:eastAsia="黑体"/>
         <w:b/>
         <w:bCs/>
       </w:rPr>
@@ -10015,6 +10570,7 @@
       <w:spacing w:after="0" w:line="240" w:lineRule="auto"/>
     </w:pPr>
     <w:rPr>
+      <w:rFonts w:eastAsia="黑体"/>
       <w:color w:themeColor="text1" w:val="000000"/>
     </w:rPr>
     <w:tblPr>
@@ -10034,7 +10590,7 @@
     </w:tblPr>
     <w:tblStylePr w:type="firstRow">
       <w:rPr>
-        <w:rFonts w:asciiTheme="majorHAnsi" w:cstheme="majorBidi" w:eastAsiaTheme="majorEastAsia" w:hAnsiTheme="majorHAnsi"/>
+        <w:rFonts w:asciiTheme="majorHAnsi" w:cstheme="majorBidi" w:hAnsiTheme="majorHAnsi" w:eastAsia="黑体"/>
       </w:rPr>
       <w:tblPr/>
       <w:tcPr>
@@ -10046,6 +10602,7 @@
     </w:tblStylePr>
     <w:tblStylePr w:type="lastRow">
       <w:rPr>
+        <w:rFonts w:eastAsia="黑体"/>
         <w:b/>
         <w:bCs/>
         <w:color w:themeColor="text2" w:val="1F497D"/>
@@ -10060,12 +10617,14 @@
     </w:tblStylePr>
     <w:tblStylePr w:type="firstCol">
       <w:rPr>
+        <w:rFonts w:eastAsia="黑体"/>
         <w:b/>
         <w:bCs/>
       </w:rPr>
     </w:tblStylePr>
     <w:tblStylePr w:type="lastCol">
       <w:rPr>
+        <w:rFonts w:eastAsia="黑体"/>
         <w:b/>
         <w:bCs/>
       </w:rPr>
@@ -10099,6 +10658,7 @@
       <w:spacing w:after="0" w:line="240" w:lineRule="auto"/>
     </w:pPr>
     <w:rPr>
+      <w:rFonts w:eastAsia="黑体"/>
       <w:color w:themeColor="text1" w:val="000000"/>
     </w:rPr>
     <w:tblPr>
@@ -10118,7 +10678,7 @@
     </w:tblPr>
     <w:tblStylePr w:type="firstRow">
       <w:rPr>
-        <w:rFonts w:asciiTheme="majorHAnsi" w:cstheme="majorBidi" w:eastAsiaTheme="majorEastAsia" w:hAnsiTheme="majorHAnsi"/>
+        <w:rFonts w:asciiTheme="majorHAnsi" w:cstheme="majorBidi" w:hAnsiTheme="majorHAnsi" w:eastAsia="黑体"/>
       </w:rPr>
       <w:tblPr/>
       <w:tcPr>
@@ -10130,6 +10690,7 @@
     </w:tblStylePr>
     <w:tblStylePr w:type="lastRow">
       <w:rPr>
+        <w:rFonts w:eastAsia="黑体"/>
         <w:b/>
         <w:bCs/>
         <w:color w:themeColor="text2" w:val="1F497D"/>
@@ -10144,12 +10705,14 @@
     </w:tblStylePr>
     <w:tblStylePr w:type="firstCol">
       <w:rPr>
+        <w:rFonts w:eastAsia="黑体"/>
         <w:b/>
         <w:bCs/>
       </w:rPr>
     </w:tblStylePr>
     <w:tblStylePr w:type="lastCol">
       <w:rPr>
+        <w:rFonts w:eastAsia="黑体"/>
         <w:b/>
         <w:bCs/>
       </w:rPr>
@@ -10183,7 +10746,7 @@
       <w:spacing w:after="0" w:line="240" w:lineRule="auto"/>
     </w:pPr>
     <w:rPr>
-      <w:rFonts w:asciiTheme="majorHAnsi" w:cstheme="majorBidi" w:eastAsiaTheme="majorEastAsia" w:hAnsiTheme="majorHAnsi"/>
+      <w:rFonts w:asciiTheme="majorHAnsi" w:cstheme="majorBidi" w:hAnsiTheme="majorHAnsi" w:eastAsia="黑体"/>
       <w:color w:themeColor="text1" w:val="000000"/>
     </w:rPr>
     <w:tblPr>
@@ -10205,6 +10768,7 @@
     </w:tblPr>
     <w:tblStylePr w:type="firstRow">
       <w:rPr>
+        <w:rFonts w:eastAsia="黑体"/>
         <w:sz w:val="24"/>
         <w:szCs w:val="24"/>
       </w:rPr>
@@ -10311,7 +10875,7 @@
       <w:spacing w:after="0" w:line="240" w:lineRule="auto"/>
     </w:pPr>
     <w:rPr>
-      <w:rFonts w:asciiTheme="majorHAnsi" w:cstheme="majorBidi" w:eastAsiaTheme="majorEastAsia" w:hAnsiTheme="majorHAnsi"/>
+      <w:rFonts w:asciiTheme="majorHAnsi" w:cstheme="majorBidi" w:hAnsiTheme="majorHAnsi" w:eastAsia="黑体"/>
       <w:color w:themeColor="text1" w:val="000000"/>
     </w:rPr>
     <w:tblPr>
@@ -10333,6 +10897,7 @@
     </w:tblPr>
     <w:tblStylePr w:type="firstRow">
       <w:rPr>
+        <w:rFonts w:eastAsia="黑体"/>
         <w:sz w:val="24"/>
         <w:szCs w:val="24"/>
       </w:rPr>
@@ -10439,7 +11004,7 @@
       <w:spacing w:after="0" w:line="240" w:lineRule="auto"/>
     </w:pPr>
     <w:rPr>
-      <w:rFonts w:asciiTheme="majorHAnsi" w:cstheme="majorBidi" w:eastAsiaTheme="majorEastAsia" w:hAnsiTheme="majorHAnsi"/>
+      <w:rFonts w:asciiTheme="majorHAnsi" w:cstheme="majorBidi" w:hAnsiTheme="majorHAnsi" w:eastAsia="黑体"/>
       <w:color w:themeColor="text1" w:val="000000"/>
     </w:rPr>
     <w:tblPr>
@@ -10461,6 +11026,7 @@
     </w:tblPr>
     <w:tblStylePr w:type="firstRow">
       <w:rPr>
+        <w:rFonts w:eastAsia="黑体"/>
         <w:sz w:val="24"/>
         <w:szCs w:val="24"/>
       </w:rPr>
@@ -10567,7 +11133,7 @@
       <w:spacing w:after="0" w:line="240" w:lineRule="auto"/>
     </w:pPr>
     <w:rPr>
-      <w:rFonts w:asciiTheme="majorHAnsi" w:cstheme="majorBidi" w:eastAsiaTheme="majorEastAsia" w:hAnsiTheme="majorHAnsi"/>
+      <w:rFonts w:asciiTheme="majorHAnsi" w:cstheme="majorBidi" w:hAnsiTheme="majorHAnsi" w:eastAsia="黑体"/>
       <w:color w:themeColor="text1" w:val="000000"/>
     </w:rPr>
     <w:tblPr>
@@ -10589,6 +11155,7 @@
     </w:tblPr>
     <w:tblStylePr w:type="firstRow">
       <w:rPr>
+        <w:rFonts w:eastAsia="黑体"/>
         <w:sz w:val="24"/>
         <w:szCs w:val="24"/>
       </w:rPr>
@@ -10695,7 +11262,7 @@
       <w:spacing w:after="0" w:line="240" w:lineRule="auto"/>
     </w:pPr>
     <w:rPr>
-      <w:rFonts w:asciiTheme="majorHAnsi" w:cstheme="majorBidi" w:eastAsiaTheme="majorEastAsia" w:hAnsiTheme="majorHAnsi"/>
+      <w:rFonts w:asciiTheme="majorHAnsi" w:cstheme="majorBidi" w:hAnsiTheme="majorHAnsi" w:eastAsia="黑体"/>
       <w:color w:themeColor="text1" w:val="000000"/>
     </w:rPr>
     <w:tblPr>
@@ -10717,6 +11284,7 @@
     </w:tblPr>
     <w:tblStylePr w:type="firstRow">
       <w:rPr>
+        <w:rFonts w:eastAsia="黑体"/>
         <w:sz w:val="24"/>
         <w:szCs w:val="24"/>
       </w:rPr>
@@ -10823,7 +11391,7 @@
       <w:spacing w:after="0" w:line="240" w:lineRule="auto"/>
     </w:pPr>
     <w:rPr>
-      <w:rFonts w:asciiTheme="majorHAnsi" w:cstheme="majorBidi" w:eastAsiaTheme="majorEastAsia" w:hAnsiTheme="majorHAnsi"/>
+      <w:rFonts w:asciiTheme="majorHAnsi" w:cstheme="majorBidi" w:hAnsiTheme="majorHAnsi" w:eastAsia="黑体"/>
       <w:color w:themeColor="text1" w:val="000000"/>
     </w:rPr>
     <w:tblPr>
@@ -10845,6 +11413,7 @@
     </w:tblPr>
     <w:tblStylePr w:type="firstRow">
       <w:rPr>
+        <w:rFonts w:eastAsia="黑体"/>
         <w:sz w:val="24"/>
         <w:szCs w:val="24"/>
       </w:rPr>
@@ -10951,7 +11520,7 @@
       <w:spacing w:after="0" w:line="240" w:lineRule="auto"/>
     </w:pPr>
     <w:rPr>
-      <w:rFonts w:asciiTheme="majorHAnsi" w:cstheme="majorBidi" w:eastAsiaTheme="majorEastAsia" w:hAnsiTheme="majorHAnsi"/>
+      <w:rFonts w:asciiTheme="majorHAnsi" w:cstheme="majorBidi" w:hAnsiTheme="majorHAnsi" w:eastAsia="黑体"/>
       <w:color w:themeColor="text1" w:val="000000"/>
     </w:rPr>
     <w:tblPr>
@@ -10973,6 +11542,7 @@
     </w:tblPr>
     <w:tblStylePr w:type="firstRow">
       <w:rPr>
+        <w:rFonts w:eastAsia="黑体"/>
         <w:sz w:val="24"/>
         <w:szCs w:val="24"/>
       </w:rPr>
@@ -11102,12 +11672,14 @@
     </w:tcPr>
     <w:tblStylePr w:type="firstRow">
       <w:rPr>
+        <w:rFonts w:eastAsia="黑体"/>
         <w:b/>
         <w:bCs/>
       </w:rPr>
     </w:tblStylePr>
     <w:tblStylePr w:type="lastRow">
       <w:rPr>
+        <w:rFonts w:eastAsia="黑体"/>
         <w:b/>
         <w:bCs/>
       </w:rPr>
@@ -11120,12 +11692,14 @@
     </w:tblStylePr>
     <w:tblStylePr w:type="firstCol">
       <w:rPr>
+        <w:rFonts w:eastAsia="黑体"/>
         <w:b/>
         <w:bCs/>
       </w:rPr>
     </w:tblStylePr>
     <w:tblStylePr w:type="lastCol">
       <w:rPr>
+        <w:rFonts w:eastAsia="黑体"/>
         <w:b/>
         <w:bCs/>
       </w:rPr>
@@ -11175,12 +11749,14 @@
     </w:tcPr>
     <w:tblStylePr w:type="firstRow">
       <w:rPr>
+        <w:rFonts w:eastAsia="黑体"/>
         <w:b/>
         <w:bCs/>
       </w:rPr>
     </w:tblStylePr>
     <w:tblStylePr w:type="lastRow">
       <w:rPr>
+        <w:rFonts w:eastAsia="黑体"/>
         <w:b/>
         <w:bCs/>
       </w:rPr>
@@ -11193,12 +11769,14 @@
     </w:tblStylePr>
     <w:tblStylePr w:type="firstCol">
       <w:rPr>
+        <w:rFonts w:eastAsia="黑体"/>
         <w:b/>
         <w:bCs/>
       </w:rPr>
     </w:tblStylePr>
     <w:tblStylePr w:type="lastCol">
       <w:rPr>
+        <w:rFonts w:eastAsia="黑体"/>
         <w:b/>
         <w:bCs/>
       </w:rPr>
@@ -11248,12 +11826,14 @@
     </w:tcPr>
     <w:tblStylePr w:type="firstRow">
       <w:rPr>
+        <w:rFonts w:eastAsia="黑体"/>
         <w:b/>
         <w:bCs/>
       </w:rPr>
     </w:tblStylePr>
     <w:tblStylePr w:type="lastRow">
       <w:rPr>
+        <w:rFonts w:eastAsia="黑体"/>
         <w:b/>
         <w:bCs/>
       </w:rPr>
@@ -11266,12 +11846,14 @@
     </w:tblStylePr>
     <w:tblStylePr w:type="firstCol">
       <w:rPr>
+        <w:rFonts w:eastAsia="黑体"/>
         <w:b/>
         <w:bCs/>
       </w:rPr>
     </w:tblStylePr>
     <w:tblStylePr w:type="lastCol">
       <w:rPr>
+        <w:rFonts w:eastAsia="黑体"/>
         <w:b/>
         <w:bCs/>
       </w:rPr>
@@ -11321,12 +11903,14 @@
     </w:tcPr>
     <w:tblStylePr w:type="firstRow">
       <w:rPr>
+        <w:rFonts w:eastAsia="黑体"/>
         <w:b/>
         <w:bCs/>
       </w:rPr>
     </w:tblStylePr>
     <w:tblStylePr w:type="lastRow">
       <w:rPr>
+        <w:rFonts w:eastAsia="黑体"/>
         <w:b/>
         <w:bCs/>
       </w:rPr>
@@ -11339,12 +11923,14 @@
     </w:tblStylePr>
     <w:tblStylePr w:type="firstCol">
       <w:rPr>
+        <w:rFonts w:eastAsia="黑体"/>
         <w:b/>
         <w:bCs/>
       </w:rPr>
     </w:tblStylePr>
     <w:tblStylePr w:type="lastCol">
       <w:rPr>
+        <w:rFonts w:eastAsia="黑体"/>
         <w:b/>
         <w:bCs/>
       </w:rPr>
@@ -11394,12 +11980,14 @@
     </w:tcPr>
     <w:tblStylePr w:type="firstRow">
       <w:rPr>
+        <w:rFonts w:eastAsia="黑体"/>
         <w:b/>
         <w:bCs/>
       </w:rPr>
     </w:tblStylePr>
     <w:tblStylePr w:type="lastRow">
       <w:rPr>
+        <w:rFonts w:eastAsia="黑体"/>
         <w:b/>
         <w:bCs/>
       </w:rPr>
@@ -11412,12 +12000,14 @@
     </w:tblStylePr>
     <w:tblStylePr w:type="firstCol">
       <w:rPr>
+        <w:rFonts w:eastAsia="黑体"/>
         <w:b/>
         <w:bCs/>
       </w:rPr>
     </w:tblStylePr>
     <w:tblStylePr w:type="lastCol">
       <w:rPr>
+        <w:rFonts w:eastAsia="黑体"/>
         <w:b/>
         <w:bCs/>
       </w:rPr>
@@ -11467,12 +12057,14 @@
     </w:tcPr>
     <w:tblStylePr w:type="firstRow">
       <w:rPr>
+        <w:rFonts w:eastAsia="黑体"/>
         <w:b/>
         <w:bCs/>
       </w:rPr>
     </w:tblStylePr>
     <w:tblStylePr w:type="lastRow">
       <w:rPr>
+        <w:rFonts w:eastAsia="黑体"/>
         <w:b/>
         <w:bCs/>
       </w:rPr>
@@ -11485,12 +12077,14 @@
     </w:tblStylePr>
     <w:tblStylePr w:type="firstCol">
       <w:rPr>
+        <w:rFonts w:eastAsia="黑体"/>
         <w:b/>
         <w:bCs/>
       </w:rPr>
     </w:tblStylePr>
     <w:tblStylePr w:type="lastCol">
       <w:rPr>
+        <w:rFonts w:eastAsia="黑体"/>
         <w:b/>
         <w:bCs/>
       </w:rPr>
@@ -11540,12 +12134,14 @@
     </w:tcPr>
     <w:tblStylePr w:type="firstRow">
       <w:rPr>
+        <w:rFonts w:eastAsia="黑体"/>
         <w:b/>
         <w:bCs/>
       </w:rPr>
     </w:tblStylePr>
     <w:tblStylePr w:type="lastRow">
       <w:rPr>
+        <w:rFonts w:eastAsia="黑体"/>
         <w:b/>
         <w:bCs/>
       </w:rPr>
@@ -11558,12 +12154,14 @@
     </w:tblStylePr>
     <w:tblStylePr w:type="firstCol">
       <w:rPr>
+        <w:rFonts w:eastAsia="黑体"/>
         <w:b/>
         <w:bCs/>
       </w:rPr>
     </w:tblStylePr>
     <w:tblStylePr w:type="lastCol">
       <w:rPr>
+        <w:rFonts w:eastAsia="黑体"/>
         <w:b/>
         <w:bCs/>
       </w:rPr>
@@ -11590,7 +12188,7 @@
       <w:spacing w:after="0" w:line="240" w:lineRule="auto"/>
     </w:pPr>
     <w:rPr>
-      <w:rFonts w:asciiTheme="majorHAnsi" w:cstheme="majorBidi" w:eastAsiaTheme="majorEastAsia" w:hAnsiTheme="majorHAnsi"/>
+      <w:rFonts w:asciiTheme="majorHAnsi" w:cstheme="majorBidi" w:hAnsiTheme="majorHAnsi" w:eastAsia="黑体"/>
       <w:color w:themeColor="text1" w:val="000000"/>
     </w:rPr>
     <w:tblPr>
@@ -11617,6 +12215,7 @@
     </w:tcPr>
     <w:tblStylePr w:type="firstRow">
       <w:rPr>
+        <w:rFonts w:eastAsia="黑体"/>
         <w:b/>
         <w:bCs/>
         <w:color w:themeColor="text1" w:val="000000"/>
@@ -11628,6 +12227,7 @@
     </w:tblStylePr>
     <w:tblStylePr w:type="lastRow">
       <w:rPr>
+        <w:rFonts w:eastAsia="黑体"/>
         <w:b/>
         <w:bCs/>
         <w:color w:themeColor="text1" w:val="000000"/>
@@ -11647,6 +12247,7 @@
     </w:tblStylePr>
     <w:tblStylePr w:type="firstCol">
       <w:rPr>
+        <w:rFonts w:eastAsia="黑体"/>
         <w:b/>
         <w:bCs/>
         <w:color w:themeColor="text1" w:val="000000"/>
@@ -11666,6 +12267,7 @@
     </w:tblStylePr>
     <w:tblStylePr w:type="lastCol">
       <w:rPr>
+        <w:rFonts w:eastAsia="黑体"/>
         <w:b w:val="0"/>
         <w:bCs w:val="0"/>
         <w:color w:themeColor="text1" w:val="000000"/>
@@ -11715,7 +12317,7 @@
       <w:spacing w:after="0" w:line="240" w:lineRule="auto"/>
     </w:pPr>
     <w:rPr>
-      <w:rFonts w:asciiTheme="majorHAnsi" w:cstheme="majorBidi" w:eastAsiaTheme="majorEastAsia" w:hAnsiTheme="majorHAnsi"/>
+      <w:rFonts w:asciiTheme="majorHAnsi" w:cstheme="majorBidi" w:hAnsiTheme="majorHAnsi" w:eastAsia="黑体"/>
       <w:color w:themeColor="text1" w:val="000000"/>
     </w:rPr>
     <w:tblPr>
@@ -11742,6 +12344,7 @@
     </w:tcPr>
     <w:tblStylePr w:type="firstRow">
       <w:rPr>
+        <w:rFonts w:eastAsia="黑体"/>
         <w:b/>
         <w:bCs/>
         <w:color w:themeColor="text1" w:val="000000"/>
@@ -11753,6 +12356,7 @@
     </w:tblStylePr>
     <w:tblStylePr w:type="lastRow">
       <w:rPr>
+        <w:rFonts w:eastAsia="黑体"/>
         <w:b/>
         <w:bCs/>
         <w:color w:themeColor="text1" w:val="000000"/>
@@ -11772,6 +12376,7 @@
     </w:tblStylePr>
     <w:tblStylePr w:type="firstCol">
       <w:rPr>
+        <w:rFonts w:eastAsia="黑体"/>
         <w:b/>
         <w:bCs/>
         <w:color w:themeColor="text1" w:val="000000"/>
@@ -11791,6 +12396,7 @@
     </w:tblStylePr>
     <w:tblStylePr w:type="lastCol">
       <w:rPr>
+        <w:rFonts w:eastAsia="黑体"/>
         <w:b w:val="0"/>
         <w:bCs w:val="0"/>
         <w:color w:themeColor="text1" w:val="000000"/>
@@ -11840,7 +12446,7 @@
       <w:spacing w:after="0" w:line="240" w:lineRule="auto"/>
     </w:pPr>
     <w:rPr>
-      <w:rFonts w:asciiTheme="majorHAnsi" w:cstheme="majorBidi" w:eastAsiaTheme="majorEastAsia" w:hAnsiTheme="majorHAnsi"/>
+      <w:rFonts w:asciiTheme="majorHAnsi" w:cstheme="majorBidi" w:hAnsiTheme="majorHAnsi" w:eastAsia="黑体"/>
       <w:color w:themeColor="text1" w:val="000000"/>
     </w:rPr>
     <w:tblPr>
@@ -11867,6 +12473,7 @@
     </w:tcPr>
     <w:tblStylePr w:type="firstRow">
       <w:rPr>
+        <w:rFonts w:eastAsia="黑体"/>
         <w:b/>
         <w:bCs/>
         <w:color w:themeColor="text1" w:val="000000"/>
@@ -11878,6 +12485,7 @@
     </w:tblStylePr>
     <w:tblStylePr w:type="lastRow">
       <w:rPr>
+        <w:rFonts w:eastAsia="黑体"/>
         <w:b/>
         <w:bCs/>
         <w:color w:themeColor="text1" w:val="000000"/>
@@ -11897,6 +12505,7 @@
     </w:tblStylePr>
     <w:tblStylePr w:type="firstCol">
       <w:rPr>
+        <w:rFonts w:eastAsia="黑体"/>
         <w:b/>
         <w:bCs/>
         <w:color w:themeColor="text1" w:val="000000"/>
@@ -11916,6 +12525,7 @@
     </w:tblStylePr>
     <w:tblStylePr w:type="lastCol">
       <w:rPr>
+        <w:rFonts w:eastAsia="黑体"/>
         <w:b w:val="0"/>
         <w:bCs w:val="0"/>
         <w:color w:themeColor="text1" w:val="000000"/>
@@ -11965,7 +12575,7 @@
       <w:spacing w:after="0" w:line="240" w:lineRule="auto"/>
     </w:pPr>
     <w:rPr>
-      <w:rFonts w:asciiTheme="majorHAnsi" w:cstheme="majorBidi" w:eastAsiaTheme="majorEastAsia" w:hAnsiTheme="majorHAnsi"/>
+      <w:rFonts w:asciiTheme="majorHAnsi" w:cstheme="majorBidi" w:hAnsiTheme="majorHAnsi" w:eastAsia="黑体"/>
       <w:color w:themeColor="text1" w:val="000000"/>
     </w:rPr>
     <w:tblPr>
@@ -11992,6 +12602,7 @@
     </w:tcPr>
     <w:tblStylePr w:type="firstRow">
       <w:rPr>
+        <w:rFonts w:eastAsia="黑体"/>
         <w:b/>
         <w:bCs/>
         <w:color w:themeColor="text1" w:val="000000"/>
@@ -12003,6 +12614,7 @@
     </w:tblStylePr>
     <w:tblStylePr w:type="lastRow">
       <w:rPr>
+        <w:rFonts w:eastAsia="黑体"/>
         <w:b/>
         <w:bCs/>
         <w:color w:themeColor="text1" w:val="000000"/>
@@ -12022,6 +12634,7 @@
     </w:tblStylePr>
     <w:tblStylePr w:type="firstCol">
       <w:rPr>
+        <w:rFonts w:eastAsia="黑体"/>
         <w:b/>
         <w:bCs/>
         <w:color w:themeColor="text1" w:val="000000"/>
@@ -12041,6 +12654,7 @@
     </w:tblStylePr>
     <w:tblStylePr w:type="lastCol">
       <w:rPr>
+        <w:rFonts w:eastAsia="黑体"/>
         <w:b w:val="0"/>
         <w:bCs w:val="0"/>
         <w:color w:themeColor="text1" w:val="000000"/>
@@ -12090,7 +12704,7 @@
       <w:spacing w:after="0" w:line="240" w:lineRule="auto"/>
     </w:pPr>
     <w:rPr>
-      <w:rFonts w:asciiTheme="majorHAnsi" w:cstheme="majorBidi" w:eastAsiaTheme="majorEastAsia" w:hAnsiTheme="majorHAnsi"/>
+      <w:rFonts w:asciiTheme="majorHAnsi" w:cstheme="majorBidi" w:hAnsiTheme="majorHAnsi" w:eastAsia="黑体"/>
       <w:color w:themeColor="text1" w:val="000000"/>
     </w:rPr>
     <w:tblPr>
@@ -12117,6 +12731,7 @@
     </w:tcPr>
     <w:tblStylePr w:type="firstRow">
       <w:rPr>
+        <w:rFonts w:eastAsia="黑体"/>
         <w:b/>
         <w:bCs/>
         <w:color w:themeColor="text1" w:val="000000"/>
@@ -12128,6 +12743,7 @@
     </w:tblStylePr>
     <w:tblStylePr w:type="lastRow">
       <w:rPr>
+        <w:rFonts w:eastAsia="黑体"/>
         <w:b/>
         <w:bCs/>
         <w:color w:themeColor="text1" w:val="000000"/>
@@ -12147,6 +12763,7 @@
     </w:tblStylePr>
     <w:tblStylePr w:type="firstCol">
       <w:rPr>
+        <w:rFonts w:eastAsia="黑体"/>
         <w:b/>
         <w:bCs/>
         <w:color w:themeColor="text1" w:val="000000"/>
@@ -12166,6 +12783,7 @@
     </w:tblStylePr>
     <w:tblStylePr w:type="lastCol">
       <w:rPr>
+        <w:rFonts w:eastAsia="黑体"/>
         <w:b w:val="0"/>
         <w:bCs w:val="0"/>
         <w:color w:themeColor="text1" w:val="000000"/>
@@ -12215,7 +12833,7 @@
       <w:spacing w:after="0" w:line="240" w:lineRule="auto"/>
     </w:pPr>
     <w:rPr>
-      <w:rFonts w:asciiTheme="majorHAnsi" w:cstheme="majorBidi" w:eastAsiaTheme="majorEastAsia" w:hAnsiTheme="majorHAnsi"/>
+      <w:rFonts w:asciiTheme="majorHAnsi" w:cstheme="majorBidi" w:hAnsiTheme="majorHAnsi" w:eastAsia="黑体"/>
       <w:color w:themeColor="text1" w:val="000000"/>
     </w:rPr>
     <w:tblPr>
@@ -12242,6 +12860,7 @@
     </w:tcPr>
     <w:tblStylePr w:type="firstRow">
       <w:rPr>
+        <w:rFonts w:eastAsia="黑体"/>
         <w:b/>
         <w:bCs/>
         <w:color w:themeColor="text1" w:val="000000"/>
@@ -12253,6 +12872,7 @@
     </w:tblStylePr>
     <w:tblStylePr w:type="lastRow">
       <w:rPr>
+        <w:rFonts w:eastAsia="黑体"/>
         <w:b/>
         <w:bCs/>
         <w:color w:themeColor="text1" w:val="000000"/>
@@ -12272,6 +12892,7 @@
     </w:tblStylePr>
     <w:tblStylePr w:type="firstCol">
       <w:rPr>
+        <w:rFonts w:eastAsia="黑体"/>
         <w:b/>
         <w:bCs/>
         <w:color w:themeColor="text1" w:val="000000"/>
@@ -12291,6 +12912,7 @@
     </w:tblStylePr>
     <w:tblStylePr w:type="lastCol">
       <w:rPr>
+        <w:rFonts w:eastAsia="黑体"/>
         <w:b w:val="0"/>
         <w:bCs w:val="0"/>
         <w:color w:themeColor="text1" w:val="000000"/>
@@ -12340,7 +12962,7 @@
       <w:spacing w:after="0" w:line="240" w:lineRule="auto"/>
     </w:pPr>
     <w:rPr>
-      <w:rFonts w:asciiTheme="majorHAnsi" w:cstheme="majorBidi" w:eastAsiaTheme="majorEastAsia" w:hAnsiTheme="majorHAnsi"/>
+      <w:rFonts w:asciiTheme="majorHAnsi" w:cstheme="majorBidi" w:hAnsiTheme="majorHAnsi" w:eastAsia="黑体"/>
       <w:color w:themeColor="text1" w:val="000000"/>
     </w:rPr>
     <w:tblPr>
@@ -12367,6 +12989,7 @@
     </w:tcPr>
     <w:tblStylePr w:type="firstRow">
       <w:rPr>
+        <w:rFonts w:eastAsia="黑体"/>
         <w:b/>
         <w:bCs/>
         <w:color w:themeColor="text1" w:val="000000"/>
@@ -12378,6 +13001,7 @@
     </w:tblStylePr>
     <w:tblStylePr w:type="lastRow">
       <w:rPr>
+        <w:rFonts w:eastAsia="黑体"/>
         <w:b/>
         <w:bCs/>
         <w:color w:themeColor="text1" w:val="000000"/>
@@ -12397,6 +13021,7 @@
     </w:tblStylePr>
     <w:tblStylePr w:type="firstCol">
       <w:rPr>
+        <w:rFonts w:eastAsia="黑体"/>
         <w:b/>
         <w:bCs/>
         <w:color w:themeColor="text1" w:val="000000"/>
@@ -12416,6 +13041,7 @@
     </w:tblStylePr>
     <w:tblStylePr w:type="lastCol">
       <w:rPr>
+        <w:rFonts w:eastAsia="黑体"/>
         <w:b w:val="0"/>
         <w:bCs w:val="0"/>
         <w:color w:themeColor="text1" w:val="000000"/>
@@ -12488,6 +13114,7 @@
     </w:tcPr>
     <w:tblStylePr w:type="firstRow">
       <w:rPr>
+        <w:rFonts w:eastAsia="黑体"/>
         <w:b/>
         <w:bCs/>
         <w:i w:val="0"/>
@@ -12509,6 +13136,7 @@
     </w:tblStylePr>
     <w:tblStylePr w:type="lastRow">
       <w:rPr>
+        <w:rFonts w:eastAsia="黑体"/>
         <w:b/>
         <w:bCs/>
         <w:i w:val="0"/>
@@ -12530,6 +13158,7 @@
     </w:tblStylePr>
     <w:tblStylePr w:type="firstCol">
       <w:rPr>
+        <w:rFonts w:eastAsia="黑体"/>
         <w:b/>
         <w:bCs/>
         <w:i w:val="0"/>
@@ -12549,6 +13178,7 @@
     </w:tblStylePr>
     <w:tblStylePr w:type="lastCol">
       <w:rPr>
+        <w:rFonts w:eastAsia="黑体"/>
         <w:b/>
         <w:bCs/>
         <w:i w:val="0"/>
@@ -12629,6 +13259,7 @@
     </w:tcPr>
     <w:tblStylePr w:type="firstRow">
       <w:rPr>
+        <w:rFonts w:eastAsia="黑体"/>
         <w:b/>
         <w:bCs/>
         <w:i w:val="0"/>
@@ -12650,6 +13281,7 @@
     </w:tblStylePr>
     <w:tblStylePr w:type="lastRow">
       <w:rPr>
+        <w:rFonts w:eastAsia="黑体"/>
         <w:b/>
         <w:bCs/>
         <w:i w:val="0"/>
@@ -12671,6 +13303,7 @@
     </w:tblStylePr>
     <w:tblStylePr w:type="firstCol">
       <w:rPr>
+        <w:rFonts w:eastAsia="黑体"/>
         <w:b/>
         <w:bCs/>
         <w:i w:val="0"/>
@@ -12690,6 +13323,7 @@
     </w:tblStylePr>
     <w:tblStylePr w:type="lastCol">
       <w:rPr>
+        <w:rFonts w:eastAsia="黑体"/>
         <w:b/>
         <w:bCs/>
         <w:i w:val="0"/>
@@ -12770,6 +13404,7 @@
     </w:tcPr>
     <w:tblStylePr w:type="firstRow">
       <w:rPr>
+        <w:rFonts w:eastAsia="黑体"/>
         <w:b/>
         <w:bCs/>
         <w:i w:val="0"/>
@@ -12791,6 +13426,7 @@
     </w:tblStylePr>
     <w:tblStylePr w:type="lastRow">
       <w:rPr>
+        <w:rFonts w:eastAsia="黑体"/>
         <w:b/>
         <w:bCs/>
         <w:i w:val="0"/>
@@ -12812,6 +13448,7 @@
     </w:tblStylePr>
     <w:tblStylePr w:type="firstCol">
       <w:rPr>
+        <w:rFonts w:eastAsia="黑体"/>
         <w:b/>
         <w:bCs/>
         <w:i w:val="0"/>
@@ -12831,6 +13468,7 @@
     </w:tblStylePr>
     <w:tblStylePr w:type="lastCol">
       <w:rPr>
+        <w:rFonts w:eastAsia="黑体"/>
         <w:b/>
         <w:bCs/>
         <w:i w:val="0"/>
@@ -12911,6 +13549,7 @@
     </w:tcPr>
     <w:tblStylePr w:type="firstRow">
       <w:rPr>
+        <w:rFonts w:eastAsia="黑体"/>
         <w:b/>
         <w:bCs/>
         <w:i w:val="0"/>
@@ -12932,6 +13571,7 @@
     </w:tblStylePr>
     <w:tblStylePr w:type="lastRow">
       <w:rPr>
+        <w:rFonts w:eastAsia="黑体"/>
         <w:b/>
         <w:bCs/>
         <w:i w:val="0"/>
@@ -12953,6 +13593,7 @@
     </w:tblStylePr>
     <w:tblStylePr w:type="firstCol">
       <w:rPr>
+        <w:rFonts w:eastAsia="黑体"/>
         <w:b/>
         <w:bCs/>
         <w:i w:val="0"/>
@@ -12972,6 +13613,7 @@
     </w:tblStylePr>
     <w:tblStylePr w:type="lastCol">
       <w:rPr>
+        <w:rFonts w:eastAsia="黑体"/>
         <w:b/>
         <w:bCs/>
         <w:i w:val="0"/>
@@ -13052,6 +13694,7 @@
     </w:tcPr>
     <w:tblStylePr w:type="firstRow">
       <w:rPr>
+        <w:rFonts w:eastAsia="黑体"/>
         <w:b/>
         <w:bCs/>
         <w:i w:val="0"/>
@@ -13073,6 +13716,7 @@
     </w:tblStylePr>
     <w:tblStylePr w:type="lastRow">
       <w:rPr>
+        <w:rFonts w:eastAsia="黑体"/>
         <w:b/>
         <w:bCs/>
         <w:i w:val="0"/>
@@ -13094,6 +13738,7 @@
     </w:tblStylePr>
     <w:tblStylePr w:type="firstCol">
       <w:rPr>
+        <w:rFonts w:eastAsia="黑体"/>
         <w:b/>
         <w:bCs/>
         <w:i w:val="0"/>
@@ -13113,6 +13758,7 @@
     </w:tblStylePr>
     <w:tblStylePr w:type="lastCol">
       <w:rPr>
+        <w:rFonts w:eastAsia="黑体"/>
         <w:b/>
         <w:bCs/>
         <w:i w:val="0"/>
@@ -13193,6 +13839,7 @@
     </w:tcPr>
     <w:tblStylePr w:type="firstRow">
       <w:rPr>
+        <w:rFonts w:eastAsia="黑体"/>
         <w:b/>
         <w:bCs/>
         <w:i w:val="0"/>
@@ -13214,6 +13861,7 @@
     </w:tblStylePr>
     <w:tblStylePr w:type="lastRow">
       <w:rPr>
+        <w:rFonts w:eastAsia="黑体"/>
         <w:b/>
         <w:bCs/>
         <w:i w:val="0"/>
@@ -13235,6 +13883,7 @@
     </w:tblStylePr>
     <w:tblStylePr w:type="firstCol">
       <w:rPr>
+        <w:rFonts w:eastAsia="黑体"/>
         <w:b/>
         <w:bCs/>
         <w:i w:val="0"/>
@@ -13254,6 +13903,7 @@
     </w:tblStylePr>
     <w:tblStylePr w:type="lastCol">
       <w:rPr>
+        <w:rFonts w:eastAsia="黑体"/>
         <w:b/>
         <w:bCs/>
         <w:i w:val="0"/>
@@ -13334,6 +13984,7 @@
     </w:tcPr>
     <w:tblStylePr w:type="firstRow">
       <w:rPr>
+        <w:rFonts w:eastAsia="黑体"/>
         <w:b/>
         <w:bCs/>
         <w:i w:val="0"/>
@@ -13355,6 +14006,7 @@
     </w:tblStylePr>
     <w:tblStylePr w:type="lastRow">
       <w:rPr>
+        <w:rFonts w:eastAsia="黑体"/>
         <w:b/>
         <w:bCs/>
         <w:i w:val="0"/>
@@ -13376,6 +14028,7 @@
     </w:tblStylePr>
     <w:tblStylePr w:type="firstCol">
       <w:rPr>
+        <w:rFonts w:eastAsia="黑体"/>
         <w:b/>
         <w:bCs/>
         <w:i w:val="0"/>
@@ -13395,6 +14048,7 @@
     </w:tblStylePr>
     <w:tblStylePr w:type="lastCol">
       <w:rPr>
+        <w:rFonts w:eastAsia="黑体"/>
         <w:b/>
         <w:bCs/>
         <w:i w:val="0"/>
@@ -13452,6 +14106,7 @@
       <w:spacing w:after="0" w:line="240" w:lineRule="auto"/>
     </w:pPr>
     <w:rPr>
+      <w:rFonts w:eastAsia="黑体"/>
       <w:color w:themeColor="background1" w:val="FFFFFF"/>
     </w:rPr>
     <w:tblPr>
@@ -13470,6 +14125,7 @@
     </w:tcPr>
     <w:tblStylePr w:type="firstRow">
       <w:rPr>
+        <w:rFonts w:eastAsia="黑体"/>
         <w:b/>
         <w:bCs/>
       </w:rPr>
@@ -13566,6 +14222,7 @@
       <w:spacing w:after="0" w:line="240" w:lineRule="auto"/>
     </w:pPr>
     <w:rPr>
+      <w:rFonts w:eastAsia="黑体"/>
       <w:color w:themeColor="background1" w:val="FFFFFF"/>
     </w:rPr>
     <w:tblPr>
@@ -13584,6 +14241,7 @@
     </w:tcPr>
     <w:tblStylePr w:type="firstRow">
       <w:rPr>
+        <w:rFonts w:eastAsia="黑体"/>
         <w:b/>
         <w:bCs/>
       </w:rPr>
@@ -13680,6 +14338,7 @@
       <w:spacing w:after="0" w:line="240" w:lineRule="auto"/>
     </w:pPr>
     <w:rPr>
+      <w:rFonts w:eastAsia="黑体"/>
       <w:color w:themeColor="background1" w:val="FFFFFF"/>
     </w:rPr>
     <w:tblPr>
@@ -13698,6 +14357,7 @@
     </w:tcPr>
     <w:tblStylePr w:type="firstRow">
       <w:rPr>
+        <w:rFonts w:eastAsia="黑体"/>
         <w:b/>
         <w:bCs/>
       </w:rPr>
@@ -13794,6 +14454,7 @@
       <w:spacing w:after="0" w:line="240" w:lineRule="auto"/>
     </w:pPr>
     <w:rPr>
+      <w:rFonts w:eastAsia="黑体"/>
       <w:color w:themeColor="background1" w:val="FFFFFF"/>
     </w:rPr>
     <w:tblPr>
@@ -13812,6 +14473,7 @@
     </w:tcPr>
     <w:tblStylePr w:type="firstRow">
       <w:rPr>
+        <w:rFonts w:eastAsia="黑体"/>
         <w:b/>
         <w:bCs/>
       </w:rPr>
@@ -13908,6 +14570,7 @@
       <w:spacing w:after="0" w:line="240" w:lineRule="auto"/>
     </w:pPr>
     <w:rPr>
+      <w:rFonts w:eastAsia="黑体"/>
       <w:color w:themeColor="background1" w:val="FFFFFF"/>
     </w:rPr>
     <w:tblPr>
@@ -13926,6 +14589,7 @@
     </w:tcPr>
     <w:tblStylePr w:type="firstRow">
       <w:rPr>
+        <w:rFonts w:eastAsia="黑体"/>
         <w:b/>
         <w:bCs/>
       </w:rPr>
@@ -14022,6 +14686,7 @@
       <w:spacing w:after="0" w:line="240" w:lineRule="auto"/>
     </w:pPr>
     <w:rPr>
+      <w:rFonts w:eastAsia="黑体"/>
       <w:color w:themeColor="background1" w:val="FFFFFF"/>
     </w:rPr>
     <w:tblPr>
@@ -14040,6 +14705,7 @@
     </w:tcPr>
     <w:tblStylePr w:type="firstRow">
       <w:rPr>
+        <w:rFonts w:eastAsia="黑体"/>
         <w:b/>
         <w:bCs/>
       </w:rPr>
@@ -14136,6 +14802,7 @@
       <w:spacing w:after="0" w:line="240" w:lineRule="auto"/>
     </w:pPr>
     <w:rPr>
+      <w:rFonts w:eastAsia="黑体"/>
       <w:color w:themeColor="background1" w:val="FFFFFF"/>
     </w:rPr>
     <w:tblPr>
@@ -14154,6 +14821,7 @@
     </w:tcPr>
     <w:tblStylePr w:type="firstRow">
       <w:rPr>
+        <w:rFonts w:eastAsia="黑体"/>
         <w:b/>
         <w:bCs/>
       </w:rPr>
@@ -14250,6 +14918,7 @@
       <w:spacing w:after="0" w:line="240" w:lineRule="auto"/>
     </w:pPr>
     <w:rPr>
+      <w:rFonts w:eastAsia="黑体"/>
       <w:color w:themeColor="text1" w:val="000000"/>
     </w:rPr>
     <w:tblPr>
@@ -14276,6 +14945,7 @@
     </w:tcPr>
     <w:tblStylePr w:type="firstRow">
       <w:rPr>
+        <w:rFonts w:eastAsia="黑体"/>
         <w:b/>
         <w:bCs/>
       </w:rPr>
@@ -14294,6 +14964,7 @@
     </w:tblStylePr>
     <w:tblStylePr w:type="lastRow">
       <w:rPr>
+        <w:rFonts w:eastAsia="黑体"/>
         <w:b/>
         <w:bCs/>
         <w:color w:themeColor="background1" w:val="FFFFFF"/>
@@ -14308,6 +14979,7 @@
     </w:tblStylePr>
     <w:tblStylePr w:type="firstCol">
       <w:rPr>
+        <w:rFonts w:eastAsia="黑体"/>
         <w:color w:themeColor="background1" w:val="FFFFFF"/>
       </w:rPr>
       <w:tblPr/>
@@ -14325,6 +14997,7 @@
     </w:tblStylePr>
     <w:tblStylePr w:type="lastCol">
       <w:rPr>
+        <w:rFonts w:eastAsia="黑体"/>
         <w:color w:themeColor="background1" w:val="FFFFFF"/>
       </w:rPr>
       <w:tblPr/>
@@ -14354,11 +15027,13 @@
     </w:tblStylePr>
     <w:tblStylePr w:type="neCell">
       <w:rPr>
+        <w:rFonts w:eastAsia="黑体"/>
         <w:color w:themeColor="text1" w:val="000000"/>
       </w:rPr>
     </w:tblStylePr>
     <w:tblStylePr w:type="nwCell">
       <w:rPr>
+        <w:rFonts w:eastAsia="黑体"/>
         <w:color w:themeColor="text1" w:val="000000"/>
       </w:rPr>
     </w:tblStylePr>
@@ -14372,6 +15047,7 @@
       <w:spacing w:after="0" w:line="240" w:lineRule="auto"/>
     </w:pPr>
     <w:rPr>
+      <w:rFonts w:eastAsia="黑体"/>
       <w:color w:themeColor="text1" w:val="000000"/>
     </w:rPr>
     <w:tblPr>
@@ -14398,6 +15074,7 @@
     </w:tcPr>
     <w:tblStylePr w:type="firstRow">
       <w:rPr>
+        <w:rFonts w:eastAsia="黑体"/>
         <w:b/>
         <w:bCs/>
       </w:rPr>
@@ -14416,6 +15093,7 @@
     </w:tblStylePr>
     <w:tblStylePr w:type="lastRow">
       <w:rPr>
+        <w:rFonts w:eastAsia="黑体"/>
         <w:b/>
         <w:bCs/>
         <w:color w:themeColor="background1" w:val="FFFFFF"/>
@@ -14430,6 +15108,7 @@
     </w:tblStylePr>
     <w:tblStylePr w:type="firstCol">
       <w:rPr>
+        <w:rFonts w:eastAsia="黑体"/>
         <w:color w:themeColor="background1" w:val="FFFFFF"/>
       </w:rPr>
       <w:tblPr/>
@@ -14447,6 +15126,7 @@
     </w:tblStylePr>
     <w:tblStylePr w:type="lastCol">
       <w:rPr>
+        <w:rFonts w:eastAsia="黑体"/>
         <w:color w:themeColor="background1" w:val="FFFFFF"/>
       </w:rPr>
       <w:tblPr/>
@@ -14476,11 +15156,13 @@
     </w:tblStylePr>
     <w:tblStylePr w:type="neCell">
       <w:rPr>
+        <w:rFonts w:eastAsia="黑体"/>
         <w:color w:themeColor="text1" w:val="000000"/>
       </w:rPr>
     </w:tblStylePr>
     <w:tblStylePr w:type="nwCell">
       <w:rPr>
+        <w:rFonts w:eastAsia="黑体"/>
         <w:color w:themeColor="text1" w:val="000000"/>
       </w:rPr>
     </w:tblStylePr>
@@ -14494,6 +15176,7 @@
       <w:spacing w:after="0" w:line="240" w:lineRule="auto"/>
     </w:pPr>
     <w:rPr>
+      <w:rFonts w:eastAsia="黑体"/>
       <w:color w:themeColor="text1" w:val="000000"/>
     </w:rPr>
     <w:tblPr>
@@ -14520,6 +15203,7 @@
     </w:tcPr>
     <w:tblStylePr w:type="firstRow">
       <w:rPr>
+        <w:rFonts w:eastAsia="黑体"/>
         <w:b/>
         <w:bCs/>
       </w:rPr>
@@ -14538,6 +15222,7 @@
     </w:tblStylePr>
     <w:tblStylePr w:type="lastRow">
       <w:rPr>
+        <w:rFonts w:eastAsia="黑体"/>
         <w:b/>
         <w:bCs/>
         <w:color w:themeColor="background1" w:val="FFFFFF"/>
@@ -14552,6 +15237,7 @@
     </w:tblStylePr>
     <w:tblStylePr w:type="firstCol">
       <w:rPr>
+        <w:rFonts w:eastAsia="黑体"/>
         <w:color w:themeColor="background1" w:val="FFFFFF"/>
       </w:rPr>
       <w:tblPr/>
@@ -14569,6 +15255,7 @@
     </w:tblStylePr>
     <w:tblStylePr w:type="lastCol">
       <w:rPr>
+        <w:rFonts w:eastAsia="黑体"/>
         <w:color w:themeColor="background1" w:val="FFFFFF"/>
       </w:rPr>
       <w:tblPr/>
@@ -14598,11 +15285,13 @@
     </w:tblStylePr>
     <w:tblStylePr w:type="neCell">
       <w:rPr>
+        <w:rFonts w:eastAsia="黑体"/>
         <w:color w:themeColor="text1" w:val="000000"/>
       </w:rPr>
     </w:tblStylePr>
     <w:tblStylePr w:type="nwCell">
       <w:rPr>
+        <w:rFonts w:eastAsia="黑体"/>
         <w:color w:themeColor="text1" w:val="000000"/>
       </w:rPr>
     </w:tblStylePr>
@@ -14616,6 +15305,7 @@
       <w:spacing w:after="0" w:line="240" w:lineRule="auto"/>
     </w:pPr>
     <w:rPr>
+      <w:rFonts w:eastAsia="黑体"/>
       <w:color w:themeColor="text1" w:val="000000"/>
     </w:rPr>
     <w:tblPr>
@@ -14642,6 +15332,7 @@
     </w:tcPr>
     <w:tblStylePr w:type="firstRow">
       <w:rPr>
+        <w:rFonts w:eastAsia="黑体"/>
         <w:b/>
         <w:bCs/>
       </w:rPr>
@@ -14660,6 +15351,7 @@
     </w:tblStylePr>
     <w:tblStylePr w:type="lastRow">
       <w:rPr>
+        <w:rFonts w:eastAsia="黑体"/>
         <w:b/>
         <w:bCs/>
         <w:color w:themeColor="background1" w:val="FFFFFF"/>
@@ -14674,6 +15366,7 @@
     </w:tblStylePr>
     <w:tblStylePr w:type="firstCol">
       <w:rPr>
+        <w:rFonts w:eastAsia="黑体"/>
         <w:color w:themeColor="background1" w:val="FFFFFF"/>
       </w:rPr>
       <w:tblPr/>
@@ -14691,6 +15384,7 @@
     </w:tblStylePr>
     <w:tblStylePr w:type="lastCol">
       <w:rPr>
+        <w:rFonts w:eastAsia="黑体"/>
         <w:color w:themeColor="background1" w:val="FFFFFF"/>
       </w:rPr>
       <w:tblPr/>
@@ -14728,6 +15422,7 @@
       <w:spacing w:after="0" w:line="240" w:lineRule="auto"/>
     </w:pPr>
     <w:rPr>
+      <w:rFonts w:eastAsia="黑体"/>
       <w:color w:themeColor="text1" w:val="000000"/>
     </w:rPr>
     <w:tblPr>
@@ -14754,6 +15449,7 @@
     </w:tcPr>
     <w:tblStylePr w:type="firstRow">
       <w:rPr>
+        <w:rFonts w:eastAsia="黑体"/>
         <w:b/>
         <w:bCs/>
       </w:rPr>
@@ -14772,6 +15468,7 @@
     </w:tblStylePr>
     <w:tblStylePr w:type="lastRow">
       <w:rPr>
+        <w:rFonts w:eastAsia="黑体"/>
         <w:b/>
         <w:bCs/>
         <w:color w:themeColor="background1" w:val="FFFFFF"/>
@@ -14786,6 +15483,7 @@
     </w:tblStylePr>
     <w:tblStylePr w:type="firstCol">
       <w:rPr>
+        <w:rFonts w:eastAsia="黑体"/>
         <w:color w:themeColor="background1" w:val="FFFFFF"/>
       </w:rPr>
       <w:tblPr/>
@@ -14803,6 +15501,7 @@
     </w:tblStylePr>
     <w:tblStylePr w:type="lastCol">
       <w:rPr>
+        <w:rFonts w:eastAsia="黑体"/>
         <w:color w:themeColor="background1" w:val="FFFFFF"/>
       </w:rPr>
       <w:tblPr/>
@@ -14832,11 +15531,13 @@
     </w:tblStylePr>
     <w:tblStylePr w:type="neCell">
       <w:rPr>
+        <w:rFonts w:eastAsia="黑体"/>
         <w:color w:themeColor="text1" w:val="000000"/>
       </w:rPr>
     </w:tblStylePr>
     <w:tblStylePr w:type="nwCell">
       <w:rPr>
+        <w:rFonts w:eastAsia="黑体"/>
         <w:color w:themeColor="text1" w:val="000000"/>
       </w:rPr>
     </w:tblStylePr>
@@ -14850,6 +15551,7 @@
       <w:spacing w:after="0" w:line="240" w:lineRule="auto"/>
     </w:pPr>
     <w:rPr>
+      <w:rFonts w:eastAsia="黑体"/>
       <w:color w:themeColor="text1" w:val="000000"/>
     </w:rPr>
     <w:tblPr>
@@ -14876,6 +15578,7 @@
     </w:tcPr>
     <w:tblStylePr w:type="firstRow">
       <w:rPr>
+        <w:rFonts w:eastAsia="黑体"/>
         <w:b/>
         <w:bCs/>
       </w:rPr>
@@ -14894,6 +15597,7 @@
     </w:tblStylePr>
     <w:tblStylePr w:type="lastRow">
       <w:rPr>
+        <w:rFonts w:eastAsia="黑体"/>
         <w:b/>
         <w:bCs/>
         <w:color w:themeColor="background1" w:val="FFFFFF"/>
@@ -14908,6 +15612,7 @@
     </w:tblStylePr>
     <w:tblStylePr w:type="firstCol">
       <w:rPr>
+        <w:rFonts w:eastAsia="黑体"/>
         <w:color w:themeColor="background1" w:val="FFFFFF"/>
       </w:rPr>
       <w:tblPr/>
@@ -14925,6 +15630,7 @@
     </w:tblStylePr>
     <w:tblStylePr w:type="lastCol">
       <w:rPr>
+        <w:rFonts w:eastAsia="黑体"/>
         <w:color w:themeColor="background1" w:val="FFFFFF"/>
       </w:rPr>
       <w:tblPr/>
@@ -14954,11 +15660,13 @@
     </w:tblStylePr>
     <w:tblStylePr w:type="neCell">
       <w:rPr>
+        <w:rFonts w:eastAsia="黑体"/>
         <w:color w:themeColor="text1" w:val="000000"/>
       </w:rPr>
     </w:tblStylePr>
     <w:tblStylePr w:type="nwCell">
       <w:rPr>
+        <w:rFonts w:eastAsia="黑体"/>
         <w:color w:themeColor="text1" w:val="000000"/>
       </w:rPr>
     </w:tblStylePr>
@@ -14972,6 +15680,7 @@
       <w:spacing w:after="0" w:line="240" w:lineRule="auto"/>
     </w:pPr>
     <w:rPr>
+      <w:rFonts w:eastAsia="黑体"/>
       <w:color w:themeColor="text1" w:val="000000"/>
     </w:rPr>
     <w:tblPr>
@@ -14998,6 +15707,7 @@
     </w:tcPr>
     <w:tblStylePr w:type="firstRow">
       <w:rPr>
+        <w:rFonts w:eastAsia="黑体"/>
         <w:b/>
         <w:bCs/>
       </w:rPr>
@@ -15016,6 +15726,7 @@
     </w:tblStylePr>
     <w:tblStylePr w:type="lastRow">
       <w:rPr>
+        <w:rFonts w:eastAsia="黑体"/>
         <w:b/>
         <w:bCs/>
         <w:color w:themeColor="background1" w:val="FFFFFF"/>
@@ -15030,6 +15741,7 @@
     </w:tblStylePr>
     <w:tblStylePr w:type="firstCol">
       <w:rPr>
+        <w:rFonts w:eastAsia="黑体"/>
         <w:color w:themeColor="background1" w:val="FFFFFF"/>
       </w:rPr>
       <w:tblPr/>
@@ -15047,6 +15759,7 @@
     </w:tblStylePr>
     <w:tblStylePr w:type="lastCol">
       <w:rPr>
+        <w:rFonts w:eastAsia="黑体"/>
         <w:color w:themeColor="background1" w:val="FFFFFF"/>
       </w:rPr>
       <w:tblPr/>
@@ -15076,11 +15789,13 @@
     </w:tblStylePr>
     <w:tblStylePr w:type="neCell">
       <w:rPr>
+        <w:rFonts w:eastAsia="黑体"/>
         <w:color w:themeColor="text1" w:val="000000"/>
       </w:rPr>
     </w:tblStylePr>
     <w:tblStylePr w:type="nwCell">
       <w:rPr>
+        <w:rFonts w:eastAsia="黑体"/>
         <w:color w:themeColor="text1" w:val="000000"/>
       </w:rPr>
     </w:tblStylePr>
@@ -15094,6 +15809,7 @@
       <w:spacing w:after="0" w:line="240" w:lineRule="auto"/>
     </w:pPr>
     <w:rPr>
+      <w:rFonts w:eastAsia="黑体"/>
       <w:color w:themeColor="text1" w:val="000000"/>
     </w:rPr>
     <w:tblPr>
@@ -15112,6 +15828,7 @@
     </w:tcPr>
     <w:tblStylePr w:type="firstRow">
       <w:rPr>
+        <w:rFonts w:eastAsia="黑体"/>
         <w:b/>
         <w:bCs/>
         <w:color w:themeColor="background1" w:val="FFFFFF"/>
@@ -15126,6 +15843,7 @@
     </w:tblStylePr>
     <w:tblStylePr w:type="lastRow">
       <w:rPr>
+        <w:rFonts w:eastAsia="黑体"/>
         <w:b/>
         <w:bCs/>
         <w:color w:themeColor="accent2" w:themeShade="CC" w:val="9E3A38"/>
@@ -15140,12 +15858,14 @@
     </w:tblStylePr>
     <w:tblStylePr w:type="firstCol">
       <w:rPr>
+        <w:rFonts w:eastAsia="黑体"/>
         <w:b/>
         <w:bCs/>
       </w:rPr>
     </w:tblStylePr>
     <w:tblStylePr w:type="lastCol">
       <w:rPr>
+        <w:rFonts w:eastAsia="黑体"/>
         <w:b/>
         <w:bCs/>
       </w:rPr>
@@ -15180,6 +15900,7 @@
       <w:spacing w:after="0" w:line="240" w:lineRule="auto"/>
     </w:pPr>
     <w:rPr>
+      <w:rFonts w:eastAsia="黑体"/>
       <w:color w:themeColor="text1" w:val="000000"/>
     </w:rPr>
     <w:tblPr>
@@ -15198,6 +15919,7 @@
     </w:tcPr>
     <w:tblStylePr w:type="firstRow">
       <w:rPr>
+        <w:rFonts w:eastAsia="黑体"/>
         <w:b/>
         <w:bCs/>
         <w:color w:themeColor="background1" w:val="FFFFFF"/>
@@ -15212,6 +15934,7 @@
     </w:tblStylePr>
     <w:tblStylePr w:type="lastRow">
       <w:rPr>
+        <w:rFonts w:eastAsia="黑体"/>
         <w:b/>
         <w:bCs/>
         <w:color w:themeColor="accent2" w:themeShade="CC" w:val="9E3A38"/>
@@ -15226,12 +15949,14 @@
     </w:tblStylePr>
     <w:tblStylePr w:type="firstCol">
       <w:rPr>
+        <w:rFonts w:eastAsia="黑体"/>
         <w:b/>
         <w:bCs/>
       </w:rPr>
     </w:tblStylePr>
     <w:tblStylePr w:type="lastCol">
       <w:rPr>
+        <w:rFonts w:eastAsia="黑体"/>
         <w:b/>
         <w:bCs/>
       </w:rPr>
@@ -15266,6 +15991,7 @@
       <w:spacing w:after="0" w:line="240" w:lineRule="auto"/>
     </w:pPr>
     <w:rPr>
+      <w:rFonts w:eastAsia="黑体"/>
       <w:color w:themeColor="text1" w:val="000000"/>
     </w:rPr>
     <w:tblPr>
@@ -15284,6 +16010,7 @@
     </w:tcPr>
     <w:tblStylePr w:type="firstRow">
       <w:rPr>
+        <w:rFonts w:eastAsia="黑体"/>
         <w:b/>
         <w:bCs/>
         <w:color w:themeColor="background1" w:val="FFFFFF"/>
@@ -15298,6 +16025,7 @@
     </w:tblStylePr>
     <w:tblStylePr w:type="lastRow">
       <w:rPr>
+        <w:rFonts w:eastAsia="黑体"/>
         <w:b/>
         <w:bCs/>
         <w:color w:themeColor="accent2" w:themeShade="CC" w:val="9E3A38"/>
@@ -15312,12 +16040,14 @@
     </w:tblStylePr>
     <w:tblStylePr w:type="firstCol">
       <w:rPr>
+        <w:rFonts w:eastAsia="黑体"/>
         <w:b/>
         <w:bCs/>
       </w:rPr>
     </w:tblStylePr>
     <w:tblStylePr w:type="lastCol">
       <w:rPr>
+        <w:rFonts w:eastAsia="黑体"/>
         <w:b/>
         <w:bCs/>
       </w:rPr>
@@ -15352,6 +16082,7 @@
       <w:spacing w:after="0" w:line="240" w:lineRule="auto"/>
     </w:pPr>
     <w:rPr>
+      <w:rFonts w:eastAsia="黑体"/>
       <w:color w:themeColor="text1" w:val="000000"/>
     </w:rPr>
     <w:tblPr>
@@ -15370,6 +16101,7 @@
     </w:tcPr>
     <w:tblStylePr w:type="firstRow">
       <w:rPr>
+        <w:rFonts w:eastAsia="黑体"/>
         <w:b/>
         <w:bCs/>
         <w:color w:themeColor="background1" w:val="FFFFFF"/>
@@ -15384,6 +16116,7 @@
     </w:tblStylePr>
     <w:tblStylePr w:type="lastRow">
       <w:rPr>
+        <w:rFonts w:eastAsia="黑体"/>
         <w:b/>
         <w:bCs/>
         <w:color w:themeColor="accent4" w:themeShade="CC" w:val="664E82"/>
@@ -15398,12 +16131,14 @@
     </w:tblStylePr>
     <w:tblStylePr w:type="firstCol">
       <w:rPr>
+        <w:rFonts w:eastAsia="黑体"/>
         <w:b/>
         <w:bCs/>
       </w:rPr>
     </w:tblStylePr>
     <w:tblStylePr w:type="lastCol">
       <w:rPr>
+        <w:rFonts w:eastAsia="黑体"/>
         <w:b/>
         <w:bCs/>
       </w:rPr>
@@ -15438,6 +16173,7 @@
       <w:spacing w:after="0" w:line="240" w:lineRule="auto"/>
     </w:pPr>
     <w:rPr>
+      <w:rFonts w:eastAsia="黑体"/>
       <w:color w:themeColor="text1" w:val="000000"/>
     </w:rPr>
     <w:tblPr>
@@ -15456,6 +16192,7 @@
     </w:tcPr>
     <w:tblStylePr w:type="firstRow">
       <w:rPr>
+        <w:rFonts w:eastAsia="黑体"/>
         <w:b/>
         <w:bCs/>
         <w:color w:themeColor="background1" w:val="FFFFFF"/>
@@ -15470,6 +16207,7 @@
     </w:tblStylePr>
     <w:tblStylePr w:type="lastRow">
       <w:rPr>
+        <w:rFonts w:eastAsia="黑体"/>
         <w:b/>
         <w:bCs/>
         <w:color w:themeColor="accent3" w:themeShade="CC" w:val="7E9C40"/>
@@ -15484,12 +16222,14 @@
     </w:tblStylePr>
     <w:tblStylePr w:type="firstCol">
       <w:rPr>
+        <w:rFonts w:eastAsia="黑体"/>
         <w:b/>
         <w:bCs/>
       </w:rPr>
     </w:tblStylePr>
     <w:tblStylePr w:type="lastCol">
       <w:rPr>
+        <w:rFonts w:eastAsia="黑体"/>
         <w:b/>
         <w:bCs/>
       </w:rPr>
@@ -15524,6 +16264,7 @@
       <w:spacing w:after="0" w:line="240" w:lineRule="auto"/>
     </w:pPr>
     <w:rPr>
+      <w:rFonts w:eastAsia="黑体"/>
       <w:color w:themeColor="text1" w:val="000000"/>
     </w:rPr>
     <w:tblPr>
@@ -15542,6 +16283,7 @@
     </w:tcPr>
     <w:tblStylePr w:type="firstRow">
       <w:rPr>
+        <w:rFonts w:eastAsia="黑体"/>
         <w:b/>
         <w:bCs/>
         <w:color w:themeColor="background1" w:val="FFFFFF"/>
@@ -15556,6 +16298,7 @@
     </w:tblStylePr>
     <w:tblStylePr w:type="lastRow">
       <w:rPr>
+        <w:rFonts w:eastAsia="黑体"/>
         <w:b/>
         <w:bCs/>
         <w:color w:themeColor="accent6" w:themeShade="CC" w:val="F2730A"/>
@@ -15570,12 +16313,14 @@
     </w:tblStylePr>
     <w:tblStylePr w:type="firstCol">
       <w:rPr>
+        <w:rFonts w:eastAsia="黑体"/>
         <w:b/>
         <w:bCs/>
       </w:rPr>
     </w:tblStylePr>
     <w:tblStylePr w:type="lastCol">
       <w:rPr>
+        <w:rFonts w:eastAsia="黑体"/>
         <w:b/>
         <w:bCs/>
       </w:rPr>
@@ -15610,6 +16355,7 @@
       <w:spacing w:after="0" w:line="240" w:lineRule="auto"/>
     </w:pPr>
     <w:rPr>
+      <w:rFonts w:eastAsia="黑体"/>
       <w:color w:themeColor="text1" w:val="000000"/>
     </w:rPr>
     <w:tblPr>
@@ -15628,6 +16374,7 @@
     </w:tcPr>
     <w:tblStylePr w:type="firstRow">
       <w:rPr>
+        <w:rFonts w:eastAsia="黑体"/>
         <w:b/>
         <w:bCs/>
         <w:color w:themeColor="background1" w:val="FFFFFF"/>
@@ -15642,6 +16389,7 @@
     </w:tblStylePr>
     <w:tblStylePr w:type="lastRow">
       <w:rPr>
+        <w:rFonts w:eastAsia="黑体"/>
         <w:b/>
         <w:bCs/>
         <w:color w:themeColor="accent5" w:themeShade="CC" w:val="348DA5"/>
@@ -15656,12 +16404,14 @@
     </w:tblStylePr>
     <w:tblStylePr w:type="firstCol">
       <w:rPr>
+        <w:rFonts w:eastAsia="黑体"/>
         <w:b/>
         <w:bCs/>
       </w:rPr>
     </w:tblStylePr>
     <w:tblStylePr w:type="lastCol">
       <w:rPr>
+        <w:rFonts w:eastAsia="黑体"/>
         <w:b/>
         <w:bCs/>
       </w:rPr>
@@ -15696,6 +16446,7 @@
       <w:spacing w:after="0" w:line="240" w:lineRule="auto"/>
     </w:pPr>
     <w:rPr>
+      <w:rFonts w:eastAsia="黑体"/>
       <w:color w:themeColor="text1" w:val="000000"/>
     </w:rPr>
     <w:tblPr>
@@ -15717,6 +16468,7 @@
     </w:tcPr>
     <w:tblStylePr w:type="firstRow">
       <w:rPr>
+        <w:rFonts w:eastAsia="黑体"/>
         <w:b/>
         <w:bCs/>
       </w:rPr>
@@ -15727,6 +16479,7 @@
     </w:tblStylePr>
     <w:tblStylePr w:type="lastRow">
       <w:rPr>
+        <w:rFonts w:eastAsia="黑体"/>
         <w:b/>
         <w:bCs/>
         <w:color w:themeColor="text1" w:val="000000"/>
@@ -15738,6 +16491,7 @@
     </w:tblStylePr>
     <w:tblStylePr w:type="firstCol">
       <w:rPr>
+        <w:rFonts w:eastAsia="黑体"/>
         <w:color w:themeColor="background1" w:val="FFFFFF"/>
       </w:rPr>
       <w:tblPr/>
@@ -15747,6 +16501,7 @@
     </w:tblStylePr>
     <w:tblStylePr w:type="lastCol">
       <w:rPr>
+        <w:rFonts w:eastAsia="黑体"/>
         <w:color w:themeColor="background1" w:val="FFFFFF"/>
       </w:rPr>
       <w:tblPr/>
@@ -15776,6 +16531,7 @@
       <w:spacing w:after="0" w:line="240" w:lineRule="auto"/>
     </w:pPr>
     <w:rPr>
+      <w:rFonts w:eastAsia="黑体"/>
       <w:color w:themeColor="text1" w:val="000000"/>
     </w:rPr>
     <w:tblPr>
@@ -15797,6 +16553,7 @@
     </w:tcPr>
     <w:tblStylePr w:type="firstRow">
       <w:rPr>
+        <w:rFonts w:eastAsia="黑体"/>
         <w:b/>
         <w:bCs/>
       </w:rPr>
@@ -15807,6 +16564,7 @@
     </w:tblStylePr>
     <w:tblStylePr w:type="lastRow">
       <w:rPr>
+        <w:rFonts w:eastAsia="黑体"/>
         <w:b/>
         <w:bCs/>
         <w:color w:themeColor="text1" w:val="000000"/>
@@ -15818,6 +16576,7 @@
     </w:tblStylePr>
     <w:tblStylePr w:type="firstCol">
       <w:rPr>
+        <w:rFonts w:eastAsia="黑体"/>
         <w:color w:themeColor="background1" w:val="FFFFFF"/>
       </w:rPr>
       <w:tblPr/>
@@ -15827,6 +16586,7 @@
     </w:tblStylePr>
     <w:tblStylePr w:type="lastCol">
       <w:rPr>
+        <w:rFonts w:eastAsia="黑体"/>
         <w:color w:themeColor="background1" w:val="FFFFFF"/>
       </w:rPr>
       <w:tblPr/>
@@ -15856,6 +16616,7 @@
       <w:spacing w:after="0" w:line="240" w:lineRule="auto"/>
     </w:pPr>
     <w:rPr>
+      <w:rFonts w:eastAsia="黑体"/>
       <w:color w:themeColor="text1" w:val="000000"/>
     </w:rPr>
     <w:tblPr>
@@ -15877,6 +16638,7 @@
     </w:tcPr>
     <w:tblStylePr w:type="firstRow">
       <w:rPr>
+        <w:rFonts w:eastAsia="黑体"/>
         <w:b/>
         <w:bCs/>
       </w:rPr>
@@ -15887,6 +16649,7 @@
     </w:tblStylePr>
     <w:tblStylePr w:type="lastRow">
       <w:rPr>
+        <w:rFonts w:eastAsia="黑体"/>
         <w:b/>
         <w:bCs/>
         <w:color w:themeColor="text1" w:val="000000"/>
@@ -15898,6 +16661,7 @@
     </w:tblStylePr>
     <w:tblStylePr w:type="firstCol">
       <w:rPr>
+        <w:rFonts w:eastAsia="黑体"/>
         <w:color w:themeColor="background1" w:val="FFFFFF"/>
       </w:rPr>
       <w:tblPr/>
@@ -15907,6 +16671,7 @@
     </w:tblStylePr>
     <w:tblStylePr w:type="lastCol">
       <w:rPr>
+        <w:rFonts w:eastAsia="黑体"/>
         <w:color w:themeColor="background1" w:val="FFFFFF"/>
       </w:rPr>
       <w:tblPr/>
@@ -15936,6 +16701,7 @@
       <w:spacing w:after="0" w:line="240" w:lineRule="auto"/>
     </w:pPr>
     <w:rPr>
+      <w:rFonts w:eastAsia="黑体"/>
       <w:color w:themeColor="text1" w:val="000000"/>
     </w:rPr>
     <w:tblPr>
@@ -15957,6 +16723,7 @@
     </w:tcPr>
     <w:tblStylePr w:type="firstRow">
       <w:rPr>
+        <w:rFonts w:eastAsia="黑体"/>
         <w:b/>
         <w:bCs/>
       </w:rPr>
@@ -15967,6 +16734,7 @@
     </w:tblStylePr>
     <w:tblStylePr w:type="lastRow">
       <w:rPr>
+        <w:rFonts w:eastAsia="黑体"/>
         <w:b/>
         <w:bCs/>
         <w:color w:themeColor="text1" w:val="000000"/>
@@ -15978,6 +16746,7 @@
     </w:tblStylePr>
     <w:tblStylePr w:type="firstCol">
       <w:rPr>
+        <w:rFonts w:eastAsia="黑体"/>
         <w:color w:themeColor="background1" w:val="FFFFFF"/>
       </w:rPr>
       <w:tblPr/>
@@ -15987,6 +16756,7 @@
     </w:tblStylePr>
     <w:tblStylePr w:type="lastCol">
       <w:rPr>
+        <w:rFonts w:eastAsia="黑体"/>
         <w:color w:themeColor="background1" w:val="FFFFFF"/>
       </w:rPr>
       <w:tblPr/>
@@ -16016,6 +16786,7 @@
       <w:spacing w:after="0" w:line="240" w:lineRule="auto"/>
     </w:pPr>
     <w:rPr>
+      <w:rFonts w:eastAsia="黑体"/>
       <w:color w:themeColor="text1" w:val="000000"/>
     </w:rPr>
     <w:tblPr>
@@ -16037,6 +16808,7 @@
     </w:tcPr>
     <w:tblStylePr w:type="firstRow">
       <w:rPr>
+        <w:rFonts w:eastAsia="黑体"/>
         <w:b/>
         <w:bCs/>
       </w:rPr>
@@ -16047,6 +16819,7 @@
     </w:tblStylePr>
     <w:tblStylePr w:type="lastRow">
       <w:rPr>
+        <w:rFonts w:eastAsia="黑体"/>
         <w:b/>
         <w:bCs/>
         <w:color w:themeColor="text1" w:val="000000"/>
@@ -16058,6 +16831,7 @@
     </w:tblStylePr>
     <w:tblStylePr w:type="firstCol">
       <w:rPr>
+        <w:rFonts w:eastAsia="黑体"/>
         <w:color w:themeColor="background1" w:val="FFFFFF"/>
       </w:rPr>
       <w:tblPr/>
@@ -16067,6 +16841,7 @@
     </w:tblStylePr>
     <w:tblStylePr w:type="lastCol">
       <w:rPr>
+        <w:rFonts w:eastAsia="黑体"/>
         <w:color w:themeColor="background1" w:val="FFFFFF"/>
       </w:rPr>
       <w:tblPr/>
@@ -16096,6 +16871,7 @@
       <w:spacing w:after="0" w:line="240" w:lineRule="auto"/>
     </w:pPr>
     <w:rPr>
+      <w:rFonts w:eastAsia="黑体"/>
       <w:color w:themeColor="text1" w:val="000000"/>
     </w:rPr>
     <w:tblPr>
@@ -16117,6 +16893,7 @@
     </w:tcPr>
     <w:tblStylePr w:type="firstRow">
       <w:rPr>
+        <w:rFonts w:eastAsia="黑体"/>
         <w:b/>
         <w:bCs/>
       </w:rPr>
@@ -16127,6 +16904,7 @@
     </w:tblStylePr>
     <w:tblStylePr w:type="lastRow">
       <w:rPr>
+        <w:rFonts w:eastAsia="黑体"/>
         <w:b/>
         <w:bCs/>
         <w:color w:themeColor="text1" w:val="000000"/>
@@ -16138,6 +16916,7 @@
     </w:tblStylePr>
     <w:tblStylePr w:type="firstCol">
       <w:rPr>
+        <w:rFonts w:eastAsia="黑体"/>
         <w:color w:themeColor="background1" w:val="FFFFFF"/>
       </w:rPr>
       <w:tblPr/>
@@ -16147,6 +16926,7 @@
     </w:tblStylePr>
     <w:tblStylePr w:type="lastCol">
       <w:rPr>
+        <w:rFonts w:eastAsia="黑体"/>
         <w:color w:themeColor="background1" w:val="FFFFFF"/>
       </w:rPr>
       <w:tblPr/>
@@ -16176,6 +16956,7 @@
       <w:spacing w:after="0" w:line="240" w:lineRule="auto"/>
     </w:pPr>
     <w:rPr>
+      <w:rFonts w:eastAsia="黑体"/>
       <w:color w:themeColor="text1" w:val="000000"/>
     </w:rPr>
     <w:tblPr>
@@ -16197,6 +16978,7 @@
     </w:tcPr>
     <w:tblStylePr w:type="firstRow">
       <w:rPr>
+        <w:rFonts w:eastAsia="黑体"/>
         <w:b/>
         <w:bCs/>
       </w:rPr>
@@ -16207,6 +16989,7 @@
     </w:tblStylePr>
     <w:tblStylePr w:type="lastRow">
       <w:rPr>
+        <w:rFonts w:eastAsia="黑体"/>
         <w:b/>
         <w:bCs/>
         <w:color w:themeColor="text1" w:val="000000"/>
@@ -16218,6 +17001,7 @@
     </w:tblStylePr>
     <w:tblStylePr w:type="firstCol">
       <w:rPr>
+        <w:rFonts w:eastAsia="黑体"/>
         <w:color w:themeColor="background1" w:val="FFFFFF"/>
       </w:rPr>
       <w:tblPr/>
@@ -16227,6 +17011,7 @@
     </w:tblStylePr>
     <w:tblStylePr w:type="lastCol">
       <w:rPr>
+        <w:rFonts w:eastAsia="黑体"/>
         <w:color w:themeColor="background1" w:val="FFFFFF"/>
       </w:rPr>
       <w:tblPr/>
@@ -16259,6 +17044,7 @@
     <w:name w:val="KeywordTok"/>
     <w:basedOn w:val="VerbatimChar"/>
     <w:rPr>
+      <w:rFonts w:eastAsia="黑体"/>
       <w:b/>
       <w:color w:val="007020"/>
     </w:rPr>
@@ -16267,6 +17053,7 @@
     <w:name w:val="DataTypeTok"/>
     <w:basedOn w:val="VerbatimChar"/>
     <w:rPr>
+      <w:rFonts w:eastAsia="黑体"/>
       <w:color w:val="902000"/>
     </w:rPr>
   </w:style>
@@ -16274,6 +17061,7 @@
     <w:name w:val="DecValTok"/>
     <w:basedOn w:val="VerbatimChar"/>
     <w:rPr>
+      <w:rFonts w:eastAsia="黑体"/>
       <w:color w:val="40a070"/>
     </w:rPr>
   </w:style>
@@ -16281,6 +17069,7 @@
     <w:name w:val="BaseNTok"/>
     <w:basedOn w:val="VerbatimChar"/>
     <w:rPr>
+      <w:rFonts w:eastAsia="黑体"/>
       <w:color w:val="40a070"/>
     </w:rPr>
   </w:style>
@@ -16288,6 +17077,7 @@
     <w:name w:val="FloatTok"/>
     <w:basedOn w:val="VerbatimChar"/>
     <w:rPr>
+      <w:rFonts w:eastAsia="黑体"/>
       <w:color w:val="40a070"/>
     </w:rPr>
   </w:style>
@@ -16295,6 +17085,7 @@
     <w:name w:val="ConstantTok"/>
     <w:basedOn w:val="VerbatimChar"/>
     <w:rPr>
+      <w:rFonts w:eastAsia="黑体"/>
       <w:color w:val="880000"/>
     </w:rPr>
   </w:style>
@@ -16302,6 +17093,7 @@
     <w:name w:val="CharTok"/>
     <w:basedOn w:val="VerbatimChar"/>
     <w:rPr>
+      <w:rFonts w:eastAsia="黑体"/>
       <w:color w:val="4070a0"/>
     </w:rPr>
   </w:style>
@@ -16309,6 +17101,7 @@
     <w:name w:val="SpecialCharTok"/>
     <w:basedOn w:val="VerbatimChar"/>
     <w:rPr>
+      <w:rFonts w:eastAsia="黑体"/>
       <w:color w:val="4070a0"/>
     </w:rPr>
   </w:style>
@@ -16316,6 +17109,7 @@
     <w:name w:val="StringTok"/>
     <w:basedOn w:val="VerbatimChar"/>
     <w:rPr>
+      <w:rFonts w:eastAsia="黑体"/>
       <w:color w:val="4070a0"/>
     </w:rPr>
   </w:style>
@@ -16323,6 +17117,7 @@
     <w:name w:val="VerbatimStringTok"/>
     <w:basedOn w:val="VerbatimChar"/>
     <w:rPr>
+      <w:rFonts w:eastAsia="黑体"/>
       <w:color w:val="4070a0"/>
     </w:rPr>
   </w:style>
@@ -16330,6 +17125,7 @@
     <w:name w:val="SpecialStringTok"/>
     <w:basedOn w:val="VerbatimChar"/>
     <w:rPr>
+      <w:rFonts w:eastAsia="黑体"/>
       <w:color w:val="bb6688"/>
     </w:rPr>
   </w:style>
@@ -16337,6 +17133,7 @@
     <w:name w:val="ImportTok"/>
     <w:basedOn w:val="VerbatimChar"/>
     <w:rPr>
+      <w:rFonts w:eastAsia="黑体"/>
       <w:b/>
       <w:color w:val="008000"/>
     </w:rPr>
@@ -16345,6 +17142,7 @@
     <w:name w:val="CommentTok"/>
     <w:basedOn w:val="VerbatimChar"/>
     <w:rPr>
+      <w:rFonts w:eastAsia="黑体"/>
       <w:i/>
       <w:color w:val="60a0b0"/>
     </w:rPr>
@@ -16353,6 +17151,7 @@
     <w:name w:val="DocumentationTok"/>
     <w:basedOn w:val="VerbatimChar"/>
     <w:rPr>
+      <w:rFonts w:eastAsia="黑体"/>
       <w:i/>
       <w:color w:val="ba2121"/>
     </w:rPr>
@@ -16361,6 +17160,7 @@
     <w:name w:val="AnnotationTok"/>
     <w:basedOn w:val="VerbatimChar"/>
     <w:rPr>
+      <w:rFonts w:eastAsia="黑体"/>
       <w:b/>
       <w:i/>
       <w:color w:val="60a0b0"/>
@@ -16370,6 +17170,7 @@
     <w:name w:val="CommentVarTok"/>
     <w:basedOn w:val="VerbatimChar"/>
     <w:rPr>
+      <w:rFonts w:eastAsia="黑体"/>
       <w:b/>
       <w:i/>
       <w:color w:val="60a0b0"/>
@@ -16379,6 +17180,7 @@
     <w:name w:val="OtherTok"/>
     <w:basedOn w:val="VerbatimChar"/>
     <w:rPr>
+      <w:rFonts w:eastAsia="黑体"/>
       <w:color w:val="007020"/>
     </w:rPr>
   </w:style>
@@ -16386,6 +17188,7 @@
     <w:name w:val="FunctionTok"/>
     <w:basedOn w:val="VerbatimChar"/>
     <w:rPr>
+      <w:rFonts w:eastAsia="黑体"/>
       <w:color w:val="06287e"/>
     </w:rPr>
   </w:style>
@@ -16393,6 +17196,7 @@
     <w:name w:val="VariableTok"/>
     <w:basedOn w:val="VerbatimChar"/>
     <w:rPr>
+      <w:rFonts w:eastAsia="黑体"/>
       <w:color w:val="19177c"/>
     </w:rPr>
   </w:style>
@@ -16400,6 +17204,7 @@
     <w:name w:val="ControlFlowTok"/>
     <w:basedOn w:val="VerbatimChar"/>
     <w:rPr>
+      <w:rFonts w:eastAsia="黑体"/>
       <w:b/>
       <w:color w:val="007020"/>
     </w:rPr>
@@ -16408,6 +17213,7 @@
     <w:name w:val="OperatorTok"/>
     <w:basedOn w:val="VerbatimChar"/>
     <w:rPr>
+      <w:rFonts w:eastAsia="黑体"/>
       <w:color w:val="666666"/>
     </w:rPr>
   </w:style>
@@ -16415,18 +17221,22 @@
     <w:name w:val="BuiltInTok"/>
     <w:basedOn w:val="VerbatimChar"/>
     <w:rPr>
+      <w:rFonts w:eastAsia="黑体"/>
       <w:color w:val="008000"/>
     </w:rPr>
   </w:style>
   <w:style w:type="character" w:customStyle="1" w:styleId="ExtensionTok">
     <w:name w:val="ExtensionTok"/>
     <w:basedOn w:val="VerbatimChar"/>
-    <w:rPr/>
+    <w:rPr>
+      <w:rFonts w:eastAsia="黑体"/>
+    </w:rPr>
   </w:style>
   <w:style w:type="character" w:customStyle="1" w:styleId="PreprocessorTok">
     <w:name w:val="PreprocessorTok"/>
     <w:basedOn w:val="VerbatimChar"/>
     <w:rPr>
+      <w:rFonts w:eastAsia="黑体"/>
       <w:color w:val="bc7a00"/>
     </w:rPr>
   </w:style>
@@ -16434,18 +17244,22 @@
     <w:name w:val="AttributeTok"/>
     <w:basedOn w:val="VerbatimChar"/>
     <w:rPr>
+      <w:rFonts w:eastAsia="黑体"/>
       <w:color w:val="7d9029"/>
     </w:rPr>
   </w:style>
   <w:style w:type="character" w:customStyle="1" w:styleId="RegionMarkerTok">
     <w:name w:val="RegionMarkerTok"/>
     <w:basedOn w:val="VerbatimChar"/>
-    <w:rPr/>
+    <w:rPr>
+      <w:rFonts w:eastAsia="黑体"/>
+    </w:rPr>
   </w:style>
   <w:style w:type="character" w:customStyle="1" w:styleId="InformationTok">
     <w:name w:val="InformationTok"/>
     <w:basedOn w:val="VerbatimChar"/>
     <w:rPr>
+      <w:rFonts w:eastAsia="黑体"/>
       <w:b/>
       <w:i/>
       <w:color w:val="60a0b0"/>
@@ -16455,6 +17269,7 @@
     <w:name w:val="WarningTok"/>
     <w:basedOn w:val="VerbatimChar"/>
     <w:rPr>
+      <w:rFonts w:eastAsia="黑体"/>
       <w:b/>
       <w:i/>
       <w:color w:val="60a0b0"/>
@@ -16464,6 +17279,7 @@
     <w:name w:val="AlertTok"/>
     <w:basedOn w:val="VerbatimChar"/>
     <w:rPr>
+      <w:rFonts w:eastAsia="黑体"/>
       <w:b/>
       <w:color w:val="ff0000"/>
     </w:rPr>
@@ -16472,6 +17288,7 @@
     <w:name w:val="ErrorTok"/>
     <w:basedOn w:val="VerbatimChar"/>
     <w:rPr>
+      <w:rFonts w:eastAsia="黑体"/>
       <w:b/>
       <w:color w:val="ff0000"/>
     </w:rPr>
@@ -16479,7 +17296,9 @@
   <w:style w:type="character" w:customStyle="1" w:styleId="NormalTok">
     <w:name w:val="NormalTok"/>
     <w:basedOn w:val="VerbatimChar"/>
-    <w:rPr/>
+    <w:rPr>
+      <w:rFonts w:eastAsia="黑体"/>
+    </w:rPr>
   </w:style>
 </w:styles>
 </file>
@@ -16528,12 +17347,12 @@
     <a:fontScheme name="Office">
       <a:majorFont>
         <a:latin typeface="Calibri"/>
-        <a:ea typeface=""/>
+        <a:ea typeface="黑体"/>
         <a:cs typeface=""/>
         <a:font script="Jpan" typeface="ＭＳ ゴシック"/>
         <a:font script="Hang" typeface="맑은 고딕"/>
-        <a:font script="Hans" typeface="宋体"/>
-        <a:font script="Hant" typeface="新細明體"/>
+        <a:font script="Hans" typeface="黑体"/>
+        <a:font script="Hant" typeface="黑体"/>
         <a:font script="Arab" typeface="Times New Roman"/>
         <a:font script="Hebr" typeface="Times New Roman"/>
         <a:font script="Thai" typeface="Angsana New"/>
@@ -16563,12 +17382,12 @@
       </a:majorFont>
       <a:minorFont>
         <a:latin typeface="Cambria"/>
-        <a:ea typeface=""/>
+        <a:ea typeface="黑体"/>
         <a:cs typeface=""/>
         <a:font script="Jpan" typeface="ＭＳ 明朝"/>
         <a:font script="Hang" typeface="맑은 고딕"/>
-        <a:font script="Hans" typeface="宋体"/>
-        <a:font script="Hant" typeface="新細明體"/>
+        <a:font script="Hans" typeface="黑体"/>
+        <a:font script="Hant" typeface="黑体"/>
         <a:font script="Arab" typeface="Arial"/>
         <a:font script="Hebr" typeface="Arial"/>
         <a:font script="Thai" typeface="Cordia New"/>

--- a/01-电源电路/02-开关电源/Buck降压/同步整流Buck电路/同步整流Buck电路.docx
+++ b/01-电源电路/02-开关电源/Buck降压/同步整流Buck电路/同步整流Buck电路.docx
@@ -4276,7 +4276,7 @@
           <w:color w:val="555555"/>
           <w:sz w:val="21"/>
         </w:rPr>
-        <w:t>材料收集者：杜文杰，WX手机：19519196569，QQ:3478827729</w:t>
+        <w:t>材料收集者：杜文杰，微信/手机：19519196569，QQ:3478827729</w:t>
       </w:r>
     </w:p>
     <w:sectPr>
